--- a/10-保护电路/02-过流保护/保险丝保护电路/保险丝保护电路.docx
+++ b/10-保护电路/02-过流保护/保险丝保护电路/保险丝保护电路.docx
@@ -1490,6 +1490,20 @@
     </w:p>
     <w:bookmarkEnd w:id="26"/>
     <w:bookmarkEnd w:id="27"/>
+    <w:p>
+      <w:pPr>
+        <w:spacing w:before="360"/>
+        <w:jc w:val="center"/>
+      </w:pPr>
+      <w:r>
+        <w:rPr>
+          <w:rFonts w:ascii="Times New Roman" w:hAnsi="Times New Roman"/>
+          <w:color w:val="555555"/>
+          <w:sz w:val="21"/>
+        </w:rPr>
+        <w:t>材料收集者：杜文杰</w:t>
+      </w:r>
+    </w:p>
     <w:sectPr>
       <w:headerReference r:id="rId9" w:type="default"/>
       <w:footerReference r:id="rId10" w:type="default"/>

--- a/10-保护电路/02-过流保护/保险丝保护电路/保险丝保护电路.docx
+++ b/10-保护电路/02-过流保护/保险丝保护电路/保险丝保护电路.docx
@@ -1,6 +1,6 @@
 
 <file path=word/document.xml><?xml version="1.0" encoding="utf-8"?>
-<w:document xmlns:w="http://schemas.openxmlformats.org/wordprocessingml/2006/main" xmlns:m="http://schemas.openxmlformats.org/officeDocument/2006/math" xmlns:r="http://schemas.openxmlformats.org/officeDocument/2006/relationships" xmlns:o="urn:schemas-microsoft-com:office:office" xmlns:v="urn:schemas-microsoft-com:vml" xmlns:w10="urn:schemas-microsoft-com:office:word" xmlns:a="http://schemas.openxmlformats.org/drawingml/2006/main" xmlns:pic="http://schemas.openxmlformats.org/drawingml/2006/picture" xmlns:wp="http://schemas.openxmlformats.org/drawingml/2006/wordprocessingDrawing">
+<w:document xmlns:m="http://schemas.openxmlformats.org/officeDocument/2006/math" xmlns:r="http://schemas.openxmlformats.org/officeDocument/2006/relationships" xmlns:w="http://schemas.openxmlformats.org/wordprocessingml/2006/main" xmlns:o="urn:schemas-microsoft-com:office:office" xmlns:v="urn:schemas-microsoft-com:vml" xmlns:w10="urn:schemas-microsoft-com:office:word" xmlns:a="http://schemas.openxmlformats.org/drawingml/2006/main" xmlns:pic="http://schemas.openxmlformats.org/drawingml/2006/picture" xmlns:wp="http://schemas.openxmlformats.org/drawingml/2006/wordprocessingDrawing">
   <w:body>
     <w:bookmarkStart w:id="27" w:name="保险丝保护电路"/>
     <w:p>
@@ -9,7 +9,7 @@
       </w:pPr>
       <w:r>
         <w:rPr>
-          <w:rFonts w:hint="eastAsia"/>
+          <w:rFonts w:hint="eastAsia" w:eastAsia="黑体"/>
         </w:rPr>
         <w:t xml:space="preserve">保险丝保护电路</w:t>
       </w:r>
@@ -21,7 +21,7 @@
       </w:pPr>
       <w:r>
         <w:rPr>
-          <w:rFonts w:hint="eastAsia"/>
+          <w:rFonts w:hint="eastAsia" w:eastAsia="黑体"/>
         </w:rPr>
         <w:t xml:space="preserve">拓扑描述</w:t>
       </w:r>
@@ -32,42 +32,51 @@
       </w:pPr>
       <w:r>
         <w:rPr>
-          <w:rFonts w:hint="eastAsia"/>
+          <w:rFonts w:hint="eastAsia" w:eastAsia="黑体"/>
         </w:rPr>
         <w:t xml:space="preserve">由</w:t>
       </w:r>
       <w:r>
+        <w:rPr>
+          <w:rFonts w:eastAsia="黑体"/>
+        </w:rPr>
         <w:t xml:space="preserve"> </w:t>
       </w:r>
       <w:r>
         <w:rPr>
-          <w:rFonts w:hint="eastAsia"/>
+          <w:rFonts w:hint="eastAsia" w:eastAsia="黑体"/>
           <w:b/>
           <w:bCs/>
         </w:rPr>
         <w:t xml:space="preserve">一颗保险丝（熔断器）</w:t>
       </w:r>
       <w:r>
+        <w:rPr>
+          <w:rFonts w:eastAsia="黑体"/>
+        </w:rPr>
         <w:t xml:space="preserve"> </w:t>
       </w:r>
       <w:r>
         <w:rPr>
-          <w:rFonts w:hint="eastAsia"/>
+          <w:rFonts w:hint="eastAsia" w:eastAsia="黑体"/>
         </w:rPr>
         <w:t xml:space="preserve">组成，实质是一段低阻值熔体。电路共有</w:t>
       </w:r>
       <w:r>
+        <w:rPr>
+          <w:rFonts w:eastAsia="黑体"/>
+        </w:rPr>
         <w:t xml:space="preserve"> 2 </w:t>
       </w:r>
       <w:r>
         <w:rPr>
-          <w:rFonts w:hint="eastAsia"/>
+          <w:rFonts w:hint="eastAsia" w:eastAsia="黑体"/>
         </w:rPr>
         <w:t xml:space="preserve">个关键节点：</w:t>
       </w:r>
       <w:r>
         <w:rPr>
-          <w:rFonts w:hint="eastAsia"/>
+          <w:rFonts w:hint="eastAsia" w:eastAsia="黑体"/>
           <w:b/>
           <w:bCs/>
         </w:rPr>
@@ -75,6 +84,7 @@
       </w:r>
       <w:r>
         <w:rPr>
+          <w:rFonts w:eastAsia="黑体"/>
           <w:b/>
           <w:bCs/>
         </w:rPr>
@@ -82,7 +92,7 @@
       </w:r>
       <w:r>
         <w:rPr>
-          <w:rFonts w:hint="eastAsia"/>
+          <w:rFonts w:hint="eastAsia" w:eastAsia="黑体"/>
           <w:b/>
           <w:bCs/>
         </w:rPr>
@@ -90,13 +100,13 @@
       </w:r>
       <w:r>
         <w:rPr>
-          <w:rFonts w:hint="eastAsia"/>
+          <w:rFonts w:hint="eastAsia" w:eastAsia="黑体"/>
         </w:rPr>
         <w:t xml:space="preserve">（接电源输入或回路上一级，连保险丝一端）；</w:t>
       </w:r>
       <w:r>
         <w:rPr>
-          <w:rFonts w:hint="eastAsia"/>
+          <w:rFonts w:hint="eastAsia" w:eastAsia="黑体"/>
           <w:b/>
           <w:bCs/>
         </w:rPr>
@@ -104,6 +114,7 @@
       </w:r>
       <w:r>
         <w:rPr>
+          <w:rFonts w:eastAsia="黑体"/>
           <w:b/>
           <w:bCs/>
         </w:rPr>
@@ -111,7 +122,7 @@
       </w:r>
       <w:r>
         <w:rPr>
-          <w:rFonts w:hint="eastAsia"/>
+          <w:rFonts w:hint="eastAsia" w:eastAsia="黑体"/>
           <w:b/>
           <w:bCs/>
         </w:rPr>
@@ -119,7 +130,7 @@
       </w:r>
       <w:r>
         <w:rPr>
-          <w:rFonts w:hint="eastAsia"/>
+          <w:rFonts w:hint="eastAsia" w:eastAsia="黑体"/>
         </w:rPr>
         <w:t xml:space="preserve">（保险丝另一端接负载/后级回路）。</w:t>
       </w:r>
@@ -128,24 +139,27 @@
       <w:pPr/>
       <w:r>
         <w:rPr>
-          <w:rFonts w:hint="eastAsia"/>
+          <w:rFonts w:hint="eastAsia" w:eastAsia="黑体"/>
         </w:rPr>
         <w:t xml:space="preserve">各元件管脚连接：</w:t>
       </w:r>
       <w:r>
         <w:rPr>
-          <w:rFonts w:hint="eastAsia"/>
+          <w:rFonts w:hint="eastAsia" w:eastAsia="黑体"/>
           <w:b/>
           <w:bCs/>
         </w:rPr>
         <w:t xml:space="preserve">保险丝</w:t>
       </w:r>
       <w:r>
+        <w:rPr>
+          <w:rFonts w:eastAsia="黑体"/>
+        </w:rPr>
         <w:t xml:space="preserve"> </w:t>
       </w:r>
       <w:r>
         <w:rPr>
-          <w:rFonts w:hint="eastAsia"/>
+          <w:rFonts w:hint="eastAsia" w:eastAsia="黑体"/>
         </w:rPr>
         <w:t xml:space="preserve">一端接节点①、另一端接节点②，串联在电源正极（火线）或负载回路的正极一侧。</w:t>
       </w:r>
@@ -154,7 +168,7 @@
       <w:pPr/>
       <w:r>
         <w:rPr>
-          <w:rFonts w:hint="eastAsia"/>
+          <w:rFonts w:hint="eastAsia" w:eastAsia="黑体"/>
         </w:rPr>
         <w:t xml:space="preserve">由此构成”保险丝串联在电源输入正极与负载之间”的基本过流保护组态，当电流超过额定值一定时间后熔体发热熔断、永久切断回路，是最基本、最经济的过流/短路保护器件。</w:t>
       </w:r>
@@ -167,7 +181,7 @@
       </w:pPr>
       <w:r>
         <w:rPr>
-          <w:rFonts w:hint="eastAsia"/>
+          <w:rFonts w:hint="eastAsia" w:eastAsia="黑体"/>
         </w:rPr>
         <w:t xml:space="preserve">工作原理</w:t>
       </w:r>
@@ -178,7 +192,7 @@
       </w:pPr>
       <w:r>
         <w:rPr>
-          <w:rFonts w:hint="eastAsia"/>
+          <w:rFonts w:hint="eastAsia" w:eastAsia="黑体"/>
         </w:rPr>
         <w:t xml:space="preserve">电路正常时熔体电阻很小、压降可忽略，电流通过几乎不发热；当发生过流或短路，电流超过熔断特性（安秒特性）阈值，熔体因热积累升温到熔点而熔断，产生电弧并被灭弧介质熄灭，永久断开回路。</w:t>
       </w:r>
@@ -191,7 +205,7 @@
       </w:pPr>
       <w:r>
         <w:rPr>
-          <w:rFonts w:hint="eastAsia"/>
+          <w:rFonts w:hint="eastAsia" w:eastAsia="黑体"/>
         </w:rPr>
         <w:t xml:space="preserve">关键计算公式</w:t>
       </w:r>
@@ -205,7 +219,7 @@
       </w:pPr>
       <w:r>
         <w:rPr>
-          <w:rFonts w:hint="eastAsia"/>
+          <w:rFonts w:hint="eastAsia" w:eastAsia="黑体"/>
         </w:rPr>
         <w:t xml:space="preserve">焦耳热（熔断能量，</w:t>
       </w:r>
@@ -227,11 +241,14 @@
         </m:r>
       </m:oMath>
       <w:r>
+        <w:rPr>
+          <w:rFonts w:eastAsia="黑体"/>
+        </w:rPr>
         <w:t xml:space="preserve"> </w:t>
       </w:r>
       <w:r>
         <w:rPr>
-          <w:rFonts w:hint="eastAsia"/>
+          <w:rFonts w:hint="eastAsia" w:eastAsia="黑体"/>
         </w:rPr>
         <w:t xml:space="preserve">值）：</w:t>
       </w:r>
@@ -330,7 +347,7 @@
       </w:pPr>
       <w:r>
         <w:rPr>
-          <w:rFonts w:hint="eastAsia"/>
+          <w:rFonts w:hint="eastAsia" w:eastAsia="黑体"/>
         </w:rPr>
         <w:t xml:space="preserve">熔断前功耗：</w:t>
       </w:r>
@@ -422,7 +439,7 @@
       </w:pPr>
       <w:r>
         <w:rPr>
-          <w:rFonts w:hint="eastAsia"/>
+          <w:rFonts w:hint="eastAsia" w:eastAsia="黑体"/>
         </w:rPr>
         <w:t xml:space="preserve">额定电流与正常工作电流裕量：</w:t>
       </w:r>
@@ -524,7 +541,7 @@
       </w:pPr>
       <w:r>
         <w:rPr>
-          <w:rFonts w:hint="eastAsia"/>
+          <w:rFonts w:hint="eastAsia" w:eastAsia="黑体"/>
         </w:rPr>
         <w:t xml:space="preserve">电压/电流额定（分断能力须覆盖短路电流）。</w:t>
       </w:r>
@@ -560,7 +577,7 @@
             </w:pPr>
             <w:r>
               <w:rPr>
-                <w:rFonts w:hint="eastAsia"/>
+                <w:rFonts w:hint="eastAsia" w:eastAsia="黑体"/>
               </w:rPr>
               <w:t xml:space="preserve">符号</w:t>
             </w:r>
@@ -574,7 +591,7 @@
             </w:pPr>
             <w:r>
               <w:rPr>
-                <w:rFonts w:hint="eastAsia"/>
+                <w:rFonts w:hint="eastAsia" w:eastAsia="黑体"/>
               </w:rPr>
               <w:t xml:space="preserve">含义</w:t>
             </w:r>
@@ -588,7 +605,7 @@
             </w:pPr>
             <w:r>
               <w:rPr>
-                <w:rFonts w:hint="eastAsia"/>
+                <w:rFonts w:hint="eastAsia" w:eastAsia="黑体"/>
               </w:rPr>
               <w:t xml:space="preserve">单位</w:t>
             </w:r>
@@ -608,6 +625,9 @@
               </m:r>
             </m:oMath>
             <w:r>
+              <w:rPr>
+                <w:rFonts w:eastAsia="黑体"/>
+              </w:rPr>
               <w:t xml:space="preserve">​</w:t>
             </w:r>
           </w:p>
@@ -620,7 +640,7 @@
             </w:pPr>
             <w:r>
               <w:rPr>
-                <w:rFonts w:hint="eastAsia"/>
+                <w:rFonts w:hint="eastAsia" w:eastAsia="黑体"/>
               </w:rPr>
               <w:t xml:space="preserve">电流</w:t>
             </w:r>
@@ -633,6 +653,9 @@
               <w:pStyle w:val="Compact"/>
             </w:pPr>
             <w:r>
+              <w:rPr>
+                <w:rFonts w:eastAsia="黑体"/>
+              </w:rPr>
               <w:t xml:space="preserve">A</w:t>
             </w:r>
           </w:p>
@@ -651,6 +674,9 @@
               </m:r>
             </m:oMath>
             <w:r>
+              <w:rPr>
+                <w:rFonts w:eastAsia="黑体"/>
+              </w:rPr>
               <w:t xml:space="preserve">​</w:t>
             </w:r>
           </w:p>
@@ -663,7 +689,7 @@
             </w:pPr>
             <w:r>
               <w:rPr>
-                <w:rFonts w:hint="eastAsia"/>
+                <w:rFonts w:hint="eastAsia" w:eastAsia="黑体"/>
               </w:rPr>
               <w:t xml:space="preserve">熔断时间</w:t>
             </w:r>
@@ -676,6 +702,9 @@
               <w:pStyle w:val="Compact"/>
             </w:pPr>
             <w:r>
+              <w:rPr>
+                <w:rFonts w:eastAsia="黑体"/>
+              </w:rPr>
               <w:t xml:space="preserve">s</w:t>
             </w:r>
           </w:p>
@@ -712,6 +741,9 @@
               </m:sSub>
             </m:oMath>
             <w:r>
+              <w:rPr>
+                <w:rFonts w:eastAsia="黑体"/>
+              </w:rPr>
               <w:t xml:space="preserve">​</w:t>
             </w:r>
           </w:p>
@@ -724,7 +756,7 @@
             </w:pPr>
             <w:r>
               <w:rPr>
-                <w:rFonts w:hint="eastAsia"/>
+                <w:rFonts w:hint="eastAsia" w:eastAsia="黑体"/>
               </w:rPr>
               <w:t xml:space="preserve">熔体电阻</w:t>
             </w:r>
@@ -737,6 +769,9 @@
               <w:pStyle w:val="Compact"/>
             </w:pPr>
             <w:r>
+              <w:rPr>
+                <w:rFonts w:eastAsia="黑体"/>
+              </w:rPr>
               <w:t xml:space="preserve">Ω</w:t>
             </w:r>
           </w:p>
@@ -755,6 +790,9 @@
               </m:r>
             </m:oMath>
             <w:r>
+              <w:rPr>
+                <w:rFonts w:eastAsia="黑体"/>
+              </w:rPr>
               <w:t xml:space="preserve">​</w:t>
             </w:r>
           </w:p>
@@ -767,7 +805,7 @@
             </w:pPr>
             <w:r>
               <w:rPr>
-                <w:rFonts w:hint="eastAsia"/>
+                <w:rFonts w:hint="eastAsia" w:eastAsia="黑体"/>
               </w:rPr>
               <w:t xml:space="preserve">功耗</w:t>
             </w:r>
@@ -780,6 +818,9 @@
               <w:pStyle w:val="Compact"/>
             </w:pPr>
             <w:r>
+              <w:rPr>
+                <w:rFonts w:eastAsia="黑体"/>
+              </w:rPr>
               <w:t xml:space="preserve">W</w:t>
             </w:r>
           </w:p>
@@ -810,6 +851,9 @@
               </m:r>
             </m:oMath>
             <w:r>
+              <w:rPr>
+                <w:rFonts w:eastAsia="黑体"/>
+              </w:rPr>
               <w:t xml:space="preserve">​</w:t>
             </w:r>
           </w:p>
@@ -822,7 +866,7 @@
             </w:pPr>
             <w:r>
               <w:rPr>
-                <w:rFonts w:hint="eastAsia"/>
+                <w:rFonts w:hint="eastAsia" w:eastAsia="黑体"/>
               </w:rPr>
               <w:t xml:space="preserve">熔断积分（能量）</w:t>
             </w:r>
@@ -835,6 +879,9 @@
               <w:pStyle w:val="Compact"/>
             </w:pPr>
             <w:r>
+              <w:rPr>
+                <w:rFonts w:eastAsia="黑体"/>
+              </w:rPr>
               <w:t xml:space="preserve">A²·s</w:t>
             </w:r>
           </w:p>
@@ -849,7 +896,7 @@
       </w:pPr>
       <w:r>
         <w:rPr>
-          <w:rFonts w:hint="eastAsia"/>
+          <w:rFonts w:hint="eastAsia" w:eastAsia="黑体"/>
         </w:rPr>
         <w:t xml:space="preserve">元件调整影响</w:t>
       </w:r>
@@ -864,7 +911,7 @@
       </w:pPr>
       <w:r>
         <w:rPr>
-          <w:rFonts w:hint="eastAsia"/>
+          <w:rFonts w:hint="eastAsia" w:eastAsia="黑体"/>
           <w:b/>
           <w:bCs/>
         </w:rPr>
@@ -872,20 +919,27 @@
       </w:r>
       <w:r>
         <w:rPr>
+          <w:rFonts w:eastAsia="黑体"/>
           <w:b/>
           <w:bCs/>
         </w:rPr>
         <w:t xml:space="preserve"> ↓</w:t>
       </w:r>
       <w:r>
+        <w:rPr>
+          <w:rFonts w:eastAsia="黑体"/>
+        </w:rPr>
         <w:t xml:space="preserve"> </w:t>
       </w:r>
       <w:r>
+        <w:rPr>
+          <w:rFonts w:eastAsia="黑体"/>
+        </w:rPr>
         <w:t xml:space="preserve">→ </w:t>
       </w:r>
       <w:r>
         <w:rPr>
-          <w:rFonts w:hint="eastAsia"/>
+          <w:rFonts w:hint="eastAsia" w:eastAsia="黑体"/>
         </w:rPr>
         <w:t xml:space="preserve">更易熔断、保护更灵敏，但可能正常工作时误断。</w:t>
       </w:r>
@@ -900,7 +954,7 @@
       </w:pPr>
       <w:r>
         <w:rPr>
-          <w:rFonts w:hint="eastAsia"/>
+          <w:rFonts w:hint="eastAsia" w:eastAsia="黑体"/>
           <w:b/>
           <w:bCs/>
         </w:rPr>
@@ -908,20 +962,27 @@
       </w:r>
       <w:r>
         <w:rPr>
+          <w:rFonts w:eastAsia="黑体"/>
           <w:b/>
           <w:bCs/>
         </w:rPr>
         <w:t xml:space="preserve"> ↑</w:t>
       </w:r>
       <w:r>
+        <w:rPr>
+          <w:rFonts w:eastAsia="黑体"/>
+        </w:rPr>
         <w:t xml:space="preserve"> </w:t>
       </w:r>
       <w:r>
+        <w:rPr>
+          <w:rFonts w:eastAsia="黑体"/>
+        </w:rPr>
         <w:t xml:space="preserve">→ </w:t>
       </w:r>
       <w:r>
         <w:rPr>
-          <w:rFonts w:hint="eastAsia"/>
+          <w:rFonts w:hint="eastAsia" w:eastAsia="黑体"/>
         </w:rPr>
         <w:t xml:space="preserve">不易误断，但过流保护阈值升高、反应变慢。</w:t>
       </w:r>
@@ -936,21 +997,27 @@
       </w:pPr>
       <w:r>
         <w:rPr>
-          <w:rFonts w:hint="eastAsia"/>
+          <w:rFonts w:hint="eastAsia" w:eastAsia="黑体"/>
           <w:b/>
           <w:bCs/>
         </w:rPr>
         <w:t xml:space="preserve">熔断特性（快断/慢断）</w:t>
       </w:r>
       <w:r>
+        <w:rPr>
+          <w:rFonts w:eastAsia="黑体"/>
+        </w:rPr>
         <w:t xml:space="preserve"> </w:t>
       </w:r>
       <w:r>
+        <w:rPr>
+          <w:rFonts w:eastAsia="黑体"/>
+        </w:rPr>
         <w:t xml:space="preserve">→ </w:t>
       </w:r>
       <w:r>
         <w:rPr>
-          <w:rFonts w:hint="eastAsia"/>
+          <w:rFonts w:hint="eastAsia" w:eastAsia="黑体"/>
         </w:rPr>
         <w:t xml:space="preserve">慢断适合冲击电流（如电机启动），快断适合短路保护。</w:t>
       </w:r>
@@ -965,21 +1032,27 @@
       </w:pPr>
       <w:r>
         <w:rPr>
-          <w:rFonts w:hint="eastAsia"/>
+          <w:rFonts w:hint="eastAsia" w:eastAsia="黑体"/>
           <w:b/>
           <w:bCs/>
         </w:rPr>
         <w:t xml:space="preserve">分断能力（额定遮断容量）↑</w:t>
       </w:r>
       <w:r>
+        <w:rPr>
+          <w:rFonts w:eastAsia="黑体"/>
+        </w:rPr>
         <w:t xml:space="preserve"> </w:t>
       </w:r>
       <w:r>
+        <w:rPr>
+          <w:rFonts w:eastAsia="黑体"/>
+        </w:rPr>
         <w:t xml:space="preserve">→ </w:t>
       </w:r>
       <w:r>
         <w:rPr>
-          <w:rFonts w:hint="eastAsia"/>
+          <w:rFonts w:hint="eastAsia" w:eastAsia="黑体"/>
         </w:rPr>
         <w:t xml:space="preserve">能安全切断更大短路电流而不爆裂。</w:t>
       </w:r>
@@ -992,7 +1065,7 @@
       </w:pPr>
       <w:r>
         <w:rPr>
-          <w:rFonts w:hint="eastAsia"/>
+          <w:rFonts w:hint="eastAsia" w:eastAsia="黑体"/>
         </w:rPr>
         <w:t xml:space="preserve">典型参数示例</w:t>
       </w:r>
@@ -1007,11 +1080,14 @@
       </w:pPr>
       <w:r>
         <w:rPr>
-          <w:rFonts w:hint="eastAsia"/>
+          <w:rFonts w:hint="eastAsia" w:eastAsia="黑体"/>
         </w:rPr>
         <w:t xml:space="preserve">取负载正常工作</w:t>
       </w:r>
       <w:r>
+        <w:rPr>
+          <w:rFonts w:eastAsia="黑体"/>
+        </w:rPr>
         <w:t xml:space="preserve"> </w:t>
       </w:r>
       <m:oMath>
@@ -1053,15 +1129,21 @@
         </m:r>
       </m:oMath>
       <w:r>
+        <w:rPr>
+          <w:rFonts w:eastAsia="黑体"/>
+        </w:rPr>
         <w:t xml:space="preserve"> </w:t>
       </w:r>
       <w:r>
         <w:rPr>
-          <w:rFonts w:hint="eastAsia"/>
+          <w:rFonts w:hint="eastAsia" w:eastAsia="黑体"/>
         </w:rPr>
         <w:t xml:space="preserve">A：选</w:t>
       </w:r>
       <w:r>
+        <w:rPr>
+          <w:rFonts w:eastAsia="黑体"/>
+        </w:rPr>
         <w:t xml:space="preserve"> </w:t>
       </w:r>
       <m:oMath>
@@ -1109,20 +1191,26 @@
         </m:r>
       </m:oMath>
       <w:r>
+        <w:rPr>
+          <w:rFonts w:eastAsia="黑体"/>
+        </w:rPr>
         <w:t xml:space="preserve"> </w:t>
       </w:r>
       <w:r>
         <w:rPr>
-          <w:rFonts w:hint="eastAsia"/>
+          <w:rFonts w:hint="eastAsia" w:eastAsia="黑体"/>
         </w:rPr>
         <w:t xml:space="preserve">A，取</w:t>
       </w:r>
       <w:r>
+        <w:rPr>
+          <w:rFonts w:eastAsia="黑体"/>
+        </w:rPr>
         <w:t xml:space="preserve"> 1.25 A </w:t>
       </w:r>
       <w:r>
         <w:rPr>
-          <w:rFonts w:hint="eastAsia"/>
+          <w:rFonts w:hint="eastAsia" w:eastAsia="黑体"/>
         </w:rPr>
         <w:t xml:space="preserve">慢断保险丝。</w:t>
       </w:r>
@@ -1137,11 +1225,14 @@
       </w:pPr>
       <w:r>
         <w:rPr>
-          <w:rFonts w:hint="eastAsia"/>
+          <w:rFonts w:hint="eastAsia" w:eastAsia="黑体"/>
         </w:rPr>
         <w:t xml:space="preserve">熔体电阻典型</w:t>
       </w:r>
       <w:r>
+        <w:rPr>
+          <w:rFonts w:eastAsia="黑体"/>
+        </w:rPr>
         <w:t xml:space="preserve"> </w:t>
       </w:r>
       <m:oMath>
@@ -1187,11 +1278,14 @@
       </m:oMath>
       <w:r>
         <w:rPr>
-          <w:rFonts w:hint="eastAsia"/>
+          <w:rFonts w:hint="eastAsia" w:eastAsia="黑体"/>
         </w:rPr>
         <w:t xml:space="preserve">：正常</w:t>
       </w:r>
       <w:r>
+        <w:rPr>
+          <w:rFonts w:eastAsia="黑体"/>
+        </w:rPr>
         <w:t xml:space="preserve"> </w:t>
       </w:r>
       <m:oMath>
@@ -1236,9 +1330,15 @@
         </m:r>
       </m:oMath>
       <w:r>
+        <w:rPr>
+          <w:rFonts w:eastAsia="黑体"/>
+        </w:rPr>
         <w:t xml:space="preserve"> </w:t>
       </w:r>
       <w:r>
+        <w:rPr>
+          <w:rFonts w:eastAsia="黑体"/>
+        </w:rPr>
         <w:t xml:space="preserve">W。</w:t>
       </w:r>
     </w:p>
@@ -1250,7 +1350,7 @@
       </w:pPr>
       <w:r>
         <w:rPr>
-          <w:rFonts w:hint="eastAsia"/>
+          <w:rFonts w:hint="eastAsia" w:eastAsia="黑体"/>
         </w:rPr>
         <w:t xml:space="preserve">常见器件型号</w:t>
       </w:r>
@@ -1265,25 +1365,31 @@
       </w:pPr>
       <w:r>
         <w:rPr>
-          <w:rFonts w:hint="eastAsia"/>
+          <w:rFonts w:hint="eastAsia" w:eastAsia="黑体"/>
         </w:rPr>
         <w:t xml:space="preserve">管状保险丝：5×20</w:t>
       </w:r>
       <w:r>
+        <w:rPr>
+          <w:rFonts w:eastAsia="黑体"/>
+        </w:rPr>
         <w:t xml:space="preserve"> mm、6×30 mm </w:t>
       </w:r>
       <w:r>
         <w:rPr>
-          <w:rFonts w:hint="eastAsia"/>
+          <w:rFonts w:hint="eastAsia" w:eastAsia="黑体"/>
         </w:rPr>
         <w:t xml:space="preserve">玻璃/陶瓷管（F/T</w:t>
       </w:r>
       <w:r>
+        <w:rPr>
+          <w:rFonts w:eastAsia="黑体"/>
+        </w:rPr>
         <w:t xml:space="preserve"> </w:t>
       </w:r>
       <w:r>
         <w:rPr>
-          <w:rFonts w:hint="eastAsia"/>
+          <w:rFonts w:hint="eastAsia" w:eastAsia="黑体"/>
         </w:rPr>
         <w:t xml:space="preserve">快慢断）。</w:t>
       </w:r>
@@ -1298,25 +1404,31 @@
       </w:pPr>
       <w:r>
         <w:rPr>
-          <w:rFonts w:hint="eastAsia"/>
+          <w:rFonts w:hint="eastAsia" w:eastAsia="黑体"/>
         </w:rPr>
         <w:t xml:space="preserve">贴片保险丝：0402/0603/1206</w:t>
       </w:r>
       <w:r>
+        <w:rPr>
+          <w:rFonts w:eastAsia="黑体"/>
+        </w:rPr>
         <w:t xml:space="preserve"> </w:t>
       </w:r>
       <w:r>
         <w:rPr>
-          <w:rFonts w:hint="eastAsia"/>
+          <w:rFonts w:hint="eastAsia" w:eastAsia="黑体"/>
         </w:rPr>
         <w:t xml:space="preserve">系列（如</w:t>
       </w:r>
       <w:r>
+        <w:rPr>
+          <w:rFonts w:eastAsia="黑体"/>
+        </w:rPr>
         <w:t xml:space="preserve"> Littelfuse 434、Bourns </w:t>
       </w:r>
       <w:r>
         <w:rPr>
-          <w:rFonts w:hint="eastAsia"/>
+          <w:rFonts w:hint="eastAsia" w:eastAsia="黑体"/>
         </w:rPr>
         <w:t xml:space="preserve">SF）。</w:t>
       </w:r>
@@ -1331,16 +1443,19 @@
       </w:pPr>
       <w:r>
         <w:rPr>
-          <w:rFonts w:hint="eastAsia"/>
+          <w:rFonts w:hint="eastAsia" w:eastAsia="黑体"/>
         </w:rPr>
         <w:t xml:space="preserve">自恢复保险丝（PPTC）：RXE、nanoSMD</w:t>
       </w:r>
       <w:r>
+        <w:rPr>
+          <w:rFonts w:eastAsia="黑体"/>
+        </w:rPr>
         <w:t xml:space="preserve"> </w:t>
       </w:r>
       <w:r>
         <w:rPr>
-          <w:rFonts w:hint="eastAsia"/>
+          <w:rFonts w:hint="eastAsia" w:eastAsia="黑体"/>
         </w:rPr>
         <w:t xml:space="preserve">系列。</w:t>
       </w:r>
@@ -1353,7 +1468,7 @@
       </w:pPr>
       <w:r>
         <w:rPr>
-          <w:rFonts w:hint="eastAsia"/>
+          <w:rFonts w:hint="eastAsia" w:eastAsia="黑体"/>
         </w:rPr>
         <w:t xml:space="preserve">注意事项</w:t>
       </w:r>
@@ -1368,16 +1483,19 @@
       </w:pPr>
       <w:r>
         <w:rPr>
-          <w:rFonts w:hint="eastAsia"/>
+          <w:rFonts w:hint="eastAsia" w:eastAsia="黑体"/>
         </w:rPr>
         <w:t xml:space="preserve">保险丝是一次性器件（除</w:t>
       </w:r>
       <w:r>
+        <w:rPr>
+          <w:rFonts w:eastAsia="黑体"/>
+        </w:rPr>
         <w:t xml:space="preserve"> PPTC </w:t>
       </w:r>
       <w:r>
         <w:rPr>
-          <w:rFonts w:hint="eastAsia"/>
+          <w:rFonts w:hint="eastAsia" w:eastAsia="黑体"/>
         </w:rPr>
         <w:t xml:space="preserve">自恢复型），熔断后需更换并查明原因。</w:t>
       </w:r>
@@ -1392,7 +1510,7 @@
       </w:pPr>
       <w:r>
         <w:rPr>
-          <w:rFonts w:hint="eastAsia"/>
+          <w:rFonts w:hint="eastAsia" w:eastAsia="黑体"/>
         </w:rPr>
         <w:t xml:space="preserve">必须串在火线/正极侧并符合安规（UL/CCC），保证安全分断。</w:t>
       </w:r>
@@ -1407,7 +1525,7 @@
       </w:pPr>
       <w:r>
         <w:rPr>
-          <w:rFonts w:hint="eastAsia"/>
+          <w:rFonts w:hint="eastAsia" w:eastAsia="黑体"/>
         </w:rPr>
         <w:t xml:space="preserve">分断能力要大于可能的最大短路电流，否则会电弧失控。</w:t>
       </w:r>
@@ -1422,7 +1540,7 @@
       </w:pPr>
       <w:r>
         <w:rPr>
-          <w:rFonts w:hint="eastAsia"/>
+          <w:rFonts w:hint="eastAsia" w:eastAsia="黑体"/>
         </w:rPr>
         <w:t xml:space="preserve">环境温度会影响额定电流，高温需降额使用。</w:t>
       </w:r>
@@ -1435,7 +1553,7 @@
       </w:pPr>
       <w:r>
         <w:rPr>
-          <w:rFonts w:hint="eastAsia"/>
+          <w:rFonts w:hint="eastAsia" w:eastAsia="黑体"/>
         </w:rPr>
         <w:t xml:space="preserve">参考资料</w:t>
       </w:r>
@@ -1449,6 +1567,9 @@
         </w:numPr>
       </w:pPr>
       <w:r>
+        <w:rPr>
+          <w:rFonts w:eastAsia="黑体"/>
+        </w:rPr>
         <w:t xml:space="preserve">Wikipedia: Fuse (electrical)。</w:t>
       </w:r>
     </w:p>
@@ -1461,11 +1582,14 @@
         </w:numPr>
       </w:pPr>
       <w:r>
+        <w:rPr>
+          <w:rFonts w:eastAsia="黑体"/>
+        </w:rPr>
         <w:t xml:space="preserve">Littelfuse / Bussmann </w:t>
       </w:r>
       <w:r>
         <w:rPr>
-          <w:rFonts w:hint="eastAsia"/>
+          <w:rFonts w:hint="eastAsia" w:eastAsia="黑体"/>
         </w:rPr>
         <w:t xml:space="preserve">保险丝选型指南。</w:t>
       </w:r>
@@ -1479,11 +1603,14 @@
         </w:numPr>
       </w:pPr>
       <w:r>
+        <w:rPr>
+          <w:rFonts w:eastAsia="黑体"/>
+        </w:rPr>
         <w:t xml:space="preserve">IEC 60127 </w:t>
       </w:r>
       <w:r>
         <w:rPr>
-          <w:rFonts w:hint="eastAsia"/>
+          <w:rFonts w:hint="eastAsia" w:eastAsia="黑体"/>
         </w:rPr>
         <w:t xml:space="preserve">小型熔断器标准。</w:t>
       </w:r>
@@ -1497,11 +1624,11 @@
       </w:pPr>
       <w:r>
         <w:rPr>
-          <w:rFonts w:ascii="Times New Roman" w:hAnsi="Times New Roman"/>
+          <w:rFonts w:ascii="Times New Roman" w:hAnsi="Times New Roman" w:eastAsia="黑体"/>
           <w:color w:val="555555"/>
           <w:sz w:val="21"/>
         </w:rPr>
-        <w:t>材料收集者：杜文杰</w:t>
+        <w:t>材料收集者：杜文杰，WX手机：19519196569，QQ:3478827729</w:t>
       </w:r>
     </w:p>
     <w:sectPr>
@@ -1521,7 +1648,7 @@
 </file>
 
 <file path=word/footer1.xml><?xml version="1.0" encoding="utf-8"?>
-<w:ftr xmlns:m="http://schemas.openxmlformats.org/officeDocument/2006/math" xmlns:mc="http://schemas.openxmlformats.org/markup-compatibility/2006" xmlns:mo="http://schemas.microsoft.com/office/mac/office/2008/main" xmlns:mv="urn:schemas-microsoft-com:mac:vml" xmlns:o="urn:schemas-microsoft-com:office:office" xmlns:r="http://schemas.openxmlformats.org/officeDocument/2006/relationships" xmlns:v="urn:schemas-microsoft-com:vml" xmlns:w10="urn:schemas-microsoft-com:office:word" xmlns:w14="http://schemas.microsoft.com/office/word/2010/wordml" xmlns:w="http://schemas.openxmlformats.org/wordprocessingml/2006/main" xmlns:wne="http://schemas.microsoft.com/office/word/2006/wordml" xmlns:wp14="http://schemas.microsoft.com/office/word/2010/wordprocessingDrawing" xmlns:wp="http://schemas.openxmlformats.org/drawingml/2006/wordprocessingDrawing" xmlns:wpc="http://schemas.microsoft.com/office/word/2010/wordprocessingCanvas" xmlns:wpg="http://schemas.microsoft.com/office/word/2010/wordprocessingGroup" xmlns:wpi="http://schemas.microsoft.com/office/word/2010/wordprocessingInk" xmlns:wps="http://schemas.microsoft.com/office/word/2010/wordprocessingShape" mc:Ignorable="w14 wp14">
+<w:ftr xmlns:mc="http://schemas.openxmlformats.org/markup-compatibility/2006" xmlns:w="http://schemas.openxmlformats.org/wordprocessingml/2006/main" xmlns:m="http://schemas.openxmlformats.org/officeDocument/2006/math" xmlns:mo="http://schemas.microsoft.com/office/mac/office/2008/main" xmlns:mv="urn:schemas-microsoft-com:mac:vml" xmlns:o="urn:schemas-microsoft-com:office:office" xmlns:r="http://schemas.openxmlformats.org/officeDocument/2006/relationships" xmlns:v="urn:schemas-microsoft-com:vml" xmlns:w10="urn:schemas-microsoft-com:office:word" xmlns:w14="http://schemas.microsoft.com/office/word/2010/wordml" xmlns:wne="http://schemas.microsoft.com/office/word/2006/wordml" xmlns:wp14="http://schemas.microsoft.com/office/word/2010/wordprocessingDrawing" xmlns:wp="http://schemas.openxmlformats.org/drawingml/2006/wordprocessingDrawing" xmlns:wpc="http://schemas.microsoft.com/office/word/2010/wordprocessingCanvas" xmlns:wpg="http://schemas.microsoft.com/office/word/2010/wordprocessingGroup" xmlns:wpi="http://schemas.microsoft.com/office/word/2010/wordprocessingInk" xmlns:wps="http://schemas.microsoft.com/office/word/2010/wordprocessingShape" mc:Ignorable="w14 wp14">
   <w:p>
     <w:pPr>
       <w:pStyle w:val="Footer"/>
@@ -1529,12 +1656,14 @@
     </w:pPr>
     <w:r>
       <w:rPr>
+        <w:rFonts w:eastAsia="黑体"/>
         <w:sz w:val="18"/>
       </w:rPr>
       <w:t xml:space="preserve">第 </w:t>
     </w:r>
     <w:r>
       <w:rPr>
+        <w:rFonts w:eastAsia="黑体"/>
         <w:sz w:val="18"/>
       </w:rPr>
       <w:fldChar w:fldCharType="begin"/>
@@ -1543,6 +1672,7 @@
     </w:r>
     <w:r>
       <w:rPr>
+        <w:rFonts w:eastAsia="黑体"/>
         <w:sz w:val="18"/>
       </w:rPr>
       <w:t xml:space="preserve"> 页</w:t>
@@ -1556,6 +1686,9 @@
   <w:footnote w:type="continuationSeparator" w:id="0">
     <w:p>
       <w:r>
+        <w:rPr>
+          <w:rFonts w:eastAsia="黑体"/>
+        </w:rPr>
         <w:continuationSeparator/>
       </w:r>
     </w:p>
@@ -1563,6 +1696,9 @@
   <w:footnote w:type="separator" w:id="-1">
     <w:p>
       <w:r>
+        <w:rPr>
+          <w:rFonts w:eastAsia="黑体"/>
+        </w:rPr>
         <w:separator/>
       </w:r>
     </w:p>
@@ -1571,7 +1707,7 @@
 </file>
 
 <file path=word/header1.xml><?xml version="1.0" encoding="utf-8"?>
-<w:hdr xmlns:m="http://schemas.openxmlformats.org/officeDocument/2006/math" xmlns:mc="http://schemas.openxmlformats.org/markup-compatibility/2006" xmlns:mo="http://schemas.microsoft.com/office/mac/office/2008/main" xmlns:mv="urn:schemas-microsoft-com:mac:vml" xmlns:o="urn:schemas-microsoft-com:office:office" xmlns:r="http://schemas.openxmlformats.org/officeDocument/2006/relationships" xmlns:v="urn:schemas-microsoft-com:vml" xmlns:w10="urn:schemas-microsoft-com:office:word" xmlns:w14="http://schemas.microsoft.com/office/word/2010/wordml" xmlns:w="http://schemas.openxmlformats.org/wordprocessingml/2006/main" xmlns:wne="http://schemas.microsoft.com/office/word/2006/wordml" xmlns:wp14="http://schemas.microsoft.com/office/word/2010/wordprocessingDrawing" xmlns:wp="http://schemas.openxmlformats.org/drawingml/2006/wordprocessingDrawing" xmlns:wpc="http://schemas.microsoft.com/office/word/2010/wordprocessingCanvas" xmlns:wpg="http://schemas.microsoft.com/office/word/2010/wordprocessingGroup" xmlns:wpi="http://schemas.microsoft.com/office/word/2010/wordprocessingInk" xmlns:wps="http://schemas.microsoft.com/office/word/2010/wordprocessingShape" mc:Ignorable="w14 wp14">
+<w:hdr xmlns:mc="http://schemas.openxmlformats.org/markup-compatibility/2006" xmlns:w="http://schemas.openxmlformats.org/wordprocessingml/2006/main" xmlns:m="http://schemas.openxmlformats.org/officeDocument/2006/math" xmlns:mo="http://schemas.microsoft.com/office/mac/office/2008/main" xmlns:mv="urn:schemas-microsoft-com:mac:vml" xmlns:o="urn:schemas-microsoft-com:office:office" xmlns:r="http://schemas.openxmlformats.org/officeDocument/2006/relationships" xmlns:v="urn:schemas-microsoft-com:vml" xmlns:w10="urn:schemas-microsoft-com:office:word" xmlns:w14="http://schemas.microsoft.com/office/word/2010/wordml" xmlns:wne="http://schemas.microsoft.com/office/word/2006/wordml" xmlns:wp14="http://schemas.microsoft.com/office/word/2010/wordprocessingDrawing" xmlns:wp="http://schemas.openxmlformats.org/drawingml/2006/wordprocessingDrawing" xmlns:wpc="http://schemas.microsoft.com/office/word/2010/wordprocessingCanvas" xmlns:wpg="http://schemas.microsoft.com/office/word/2010/wordprocessingGroup" xmlns:wpi="http://schemas.microsoft.com/office/word/2010/wordprocessingInk" xmlns:wps="http://schemas.microsoft.com/office/word/2010/wordprocessingShape" mc:Ignorable="w14 wp14">
   <w:p>
     <w:pPr>
       <w:pStyle w:val="Header"/>
@@ -1579,7 +1715,7 @@
     </w:pPr>
     <w:r>
       <w:rPr>
-        <w:rFonts w:ascii="Times New Roman" w:hAnsi="Times New Roman"/>
+        <w:rFonts w:ascii="Times New Roman" w:hAnsi="Times New Roman" w:eastAsia="黑体"/>
         <w:sz w:val="18"/>
         <w:rFonts w:eastAsia="黑体"/>
         <w:rFonts w:eastAsia="黑体"/>
@@ -1591,7 +1727,7 @@
 </file>
 
 <file path=word/numbering.xml><?xml version="1.0" encoding="utf-8"?>
-<w:numbering xmlns:m="http://schemas.openxmlformats.org/officeDocument/2006/math" xmlns:mc="http://schemas.openxmlformats.org/markup-compatibility/2006" xmlns:mo="http://schemas.microsoft.com/office/mac/office/2008/main" xmlns:mv="urn:schemas-microsoft-com:mac:vml" xmlns:o="urn:schemas-microsoft-com:office:office" xmlns:r="http://schemas.openxmlformats.org/officeDocument/2006/relationships" xmlns:v="urn:schemas-microsoft-com:vml" xmlns:w="http://schemas.openxmlformats.org/wordprocessingml/2006/main" xmlns:w10="urn:schemas-microsoft-com:office:word" xmlns:w14="http://schemas.microsoft.com/office/word/2010/wordml" xmlns:wne="http://schemas.microsoft.com/office/word/2006/wordml" xmlns:wp="http://schemas.openxmlformats.org/drawingml/2006/wordprocessingDrawing" xmlns:wp14="http://schemas.microsoft.com/office/word/2010/wordprocessingDrawing" xmlns:wpc="http://schemas.microsoft.com/office/word/2010/wordprocessingCanvas" xmlns:wpg="http://schemas.microsoft.com/office/word/2010/wordprocessingGroup" xmlns:wpi="http://schemas.microsoft.com/office/word/2010/wordprocessingInk" xmlns:wps="http://schemas.microsoft.com/office/word/2010/wordprocessingShape" mc:Ignorable="w14 wp14">
+<w:numbering xmlns:mc="http://schemas.openxmlformats.org/markup-compatibility/2006" xmlns:w="http://schemas.openxmlformats.org/wordprocessingml/2006/main" xmlns:m="http://schemas.openxmlformats.org/officeDocument/2006/math" xmlns:mo="http://schemas.microsoft.com/office/mac/office/2008/main" xmlns:mv="urn:schemas-microsoft-com:mac:vml" xmlns:o="urn:schemas-microsoft-com:office:office" xmlns:r="http://schemas.openxmlformats.org/officeDocument/2006/relationships" xmlns:v="urn:schemas-microsoft-com:vml" xmlns:w10="urn:schemas-microsoft-com:office:word" xmlns:w14="http://schemas.microsoft.com/office/word/2010/wordml" xmlns:wne="http://schemas.microsoft.com/office/word/2006/wordml" xmlns:wp="http://schemas.openxmlformats.org/drawingml/2006/wordprocessingDrawing" xmlns:wp14="http://schemas.microsoft.com/office/word/2010/wordprocessingDrawing" xmlns:wpc="http://schemas.microsoft.com/office/word/2010/wordprocessingCanvas" xmlns:wpg="http://schemas.microsoft.com/office/word/2010/wordprocessingGroup" xmlns:wpi="http://schemas.microsoft.com/office/word/2010/wordprocessingInk" xmlns:wps="http://schemas.microsoft.com/office/word/2010/wordprocessingShape" mc:Ignorable="w14 wp14">
   <w:abstractNum w:abstractNumId="0">
     <w:nsid w:val="FFFFFF7C"/>
     <w:multiLevelType w:val="singleLevel"/>
@@ -1678,7 +1814,7 @@
         <w:ind w:hanging="360" w:left="1440"/>
       </w:pPr>
       <w:rPr>
-        <w:rFonts w:ascii="Symbol" w:hAnsi="Symbol" w:hint="default"/>
+        <w:rFonts w:ascii="Symbol" w:hAnsi="Symbol" w:hint="default" w:eastAsia="黑体"/>
       </w:rPr>
     </w:lvl>
   </w:abstractNum>
@@ -1699,7 +1835,7 @@
         <w:ind w:hanging="360" w:left="1080"/>
       </w:pPr>
       <w:rPr>
-        <w:rFonts w:ascii="Symbol" w:hAnsi="Symbol" w:hint="default"/>
+        <w:rFonts w:ascii="Symbol" w:hAnsi="Symbol" w:hint="default" w:eastAsia="黑体"/>
       </w:rPr>
     </w:lvl>
   </w:abstractNum>
@@ -1720,7 +1856,7 @@
         <w:ind w:hanging="360" w:left="720"/>
       </w:pPr>
       <w:rPr>
-        <w:rFonts w:ascii="Symbol" w:hAnsi="Symbol" w:hint="default"/>
+        <w:rFonts w:ascii="Symbol" w:hAnsi="Symbol" w:hint="default" w:eastAsia="黑体"/>
       </w:rPr>
     </w:lvl>
   </w:abstractNum>
@@ -1759,7 +1895,7 @@
         <w:ind w:hanging="360" w:left="360"/>
       </w:pPr>
       <w:rPr>
-        <w:rFonts w:ascii="Symbol" w:hAnsi="Symbol" w:hint="default"/>
+        <w:rFonts w:ascii="Symbol" w:hAnsi="Symbol" w:hint="default" w:eastAsia="黑体"/>
       </w:rPr>
     </w:lvl>
   </w:abstractNum>
@@ -1850,7 +1986,7 @@
         <w:ind w:left="720" w:hanging="360"/>
       </w:pPr>
       <w:rPr>
-        <w:rFonts w:ascii="Symbol" w:hAnsi="Symbol" w:cs="Symbol" w:hint="default"/>
+        <w:rFonts w:ascii="Symbol" w:hAnsi="Symbol" w:cs="Symbol" w:hint="default" w:eastAsia="黑体"/>
       </w:rPr>
     </w:lvl>
     <w:lvl w:ilvl="1">
@@ -1861,7 +1997,7 @@
         <w:ind w:left="1440" w:hanging="360"/>
       </w:pPr>
       <w:rPr>
-        <w:rFonts w:ascii="Courier New" w:hAnsi="Courier New" w:cs="Courier New" w:hint="default"/>
+        <w:rFonts w:ascii="Courier New" w:hAnsi="Courier New" w:cs="Courier New" w:hint="default" w:eastAsia="黑体"/>
       </w:rPr>
     </w:lvl>
     <w:lvl w:ilvl="2">
@@ -1872,7 +2008,7 @@
         <w:ind w:left="2160" w:hanging="360"/>
       </w:pPr>
       <w:rPr>
-        <w:rFonts w:ascii="Wingdings" w:hAnsi="Wingdings" w:cs="Wingdings" w:hint="default"/>
+        <w:rFonts w:ascii="Wingdings" w:hAnsi="Wingdings" w:cs="Wingdings" w:hint="default" w:eastAsia="黑体"/>
       </w:rPr>
     </w:lvl>
     <w:lvl w:ilvl="3">
@@ -1883,7 +2019,7 @@
         <w:ind w:left="2880" w:hanging="360"/>
       </w:pPr>
       <w:rPr>
-        <w:rFonts w:ascii="Symbol" w:hAnsi="Symbol" w:cs="Symbol" w:hint="default"/>
+        <w:rFonts w:ascii="Symbol" w:hAnsi="Symbol" w:cs="Symbol" w:hint="default" w:eastAsia="黑体"/>
       </w:rPr>
     </w:lvl>
     <w:lvl w:ilvl="4">
@@ -1894,7 +2030,7 @@
         <w:ind w:left="3600" w:hanging="360"/>
       </w:pPr>
       <w:rPr>
-        <w:rFonts w:ascii="Courier New" w:hAnsi="Courier New" w:cs="Courier New" w:hint="default"/>
+        <w:rFonts w:ascii="Courier New" w:hAnsi="Courier New" w:cs="Courier New" w:hint="default" w:eastAsia="黑体"/>
       </w:rPr>
     </w:lvl>
     <w:lvl w:ilvl="5">
@@ -1905,7 +2041,7 @@
         <w:ind w:left="4320" w:hanging="360"/>
       </w:pPr>
       <w:rPr>
-        <w:rFonts w:ascii="Wingdings" w:hAnsi="Wingdings" w:cs="Wingdings" w:hint="default"/>
+        <w:rFonts w:ascii="Wingdings" w:hAnsi="Wingdings" w:cs="Wingdings" w:hint="default" w:eastAsia="黑体"/>
       </w:rPr>
     </w:lvl>
     <w:lvl w:ilvl="6">
@@ -1916,7 +2052,7 @@
         <w:ind w:left="5040" w:hanging="360"/>
       </w:pPr>
       <w:rPr>
-        <w:rFonts w:ascii="Symbol" w:hAnsi="Symbol" w:cs="Symbol" w:hint="default"/>
+        <w:rFonts w:ascii="Symbol" w:hAnsi="Symbol" w:cs="Symbol" w:hint="default" w:eastAsia="黑体"/>
       </w:rPr>
     </w:lvl>
     <w:lvl w:ilvl="7">
@@ -1927,7 +2063,7 @@
         <w:ind w:left="5760" w:hanging="360"/>
       </w:pPr>
       <w:rPr>
-        <w:rFonts w:ascii="Courier New" w:hAnsi="Courier New" w:cs="Courier New" w:hint="default"/>
+        <w:rFonts w:ascii="Courier New" w:hAnsi="Courier New" w:cs="Courier New" w:hint="default" w:eastAsia="黑体"/>
       </w:rPr>
     </w:lvl>
     <w:lvl w:ilvl="8">
@@ -1938,7 +2074,7 @@
         <w:ind w:left="6480" w:hanging="360"/>
       </w:pPr>
       <w:rPr>
-        <w:rFonts w:ascii="Wingdings" w:hAnsi="Wingdings" w:cs="Wingdings" w:hint="default"/>
+        <w:rFonts w:ascii="Wingdings" w:hAnsi="Wingdings" w:cs="Wingdings" w:hint="default" w:eastAsia="黑体"/>
       </w:rPr>
     </w:lvl>
   </w:abstractNum>
@@ -1994,11 +2130,11 @@
 </file>
 
 <file path=word/styles.xml><?xml version="1.0" encoding="utf-8"?>
-<w:styles xmlns:mc="http://schemas.openxmlformats.org/markup-compatibility/2006" xmlns:r="http://schemas.openxmlformats.org/officeDocument/2006/relationships" xmlns:w="http://schemas.openxmlformats.org/wordprocessingml/2006/main" xmlns:w14="http://schemas.microsoft.com/office/word/2010/wordml" mc:Ignorable="w14">
+<w:styles xmlns:mc="http://schemas.openxmlformats.org/markup-compatibility/2006" xmlns:w="http://schemas.openxmlformats.org/wordprocessingml/2006/main" xmlns:r="http://schemas.openxmlformats.org/officeDocument/2006/relationships" xmlns:w14="http://schemas.microsoft.com/office/word/2010/wordml" mc:Ignorable="w14">
   <w:docDefaults>
     <w:rPrDefault>
       <w:rPr>
-        <w:rFonts w:asciiTheme="minorHAnsi" w:cstheme="minorBidi" w:eastAsiaTheme="minorEastAsia" w:hAnsiTheme="minorHAnsi"/>
+        <w:rFonts w:asciiTheme="minorHAnsi" w:cstheme="minorBidi" w:hAnsiTheme="minorHAnsi" w:eastAsia="黑体"/>
         <w:sz w:val="22"/>
         <w:szCs w:val="22"/>
         <w:lang w:bidi="ar-SA" w:eastAsia="en-US" w:val="en-US"/>
@@ -2220,7 +2356,7 @@
       <w:outlineLvl w:val="0"/>
     </w:pPr>
     <w:rPr>
-      <w:rFonts w:ascii="Times New Roman" w:asciiTheme="majorHAnsi" w:cstheme="majorBidi" w:eastAsia="黑体" w:eastAsiaTheme="majorEastAsia" w:hAnsi="Times New Roman" w:hAnsiTheme="majorHAnsi"/>
+      <w:rFonts w:ascii="Times New Roman" w:asciiTheme="majorHAnsi" w:cstheme="majorBidi" w:eastAsia="黑体" w:hAnsi="Times New Roman" w:hAnsiTheme="majorHAnsi"/>
       <w:b/>
       <w:bCs/>
       <w:color w:val="1F3864"/>
@@ -2244,7 +2380,7 @@
       <w:outlineLvl w:val="1"/>
     </w:pPr>
     <w:rPr>
-      <w:rFonts w:ascii="Times New Roman" w:asciiTheme="majorHAnsi" w:cstheme="majorBidi" w:eastAsia="黑体" w:eastAsiaTheme="majorEastAsia" w:hAnsi="Times New Roman" w:hAnsiTheme="majorHAnsi"/>
+      <w:rFonts w:ascii="Times New Roman" w:asciiTheme="majorHAnsi" w:cstheme="majorBidi" w:eastAsia="黑体" w:hAnsi="Times New Roman" w:hAnsiTheme="majorHAnsi"/>
       <w:b/>
       <w:bCs/>
       <w:color w:val="2E4E7E"/>
@@ -2268,7 +2404,7 @@
       <w:outlineLvl w:val="2"/>
     </w:pPr>
     <w:rPr>
-      <w:rFonts w:ascii="Times New Roman" w:asciiTheme="majorHAnsi" w:cstheme="majorBidi" w:eastAsia="黑体" w:eastAsiaTheme="majorEastAsia" w:hAnsi="Times New Roman" w:hAnsiTheme="majorHAnsi"/>
+      <w:rFonts w:ascii="Times New Roman" w:asciiTheme="majorHAnsi" w:cstheme="majorBidi" w:eastAsia="黑体" w:hAnsi="Times New Roman" w:hAnsiTheme="majorHAnsi"/>
       <w:b/>
       <w:bCs/>
       <w:color w:val="2E4E7E"/>
@@ -2292,7 +2428,7 @@
       <w:outlineLvl w:val="3"/>
     </w:pPr>
     <w:rPr>
-      <w:rFonts w:ascii="Times New Roman" w:asciiTheme="majorHAnsi" w:cstheme="majorBidi" w:eastAsia="黑体" w:eastAsiaTheme="majorEastAsia" w:hAnsi="Times New Roman" w:hAnsiTheme="majorHAnsi"/>
+      <w:rFonts w:ascii="Times New Roman" w:asciiTheme="majorHAnsi" w:cstheme="majorBidi" w:eastAsia="黑体" w:hAnsi="Times New Roman" w:hAnsiTheme="majorHAnsi"/>
       <w:b/>
       <w:bCs/>
       <w:i/>
@@ -2318,7 +2454,7 @@
       <w:outlineLvl w:val="4"/>
     </w:pPr>
     <w:rPr>
-      <w:rFonts w:ascii="Times New Roman" w:asciiTheme="majorHAnsi" w:cstheme="majorBidi" w:eastAsia="黑体" w:eastAsiaTheme="majorEastAsia" w:hAnsi="Times New Roman" w:hAnsiTheme="majorHAnsi"/>
+      <w:rFonts w:ascii="Times New Roman" w:asciiTheme="majorHAnsi" w:cstheme="majorBidi" w:eastAsia="黑体" w:hAnsi="Times New Roman" w:hAnsiTheme="majorHAnsi"/>
       <w:b/>
       <w:color w:val="333333"/>
       <w:sz w:val="22"/>
@@ -2341,7 +2477,7 @@
       <w:outlineLvl w:val="5"/>
     </w:pPr>
     <w:rPr>
-      <w:rFonts w:asciiTheme="majorHAnsi" w:cstheme="majorBidi" w:eastAsiaTheme="majorEastAsia" w:hAnsiTheme="majorHAnsi"/>
+      <w:rFonts w:asciiTheme="majorHAnsi" w:cstheme="majorBidi" w:hAnsiTheme="majorHAnsi" w:eastAsia="黑体"/>
       <w:i/>
       <w:iCs/>
       <w:color w:themeColor="accent1" w:themeShade="7F" w:val="243F60"/>
@@ -2364,7 +2500,7 @@
       <w:outlineLvl w:val="6"/>
     </w:pPr>
     <w:rPr>
-      <w:rFonts w:asciiTheme="majorHAnsi" w:cstheme="majorBidi" w:eastAsiaTheme="majorEastAsia" w:hAnsiTheme="majorHAnsi"/>
+      <w:rFonts w:asciiTheme="majorHAnsi" w:cstheme="majorBidi" w:hAnsiTheme="majorHAnsi" w:eastAsia="黑体"/>
       <w:i/>
       <w:iCs/>
       <w:color w:themeColor="text1" w:themeTint="BF" w:val="404040"/>
@@ -2387,7 +2523,7 @@
       <w:outlineLvl w:val="7"/>
     </w:pPr>
     <w:rPr>
-      <w:rFonts w:asciiTheme="majorHAnsi" w:cstheme="majorBidi" w:eastAsiaTheme="majorEastAsia" w:hAnsiTheme="majorHAnsi"/>
+      <w:rFonts w:asciiTheme="majorHAnsi" w:cstheme="majorBidi" w:hAnsiTheme="majorHAnsi" w:eastAsia="黑体"/>
       <w:color w:themeColor="accent1" w:val="4F81BD"/>
       <w:sz w:val="20"/>
       <w:szCs w:val="20"/>
@@ -2410,7 +2546,7 @@
       <w:outlineLvl w:val="8"/>
     </w:pPr>
     <w:rPr>
-      <w:rFonts w:asciiTheme="majorHAnsi" w:cstheme="majorBidi" w:eastAsiaTheme="majorEastAsia" w:hAnsiTheme="majorHAnsi"/>
+      <w:rFonts w:asciiTheme="majorHAnsi" w:cstheme="majorBidi" w:hAnsiTheme="majorHAnsi" w:eastAsia="黑体"/>
       <w:i/>
       <w:iCs/>
       <w:color w:themeColor="text1" w:themeTint="BF" w:val="404040"/>
@@ -2461,7 +2597,7 @@
     <w:uiPriority w:val="9"/>
     <w:rsid w:val="00FC693F"/>
     <w:rPr>
-      <w:rFonts w:asciiTheme="majorHAnsi" w:cstheme="majorBidi" w:eastAsiaTheme="majorEastAsia" w:hAnsiTheme="majorHAnsi"/>
+      <w:rFonts w:asciiTheme="majorHAnsi" w:cstheme="majorBidi" w:hAnsiTheme="majorHAnsi" w:eastAsia="黑体"/>
       <w:b/>
       <w:bCs/>
       <w:color w:themeColor="accent1" w:themeShade="BF" w:val="365F91"/>
@@ -2476,7 +2612,7 @@
     <w:uiPriority w:val="9"/>
     <w:rsid w:val="00FC693F"/>
     <w:rPr>
-      <w:rFonts w:asciiTheme="majorHAnsi" w:cstheme="majorBidi" w:eastAsiaTheme="majorEastAsia" w:hAnsiTheme="majorHAnsi"/>
+      <w:rFonts w:asciiTheme="majorHAnsi" w:cstheme="majorBidi" w:hAnsiTheme="majorHAnsi" w:eastAsia="黑体"/>
       <w:b/>
       <w:bCs/>
       <w:color w:themeColor="accent1" w:val="4F81BD"/>
@@ -2491,7 +2627,7 @@
     <w:uiPriority w:val="9"/>
     <w:rsid w:val="00FC693F"/>
     <w:rPr>
-      <w:rFonts w:asciiTheme="majorHAnsi" w:cstheme="majorBidi" w:eastAsiaTheme="majorEastAsia" w:hAnsiTheme="majorHAnsi"/>
+      <w:rFonts w:asciiTheme="majorHAnsi" w:cstheme="majorBidi" w:hAnsiTheme="majorHAnsi" w:eastAsia="黑体"/>
       <w:b/>
       <w:bCs/>
       <w:color w:themeColor="accent1" w:val="4F81BD"/>
@@ -2514,7 +2650,7 @@
       <w:contextualSpacing/>
     </w:pPr>
     <w:rPr>
-      <w:rFonts w:ascii="Times New Roman" w:asciiTheme="majorHAnsi" w:cstheme="majorBidi" w:eastAsia="黑体" w:eastAsiaTheme="majorEastAsia" w:hAnsi="Times New Roman" w:hAnsiTheme="majorHAnsi"/>
+      <w:rFonts w:ascii="Times New Roman" w:asciiTheme="majorHAnsi" w:cstheme="majorBidi" w:eastAsia="黑体" w:hAnsi="Times New Roman" w:hAnsiTheme="majorHAnsi"/>
       <w:b/>
       <w:color w:val="1F3864"/>
       <w:spacing w:val="5"/>
@@ -2530,7 +2666,7 @@
     <w:uiPriority w:val="10"/>
     <w:rsid w:val="00FC693F"/>
     <w:rPr>
-      <w:rFonts w:asciiTheme="majorHAnsi" w:cstheme="majorBidi" w:eastAsiaTheme="majorEastAsia" w:hAnsiTheme="majorHAnsi"/>
+      <w:rFonts w:asciiTheme="majorHAnsi" w:cstheme="majorBidi" w:hAnsiTheme="majorHAnsi" w:eastAsia="黑体"/>
       <w:color w:themeColor="text2" w:themeShade="BF" w:val="17365D"/>
       <w:spacing w:val="5"/>
       <w:kern w:val="28"/>
@@ -2552,7 +2688,7 @@
       </w:numPr>
     </w:pPr>
     <w:rPr>
-      <w:rFonts w:asciiTheme="majorHAnsi" w:cstheme="majorBidi" w:eastAsiaTheme="majorEastAsia" w:hAnsiTheme="majorHAnsi"/>
+      <w:rFonts w:asciiTheme="majorHAnsi" w:cstheme="majorBidi" w:hAnsiTheme="majorHAnsi" w:eastAsia="黑体"/>
       <w:i/>
       <w:iCs/>
       <w:color w:themeColor="accent1" w:val="4F81BD"/>
@@ -2568,7 +2704,7 @@
     <w:uiPriority w:val="11"/>
     <w:rsid w:val="00FC693F"/>
     <w:rPr>
-      <w:rFonts w:asciiTheme="majorHAnsi" w:cstheme="majorBidi" w:eastAsiaTheme="majorEastAsia" w:hAnsiTheme="majorHAnsi"/>
+      <w:rFonts w:asciiTheme="majorHAnsi" w:cstheme="majorBidi" w:hAnsiTheme="majorHAnsi" w:eastAsia="黑体"/>
       <w:i/>
       <w:iCs/>
       <w:color w:themeColor="accent1" w:val="4F81BD"/>
@@ -2635,6 +2771,7 @@
       <w:spacing w:after="120"/>
     </w:pPr>
     <w:rPr>
+      <w:rFonts w:eastAsia="黑体"/>
       <w:sz w:val="16"/>
       <w:szCs w:val="16"/>
     </w:rPr>
@@ -2646,6 +2783,7 @@
     <w:uiPriority w:val="99"/>
     <w:rsid w:val="00AA1D8D"/>
     <w:rPr>
+      <w:rFonts w:eastAsia="黑体"/>
       <w:sz w:val="16"/>
       <w:szCs w:val="16"/>
     </w:rPr>
@@ -2815,7 +2953,7 @@
       </w:tabs>
     </w:pPr>
     <w:rPr>
-      <w:rFonts w:ascii="Courier" w:hAnsi="Courier"/>
+      <w:rFonts w:ascii="Courier" w:hAnsi="Courier" w:eastAsia="黑体"/>
       <w:sz w:val="20"/>
       <w:szCs w:val="20"/>
     </w:rPr>
@@ -2827,7 +2965,7 @@
     <w:uiPriority w:val="99"/>
     <w:rsid w:val="0029639D"/>
     <w:rPr>
-      <w:rFonts w:ascii="Courier" w:hAnsi="Courier"/>
+      <w:rFonts w:ascii="Courier" w:hAnsi="Courier" w:eastAsia="黑体"/>
       <w:sz w:val="20"/>
       <w:szCs w:val="20"/>
     </w:rPr>
@@ -2863,6 +3001,7 @@
     <w:uiPriority w:val="29"/>
     <w:rsid w:val="00FC693F"/>
     <w:rPr>
+      <w:rFonts w:eastAsia="黑体"/>
       <w:i/>
       <w:iCs/>
       <w:color w:themeColor="text1" w:val="000000"/>
@@ -2876,7 +3015,7 @@
     <w:semiHidden/>
     <w:rsid w:val="00FC693F"/>
     <w:rPr>
-      <w:rFonts w:asciiTheme="majorHAnsi" w:cstheme="majorBidi" w:eastAsiaTheme="majorEastAsia" w:hAnsiTheme="majorHAnsi"/>
+      <w:rFonts w:asciiTheme="majorHAnsi" w:cstheme="majorBidi" w:hAnsiTheme="majorHAnsi" w:eastAsia="黑体"/>
       <w:b/>
       <w:bCs/>
       <w:i/>
@@ -2892,7 +3031,7 @@
     <w:semiHidden/>
     <w:rsid w:val="00FC693F"/>
     <w:rPr>
-      <w:rFonts w:asciiTheme="majorHAnsi" w:cstheme="majorBidi" w:eastAsiaTheme="majorEastAsia" w:hAnsiTheme="majorHAnsi"/>
+      <w:rFonts w:asciiTheme="majorHAnsi" w:cstheme="majorBidi" w:hAnsiTheme="majorHAnsi" w:eastAsia="黑体"/>
       <w:color w:themeColor="accent1" w:themeShade="7F" w:val="243F60"/>
     </w:rPr>
   </w:style>
@@ -2904,7 +3043,7 @@
     <w:semiHidden/>
     <w:rsid w:val="00FC693F"/>
     <w:rPr>
-      <w:rFonts w:asciiTheme="majorHAnsi" w:cstheme="majorBidi" w:eastAsiaTheme="majorEastAsia" w:hAnsiTheme="majorHAnsi"/>
+      <w:rFonts w:asciiTheme="majorHAnsi" w:cstheme="majorBidi" w:hAnsiTheme="majorHAnsi" w:eastAsia="黑体"/>
       <w:i/>
       <w:iCs/>
       <w:color w:themeColor="accent1" w:themeShade="7F" w:val="243F60"/>
@@ -2918,7 +3057,7 @@
     <w:semiHidden/>
     <w:rsid w:val="00FC693F"/>
     <w:rPr>
-      <w:rFonts w:asciiTheme="majorHAnsi" w:cstheme="majorBidi" w:eastAsiaTheme="majorEastAsia" w:hAnsiTheme="majorHAnsi"/>
+      <w:rFonts w:asciiTheme="majorHAnsi" w:cstheme="majorBidi" w:hAnsiTheme="majorHAnsi" w:eastAsia="黑体"/>
       <w:i/>
       <w:iCs/>
       <w:color w:themeColor="text1" w:themeTint="BF" w:val="404040"/>
@@ -2932,7 +3071,7 @@
     <w:semiHidden/>
     <w:rsid w:val="00FC693F"/>
     <w:rPr>
-      <w:rFonts w:asciiTheme="majorHAnsi" w:cstheme="majorBidi" w:eastAsiaTheme="majorEastAsia" w:hAnsiTheme="majorHAnsi"/>
+      <w:rFonts w:asciiTheme="majorHAnsi" w:cstheme="majorBidi" w:hAnsiTheme="majorHAnsi" w:eastAsia="黑体"/>
       <w:color w:themeColor="accent1" w:val="4F81BD"/>
       <w:sz w:val="20"/>
       <w:szCs w:val="20"/>
@@ -2946,7 +3085,7 @@
     <w:semiHidden/>
     <w:rsid w:val="00FC693F"/>
     <w:rPr>
-      <w:rFonts w:asciiTheme="majorHAnsi" w:cstheme="majorBidi" w:eastAsiaTheme="majorEastAsia" w:hAnsiTheme="majorHAnsi"/>
+      <w:rFonts w:asciiTheme="majorHAnsi" w:cstheme="majorBidi" w:hAnsiTheme="majorHAnsi" w:eastAsia="黑体"/>
       <w:i/>
       <w:iCs/>
       <w:color w:themeColor="text1" w:themeTint="BF" w:val="404040"/>
@@ -2967,6 +3106,7 @@
       <w:spacing w:line="240" w:lineRule="auto"/>
     </w:pPr>
     <w:rPr>
+      <w:rFonts w:eastAsia="黑体"/>
       <w:b/>
       <w:bCs/>
       <w:color w:themeColor="accent1" w:val="4F81BD"/>
@@ -2981,6 +3121,7 @@
     <w:qFormat/>
     <w:rsid w:val="00FC693F"/>
     <w:rPr>
+      <w:rFonts w:eastAsia="黑体"/>
       <w:b/>
       <w:bCs/>
     </w:rPr>
@@ -2992,6 +3133,7 @@
     <w:qFormat/>
     <w:rsid w:val="00FC693F"/>
     <w:rPr>
+      <w:rFonts w:eastAsia="黑体"/>
       <w:i/>
       <w:iCs/>
     </w:rPr>
@@ -3012,6 +3154,7 @@
       <w:ind w:left="936" w:right="936"/>
     </w:pPr>
     <w:rPr>
+      <w:rFonts w:eastAsia="黑体"/>
       <w:b/>
       <w:bCs/>
       <w:i/>
@@ -3026,6 +3169,7 @@
     <w:uiPriority w:val="30"/>
     <w:rsid w:val="00FC693F"/>
     <w:rPr>
+      <w:rFonts w:eastAsia="黑体"/>
       <w:b/>
       <w:bCs/>
       <w:i/>
@@ -3040,6 +3184,7 @@
     <w:qFormat/>
     <w:rsid w:val="00FC693F"/>
     <w:rPr>
+      <w:rFonts w:eastAsia="黑体"/>
       <w:i/>
       <w:iCs/>
       <w:color w:themeColor="text1" w:themeTint="7F" w:val="808080"/>
@@ -3052,6 +3197,7 @@
     <w:qFormat/>
     <w:rsid w:val="00FC693F"/>
     <w:rPr>
+      <w:rFonts w:eastAsia="黑体"/>
       <w:b/>
       <w:bCs/>
       <w:i/>
@@ -3066,6 +3212,7 @@
     <w:qFormat/>
     <w:rsid w:val="00FC693F"/>
     <w:rPr>
+      <w:rFonts w:eastAsia="黑体"/>
       <w:smallCaps/>
       <w:color w:themeColor="accent2" w:val="C0504D"/>
       <w:u w:val="single"/>
@@ -3078,6 +3225,7 @@
     <w:qFormat/>
     <w:rsid w:val="00FC693F"/>
     <w:rPr>
+      <w:rFonts w:eastAsia="黑体"/>
       <w:b/>
       <w:bCs/>
       <w:smallCaps/>
@@ -3093,6 +3241,7 @@
     <w:qFormat/>
     <w:rsid w:val="00FC693F"/>
     <w:rPr>
+      <w:rFonts w:eastAsia="黑体"/>
       <w:b/>
       <w:bCs/>
       <w:smallCaps/>
@@ -3147,6 +3296,7 @@
       <w:spacing w:after="0" w:line="240" w:lineRule="auto"/>
     </w:pPr>
     <w:rPr>
+      <w:rFonts w:eastAsia="黑体"/>
       <w:color w:themeColor="text1" w:themeShade="BF" w:val="000000"/>
     </w:rPr>
     <w:tblPr>
@@ -3169,6 +3319,7 @@
         <w:spacing w:after="0" w:before="0" w:line="240" w:lineRule="auto"/>
       </w:pPr>
       <w:rPr>
+        <w:rFonts w:eastAsia="黑体"/>
         <w:b/>
         <w:bCs/>
       </w:rPr>
@@ -3189,6 +3340,7 @@
         <w:spacing w:after="0" w:before="0" w:line="240" w:lineRule="auto"/>
       </w:pPr>
       <w:rPr>
+        <w:rFonts w:eastAsia="黑体"/>
         <w:b/>
         <w:bCs/>
       </w:rPr>
@@ -3206,12 +3358,14 @@
     </w:tblStylePr>
     <w:tblStylePr w:type="firstCol">
       <w:rPr>
+        <w:rFonts w:eastAsia="黑体"/>
         <w:b/>
         <w:bCs/>
       </w:rPr>
     </w:tblStylePr>
     <w:tblStylePr w:type="lastCol">
       <w:rPr>
+        <w:rFonts w:eastAsia="黑体"/>
         <w:b/>
         <w:bCs/>
       </w:rPr>
@@ -3250,6 +3404,7 @@
       <w:spacing w:after="0" w:line="240" w:lineRule="auto"/>
     </w:pPr>
     <w:rPr>
+      <w:rFonts w:eastAsia="黑体"/>
       <w:color w:themeColor="accent1" w:themeShade="BF" w:val="365F91"/>
     </w:rPr>
     <w:tblPr>
@@ -3272,6 +3427,7 @@
         <w:spacing w:after="0" w:before="0" w:line="240" w:lineRule="auto"/>
       </w:pPr>
       <w:rPr>
+        <w:rFonts w:eastAsia="黑体"/>
         <w:b/>
         <w:bCs/>
       </w:rPr>
@@ -3292,6 +3448,7 @@
         <w:spacing w:after="0" w:before="0" w:line="240" w:lineRule="auto"/>
       </w:pPr>
       <w:rPr>
+        <w:rFonts w:eastAsia="黑体"/>
         <w:b/>
         <w:bCs/>
       </w:rPr>
@@ -3309,12 +3466,14 @@
     </w:tblStylePr>
     <w:tblStylePr w:type="firstCol">
       <w:rPr>
+        <w:rFonts w:eastAsia="黑体"/>
         <w:b/>
         <w:bCs/>
       </w:rPr>
     </w:tblStylePr>
     <w:tblStylePr w:type="lastCol">
       <w:rPr>
+        <w:rFonts w:eastAsia="黑体"/>
         <w:b/>
         <w:bCs/>
       </w:rPr>
@@ -3353,6 +3512,7 @@
       <w:spacing w:after="0" w:line="240" w:lineRule="auto"/>
     </w:pPr>
     <w:rPr>
+      <w:rFonts w:eastAsia="黑体"/>
       <w:color w:themeColor="accent2" w:themeShade="BF" w:val="943634"/>
     </w:rPr>
     <w:tblPr>
@@ -3375,6 +3535,7 @@
         <w:spacing w:after="0" w:before="0" w:line="240" w:lineRule="auto"/>
       </w:pPr>
       <w:rPr>
+        <w:rFonts w:eastAsia="黑体"/>
         <w:b/>
         <w:bCs/>
       </w:rPr>
@@ -3395,6 +3556,7 @@
         <w:spacing w:after="0" w:before="0" w:line="240" w:lineRule="auto"/>
       </w:pPr>
       <w:rPr>
+        <w:rFonts w:eastAsia="黑体"/>
         <w:b/>
         <w:bCs/>
       </w:rPr>
@@ -3412,12 +3574,14 @@
     </w:tblStylePr>
     <w:tblStylePr w:type="firstCol">
       <w:rPr>
+        <w:rFonts w:eastAsia="黑体"/>
         <w:b/>
         <w:bCs/>
       </w:rPr>
     </w:tblStylePr>
     <w:tblStylePr w:type="lastCol">
       <w:rPr>
+        <w:rFonts w:eastAsia="黑体"/>
         <w:b/>
         <w:bCs/>
       </w:rPr>
@@ -3456,6 +3620,7 @@
       <w:spacing w:after="0" w:line="240" w:lineRule="auto"/>
     </w:pPr>
     <w:rPr>
+      <w:rFonts w:eastAsia="黑体"/>
       <w:color w:themeColor="accent3" w:themeShade="BF" w:val="76923C"/>
     </w:rPr>
     <w:tblPr>
@@ -3478,6 +3643,7 @@
         <w:spacing w:after="0" w:before="0" w:line="240" w:lineRule="auto"/>
       </w:pPr>
       <w:rPr>
+        <w:rFonts w:eastAsia="黑体"/>
         <w:b/>
         <w:bCs/>
       </w:rPr>
@@ -3498,6 +3664,7 @@
         <w:spacing w:after="0" w:before="0" w:line="240" w:lineRule="auto"/>
       </w:pPr>
       <w:rPr>
+        <w:rFonts w:eastAsia="黑体"/>
         <w:b/>
         <w:bCs/>
       </w:rPr>
@@ -3515,12 +3682,14 @@
     </w:tblStylePr>
     <w:tblStylePr w:type="firstCol">
       <w:rPr>
+        <w:rFonts w:eastAsia="黑体"/>
         <w:b/>
         <w:bCs/>
       </w:rPr>
     </w:tblStylePr>
     <w:tblStylePr w:type="lastCol">
       <w:rPr>
+        <w:rFonts w:eastAsia="黑体"/>
         <w:b/>
         <w:bCs/>
       </w:rPr>
@@ -3559,6 +3728,7 @@
       <w:spacing w:after="0" w:line="240" w:lineRule="auto"/>
     </w:pPr>
     <w:rPr>
+      <w:rFonts w:eastAsia="黑体"/>
       <w:color w:themeColor="accent4" w:themeShade="BF" w:val="5F497A"/>
     </w:rPr>
     <w:tblPr>
@@ -3581,6 +3751,7 @@
         <w:spacing w:after="0" w:before="0" w:line="240" w:lineRule="auto"/>
       </w:pPr>
       <w:rPr>
+        <w:rFonts w:eastAsia="黑体"/>
         <w:b/>
         <w:bCs/>
       </w:rPr>
@@ -3601,6 +3772,7 @@
         <w:spacing w:after="0" w:before="0" w:line="240" w:lineRule="auto"/>
       </w:pPr>
       <w:rPr>
+        <w:rFonts w:eastAsia="黑体"/>
         <w:b/>
         <w:bCs/>
       </w:rPr>
@@ -3618,12 +3790,14 @@
     </w:tblStylePr>
     <w:tblStylePr w:type="firstCol">
       <w:rPr>
+        <w:rFonts w:eastAsia="黑体"/>
         <w:b/>
         <w:bCs/>
       </w:rPr>
     </w:tblStylePr>
     <w:tblStylePr w:type="lastCol">
       <w:rPr>
+        <w:rFonts w:eastAsia="黑体"/>
         <w:b/>
         <w:bCs/>
       </w:rPr>
@@ -3662,6 +3836,7 @@
       <w:spacing w:after="0" w:line="240" w:lineRule="auto"/>
     </w:pPr>
     <w:rPr>
+      <w:rFonts w:eastAsia="黑体"/>
       <w:color w:themeColor="accent5" w:themeShade="BF" w:val="31849B"/>
     </w:rPr>
     <w:tblPr>
@@ -3684,6 +3859,7 @@
         <w:spacing w:after="0" w:before="0" w:line="240" w:lineRule="auto"/>
       </w:pPr>
       <w:rPr>
+        <w:rFonts w:eastAsia="黑体"/>
         <w:b/>
         <w:bCs/>
       </w:rPr>
@@ -3704,6 +3880,7 @@
         <w:spacing w:after="0" w:before="0" w:line="240" w:lineRule="auto"/>
       </w:pPr>
       <w:rPr>
+        <w:rFonts w:eastAsia="黑体"/>
         <w:b/>
         <w:bCs/>
       </w:rPr>
@@ -3721,12 +3898,14 @@
     </w:tblStylePr>
     <w:tblStylePr w:type="firstCol">
       <w:rPr>
+        <w:rFonts w:eastAsia="黑体"/>
         <w:b/>
         <w:bCs/>
       </w:rPr>
     </w:tblStylePr>
     <w:tblStylePr w:type="lastCol">
       <w:rPr>
+        <w:rFonts w:eastAsia="黑体"/>
         <w:b/>
         <w:bCs/>
       </w:rPr>
@@ -3765,6 +3944,7 @@
       <w:spacing w:after="0" w:line="240" w:lineRule="auto"/>
     </w:pPr>
     <w:rPr>
+      <w:rFonts w:eastAsia="黑体"/>
       <w:color w:themeColor="accent6" w:themeShade="BF" w:val="E36C0A"/>
     </w:rPr>
     <w:tblPr>
@@ -3787,6 +3967,7 @@
         <w:spacing w:after="0" w:before="0" w:line="240" w:lineRule="auto"/>
       </w:pPr>
       <w:rPr>
+        <w:rFonts w:eastAsia="黑体"/>
         <w:b/>
         <w:bCs/>
       </w:rPr>
@@ -3807,6 +3988,7 @@
         <w:spacing w:after="0" w:before="0" w:line="240" w:lineRule="auto"/>
       </w:pPr>
       <w:rPr>
+        <w:rFonts w:eastAsia="黑体"/>
         <w:b/>
         <w:bCs/>
       </w:rPr>
@@ -3824,12 +4006,14 @@
     </w:tblStylePr>
     <w:tblStylePr w:type="firstCol">
       <w:rPr>
+        <w:rFonts w:eastAsia="黑体"/>
         <w:b/>
         <w:bCs/>
       </w:rPr>
     </w:tblStylePr>
     <w:tblStylePr w:type="lastCol">
       <w:rPr>
+        <w:rFonts w:eastAsia="黑体"/>
         <w:b/>
         <w:bCs/>
       </w:rPr>
@@ -3889,6 +4073,7 @@
         <w:spacing w:after="0" w:before="0" w:line="240" w:lineRule="auto"/>
       </w:pPr>
       <w:rPr>
+        <w:rFonts w:eastAsia="黑体"/>
         <w:b/>
         <w:bCs/>
         <w:color w:themeColor="background1" w:val="FFFFFF"/>
@@ -3903,6 +4088,7 @@
         <w:spacing w:after="0" w:before="0" w:line="240" w:lineRule="auto"/>
       </w:pPr>
       <w:rPr>
+        <w:rFonts w:eastAsia="黑体"/>
         <w:b/>
         <w:bCs/>
       </w:rPr>
@@ -3918,12 +4104,14 @@
     </w:tblStylePr>
     <w:tblStylePr w:type="firstCol">
       <w:rPr>
+        <w:rFonts w:eastAsia="黑体"/>
         <w:b/>
         <w:bCs/>
       </w:rPr>
     </w:tblStylePr>
     <w:tblStylePr w:type="lastCol">
       <w:rPr>
+        <w:rFonts w:eastAsia="黑体"/>
         <w:b/>
         <w:bCs/>
       </w:rPr>
@@ -3981,6 +4169,7 @@
         <w:spacing w:after="0" w:before="0" w:line="240" w:lineRule="auto"/>
       </w:pPr>
       <w:rPr>
+        <w:rFonts w:eastAsia="黑体"/>
         <w:b/>
         <w:bCs/>
         <w:color w:themeColor="background1" w:val="FFFFFF"/>
@@ -3995,6 +4184,7 @@
         <w:spacing w:after="0" w:before="0" w:line="240" w:lineRule="auto"/>
       </w:pPr>
       <w:rPr>
+        <w:rFonts w:eastAsia="黑体"/>
         <w:b/>
         <w:bCs/>
       </w:rPr>
@@ -4010,12 +4200,14 @@
     </w:tblStylePr>
     <w:tblStylePr w:type="firstCol">
       <w:rPr>
+        <w:rFonts w:eastAsia="黑体"/>
         <w:b/>
         <w:bCs/>
       </w:rPr>
     </w:tblStylePr>
     <w:tblStylePr w:type="lastCol">
       <w:rPr>
+        <w:rFonts w:eastAsia="黑体"/>
         <w:b/>
         <w:bCs/>
       </w:rPr>
@@ -4073,6 +4265,7 @@
         <w:spacing w:after="0" w:before="0" w:line="240" w:lineRule="auto"/>
       </w:pPr>
       <w:rPr>
+        <w:rFonts w:eastAsia="黑体"/>
         <w:b/>
         <w:bCs/>
         <w:color w:themeColor="background1" w:val="FFFFFF"/>
@@ -4087,6 +4280,7 @@
         <w:spacing w:after="0" w:before="0" w:line="240" w:lineRule="auto"/>
       </w:pPr>
       <w:rPr>
+        <w:rFonts w:eastAsia="黑体"/>
         <w:b/>
         <w:bCs/>
       </w:rPr>
@@ -4102,12 +4296,14 @@
     </w:tblStylePr>
     <w:tblStylePr w:type="firstCol">
       <w:rPr>
+        <w:rFonts w:eastAsia="黑体"/>
         <w:b/>
         <w:bCs/>
       </w:rPr>
     </w:tblStylePr>
     <w:tblStylePr w:type="lastCol">
       <w:rPr>
+        <w:rFonts w:eastAsia="黑体"/>
         <w:b/>
         <w:bCs/>
       </w:rPr>
@@ -4165,6 +4361,7 @@
         <w:spacing w:after="0" w:before="0" w:line="240" w:lineRule="auto"/>
       </w:pPr>
       <w:rPr>
+        <w:rFonts w:eastAsia="黑体"/>
         <w:b/>
         <w:bCs/>
         <w:color w:themeColor="background1" w:val="FFFFFF"/>
@@ -4179,6 +4376,7 @@
         <w:spacing w:after="0" w:before="0" w:line="240" w:lineRule="auto"/>
       </w:pPr>
       <w:rPr>
+        <w:rFonts w:eastAsia="黑体"/>
         <w:b/>
         <w:bCs/>
       </w:rPr>
@@ -4194,12 +4392,14 @@
     </w:tblStylePr>
     <w:tblStylePr w:type="firstCol">
       <w:rPr>
+        <w:rFonts w:eastAsia="黑体"/>
         <w:b/>
         <w:bCs/>
       </w:rPr>
     </w:tblStylePr>
     <w:tblStylePr w:type="lastCol">
       <w:rPr>
+        <w:rFonts w:eastAsia="黑体"/>
         <w:b/>
         <w:bCs/>
       </w:rPr>
@@ -4257,6 +4457,7 @@
         <w:spacing w:after="0" w:before="0" w:line="240" w:lineRule="auto"/>
       </w:pPr>
       <w:rPr>
+        <w:rFonts w:eastAsia="黑体"/>
         <w:b/>
         <w:bCs/>
         <w:color w:themeColor="background1" w:val="FFFFFF"/>
@@ -4271,6 +4472,7 @@
         <w:spacing w:after="0" w:before="0" w:line="240" w:lineRule="auto"/>
       </w:pPr>
       <w:rPr>
+        <w:rFonts w:eastAsia="黑体"/>
         <w:b/>
         <w:bCs/>
       </w:rPr>
@@ -4286,12 +4488,14 @@
     </w:tblStylePr>
     <w:tblStylePr w:type="firstCol">
       <w:rPr>
+        <w:rFonts w:eastAsia="黑体"/>
         <w:b/>
         <w:bCs/>
       </w:rPr>
     </w:tblStylePr>
     <w:tblStylePr w:type="lastCol">
       <w:rPr>
+        <w:rFonts w:eastAsia="黑体"/>
         <w:b/>
         <w:bCs/>
       </w:rPr>
@@ -4349,6 +4553,7 @@
         <w:spacing w:after="0" w:before="0" w:line="240" w:lineRule="auto"/>
       </w:pPr>
       <w:rPr>
+        <w:rFonts w:eastAsia="黑体"/>
         <w:b/>
         <w:bCs/>
         <w:color w:themeColor="background1" w:val="FFFFFF"/>
@@ -4363,6 +4568,7 @@
         <w:spacing w:after="0" w:before="0" w:line="240" w:lineRule="auto"/>
       </w:pPr>
       <w:rPr>
+        <w:rFonts w:eastAsia="黑体"/>
         <w:b/>
         <w:bCs/>
       </w:rPr>
@@ -4378,12 +4584,14 @@
     </w:tblStylePr>
     <w:tblStylePr w:type="firstCol">
       <w:rPr>
+        <w:rFonts w:eastAsia="黑体"/>
         <w:b/>
         <w:bCs/>
       </w:rPr>
     </w:tblStylePr>
     <w:tblStylePr w:type="lastCol">
       <w:rPr>
+        <w:rFonts w:eastAsia="黑体"/>
         <w:b/>
         <w:bCs/>
       </w:rPr>
@@ -4441,6 +4649,7 @@
         <w:spacing w:after="0" w:before="0" w:line="240" w:lineRule="auto"/>
       </w:pPr>
       <w:rPr>
+        <w:rFonts w:eastAsia="黑体"/>
         <w:b/>
         <w:bCs/>
         <w:color w:themeColor="background1" w:val="FFFFFF"/>
@@ -4455,6 +4664,7 @@
         <w:spacing w:after="0" w:before="0" w:line="240" w:lineRule="auto"/>
       </w:pPr>
       <w:rPr>
+        <w:rFonts w:eastAsia="黑体"/>
         <w:b/>
         <w:bCs/>
       </w:rPr>
@@ -4470,12 +4680,14 @@
     </w:tblStylePr>
     <w:tblStylePr w:type="firstCol">
       <w:rPr>
+        <w:rFonts w:eastAsia="黑体"/>
         <w:b/>
         <w:bCs/>
       </w:rPr>
     </w:tblStylePr>
     <w:tblStylePr w:type="lastCol">
       <w:rPr>
+        <w:rFonts w:eastAsia="黑体"/>
         <w:b/>
         <w:bCs/>
       </w:rPr>
@@ -4535,7 +4747,7 @@
         <w:spacing w:after="0" w:before="0" w:line="240" w:lineRule="auto"/>
       </w:pPr>
       <w:rPr>
-        <w:rFonts w:asciiTheme="majorHAnsi" w:cstheme="majorBidi" w:eastAsiaTheme="majorEastAsia" w:hAnsiTheme="majorHAnsi"/>
+        <w:rFonts w:asciiTheme="majorHAnsi" w:cstheme="majorBidi" w:hAnsiTheme="majorHAnsi" w:eastAsia="黑体"/>
         <w:b/>
         <w:bCs/>
       </w:rPr>
@@ -4556,7 +4768,7 @@
         <w:spacing w:after="0" w:before="0" w:line="240" w:lineRule="auto"/>
       </w:pPr>
       <w:rPr>
-        <w:rFonts w:asciiTheme="majorHAnsi" w:cstheme="majorBidi" w:eastAsiaTheme="majorEastAsia" w:hAnsiTheme="majorHAnsi"/>
+        <w:rFonts w:asciiTheme="majorHAnsi" w:cstheme="majorBidi" w:hAnsiTheme="majorHAnsi" w:eastAsia="黑体"/>
         <w:b/>
         <w:bCs/>
       </w:rPr>
@@ -4574,14 +4786,14 @@
     </w:tblStylePr>
     <w:tblStylePr w:type="firstCol">
       <w:rPr>
-        <w:rFonts w:asciiTheme="majorHAnsi" w:cstheme="majorBidi" w:eastAsiaTheme="majorEastAsia" w:hAnsiTheme="majorHAnsi"/>
+        <w:rFonts w:asciiTheme="majorHAnsi" w:cstheme="majorBidi" w:hAnsiTheme="majorHAnsi" w:eastAsia="黑体"/>
         <w:b/>
         <w:bCs/>
       </w:rPr>
     </w:tblStylePr>
     <w:tblStylePr w:type="lastCol">
       <w:rPr>
-        <w:rFonts w:asciiTheme="majorHAnsi" w:cstheme="majorBidi" w:eastAsiaTheme="majorEastAsia" w:hAnsiTheme="majorHAnsi"/>
+        <w:rFonts w:asciiTheme="majorHAnsi" w:cstheme="majorBidi" w:hAnsiTheme="majorHAnsi" w:eastAsia="黑体"/>
         <w:b/>
         <w:bCs/>
       </w:rPr>
@@ -4665,7 +4877,7 @@
         <w:spacing w:after="0" w:before="0" w:line="240" w:lineRule="auto"/>
       </w:pPr>
       <w:rPr>
-        <w:rFonts w:asciiTheme="majorHAnsi" w:cstheme="majorBidi" w:eastAsiaTheme="majorEastAsia" w:hAnsiTheme="majorHAnsi"/>
+        <w:rFonts w:asciiTheme="majorHAnsi" w:cstheme="majorBidi" w:hAnsiTheme="majorHAnsi" w:eastAsia="黑体"/>
         <w:b/>
         <w:bCs/>
       </w:rPr>
@@ -4686,7 +4898,7 @@
         <w:spacing w:after="0" w:before="0" w:line="240" w:lineRule="auto"/>
       </w:pPr>
       <w:rPr>
-        <w:rFonts w:asciiTheme="majorHAnsi" w:cstheme="majorBidi" w:eastAsiaTheme="majorEastAsia" w:hAnsiTheme="majorHAnsi"/>
+        <w:rFonts w:asciiTheme="majorHAnsi" w:cstheme="majorBidi" w:hAnsiTheme="majorHAnsi" w:eastAsia="黑体"/>
         <w:b/>
         <w:bCs/>
       </w:rPr>
@@ -4704,14 +4916,14 @@
     </w:tblStylePr>
     <w:tblStylePr w:type="firstCol">
       <w:rPr>
-        <w:rFonts w:asciiTheme="majorHAnsi" w:cstheme="majorBidi" w:eastAsiaTheme="majorEastAsia" w:hAnsiTheme="majorHAnsi"/>
+        <w:rFonts w:asciiTheme="majorHAnsi" w:cstheme="majorBidi" w:hAnsiTheme="majorHAnsi" w:eastAsia="黑体"/>
         <w:b/>
         <w:bCs/>
       </w:rPr>
     </w:tblStylePr>
     <w:tblStylePr w:type="lastCol">
       <w:rPr>
-        <w:rFonts w:asciiTheme="majorHAnsi" w:cstheme="majorBidi" w:eastAsiaTheme="majorEastAsia" w:hAnsiTheme="majorHAnsi"/>
+        <w:rFonts w:asciiTheme="majorHAnsi" w:cstheme="majorBidi" w:hAnsiTheme="majorHAnsi" w:eastAsia="黑体"/>
         <w:b/>
         <w:bCs/>
       </w:rPr>
@@ -4795,7 +5007,7 @@
         <w:spacing w:after="0" w:before="0" w:line="240" w:lineRule="auto"/>
       </w:pPr>
       <w:rPr>
-        <w:rFonts w:asciiTheme="majorHAnsi" w:cstheme="majorBidi" w:eastAsiaTheme="majorEastAsia" w:hAnsiTheme="majorHAnsi"/>
+        <w:rFonts w:asciiTheme="majorHAnsi" w:cstheme="majorBidi" w:hAnsiTheme="majorHAnsi" w:eastAsia="黑体"/>
         <w:b/>
         <w:bCs/>
       </w:rPr>
@@ -4816,7 +5028,7 @@
         <w:spacing w:after="0" w:before="0" w:line="240" w:lineRule="auto"/>
       </w:pPr>
       <w:rPr>
-        <w:rFonts w:asciiTheme="majorHAnsi" w:cstheme="majorBidi" w:eastAsiaTheme="majorEastAsia" w:hAnsiTheme="majorHAnsi"/>
+        <w:rFonts w:asciiTheme="majorHAnsi" w:cstheme="majorBidi" w:hAnsiTheme="majorHAnsi" w:eastAsia="黑体"/>
         <w:b/>
         <w:bCs/>
       </w:rPr>
@@ -4834,14 +5046,14 @@
     </w:tblStylePr>
     <w:tblStylePr w:type="firstCol">
       <w:rPr>
-        <w:rFonts w:asciiTheme="majorHAnsi" w:cstheme="majorBidi" w:eastAsiaTheme="majorEastAsia" w:hAnsiTheme="majorHAnsi"/>
+        <w:rFonts w:asciiTheme="majorHAnsi" w:cstheme="majorBidi" w:hAnsiTheme="majorHAnsi" w:eastAsia="黑体"/>
         <w:b/>
         <w:bCs/>
       </w:rPr>
     </w:tblStylePr>
     <w:tblStylePr w:type="lastCol">
       <w:rPr>
-        <w:rFonts w:asciiTheme="majorHAnsi" w:cstheme="majorBidi" w:eastAsiaTheme="majorEastAsia" w:hAnsiTheme="majorHAnsi"/>
+        <w:rFonts w:asciiTheme="majorHAnsi" w:cstheme="majorBidi" w:hAnsiTheme="majorHAnsi" w:eastAsia="黑体"/>
         <w:b/>
         <w:bCs/>
       </w:rPr>
@@ -4925,7 +5137,7 @@
         <w:spacing w:after="0" w:before="0" w:line="240" w:lineRule="auto"/>
       </w:pPr>
       <w:rPr>
-        <w:rFonts w:asciiTheme="majorHAnsi" w:cstheme="majorBidi" w:eastAsiaTheme="majorEastAsia" w:hAnsiTheme="majorHAnsi"/>
+        <w:rFonts w:asciiTheme="majorHAnsi" w:cstheme="majorBidi" w:hAnsiTheme="majorHAnsi" w:eastAsia="黑体"/>
         <w:b/>
         <w:bCs/>
       </w:rPr>
@@ -4946,7 +5158,7 @@
         <w:spacing w:after="0" w:before="0" w:line="240" w:lineRule="auto"/>
       </w:pPr>
       <w:rPr>
-        <w:rFonts w:asciiTheme="majorHAnsi" w:cstheme="majorBidi" w:eastAsiaTheme="majorEastAsia" w:hAnsiTheme="majorHAnsi"/>
+        <w:rFonts w:asciiTheme="majorHAnsi" w:cstheme="majorBidi" w:hAnsiTheme="majorHAnsi" w:eastAsia="黑体"/>
         <w:b/>
         <w:bCs/>
       </w:rPr>
@@ -4964,14 +5176,14 @@
     </w:tblStylePr>
     <w:tblStylePr w:type="firstCol">
       <w:rPr>
-        <w:rFonts w:asciiTheme="majorHAnsi" w:cstheme="majorBidi" w:eastAsiaTheme="majorEastAsia" w:hAnsiTheme="majorHAnsi"/>
+        <w:rFonts w:asciiTheme="majorHAnsi" w:cstheme="majorBidi" w:hAnsiTheme="majorHAnsi" w:eastAsia="黑体"/>
         <w:b/>
         <w:bCs/>
       </w:rPr>
     </w:tblStylePr>
     <w:tblStylePr w:type="lastCol">
       <w:rPr>
-        <w:rFonts w:asciiTheme="majorHAnsi" w:cstheme="majorBidi" w:eastAsiaTheme="majorEastAsia" w:hAnsiTheme="majorHAnsi"/>
+        <w:rFonts w:asciiTheme="majorHAnsi" w:cstheme="majorBidi" w:hAnsiTheme="majorHAnsi" w:eastAsia="黑体"/>
         <w:b/>
         <w:bCs/>
       </w:rPr>
@@ -5055,7 +5267,7 @@
         <w:spacing w:after="0" w:before="0" w:line="240" w:lineRule="auto"/>
       </w:pPr>
       <w:rPr>
-        <w:rFonts w:asciiTheme="majorHAnsi" w:cstheme="majorBidi" w:eastAsiaTheme="majorEastAsia" w:hAnsiTheme="majorHAnsi"/>
+        <w:rFonts w:asciiTheme="majorHAnsi" w:cstheme="majorBidi" w:hAnsiTheme="majorHAnsi" w:eastAsia="黑体"/>
         <w:b/>
         <w:bCs/>
       </w:rPr>
@@ -5076,7 +5288,7 @@
         <w:spacing w:after="0" w:before="0" w:line="240" w:lineRule="auto"/>
       </w:pPr>
       <w:rPr>
-        <w:rFonts w:asciiTheme="majorHAnsi" w:cstheme="majorBidi" w:eastAsiaTheme="majorEastAsia" w:hAnsiTheme="majorHAnsi"/>
+        <w:rFonts w:asciiTheme="majorHAnsi" w:cstheme="majorBidi" w:hAnsiTheme="majorHAnsi" w:eastAsia="黑体"/>
         <w:b/>
         <w:bCs/>
       </w:rPr>
@@ -5094,14 +5306,14 @@
     </w:tblStylePr>
     <w:tblStylePr w:type="firstCol">
       <w:rPr>
-        <w:rFonts w:asciiTheme="majorHAnsi" w:cstheme="majorBidi" w:eastAsiaTheme="majorEastAsia" w:hAnsiTheme="majorHAnsi"/>
+        <w:rFonts w:asciiTheme="majorHAnsi" w:cstheme="majorBidi" w:hAnsiTheme="majorHAnsi" w:eastAsia="黑体"/>
         <w:b/>
         <w:bCs/>
       </w:rPr>
     </w:tblStylePr>
     <w:tblStylePr w:type="lastCol">
       <w:rPr>
-        <w:rFonts w:asciiTheme="majorHAnsi" w:cstheme="majorBidi" w:eastAsiaTheme="majorEastAsia" w:hAnsiTheme="majorHAnsi"/>
+        <w:rFonts w:asciiTheme="majorHAnsi" w:cstheme="majorBidi" w:hAnsiTheme="majorHAnsi" w:eastAsia="黑体"/>
         <w:b/>
         <w:bCs/>
       </w:rPr>
@@ -5185,7 +5397,7 @@
         <w:spacing w:after="0" w:before="0" w:line="240" w:lineRule="auto"/>
       </w:pPr>
       <w:rPr>
-        <w:rFonts w:asciiTheme="majorHAnsi" w:cstheme="majorBidi" w:eastAsiaTheme="majorEastAsia" w:hAnsiTheme="majorHAnsi"/>
+        <w:rFonts w:asciiTheme="majorHAnsi" w:cstheme="majorBidi" w:hAnsiTheme="majorHAnsi" w:eastAsia="黑体"/>
         <w:b/>
         <w:bCs/>
       </w:rPr>
@@ -5206,7 +5418,7 @@
         <w:spacing w:after="0" w:before="0" w:line="240" w:lineRule="auto"/>
       </w:pPr>
       <w:rPr>
-        <w:rFonts w:asciiTheme="majorHAnsi" w:cstheme="majorBidi" w:eastAsiaTheme="majorEastAsia" w:hAnsiTheme="majorHAnsi"/>
+        <w:rFonts w:asciiTheme="majorHAnsi" w:cstheme="majorBidi" w:hAnsiTheme="majorHAnsi" w:eastAsia="黑体"/>
         <w:b/>
         <w:bCs/>
       </w:rPr>
@@ -5224,14 +5436,14 @@
     </w:tblStylePr>
     <w:tblStylePr w:type="firstCol">
       <w:rPr>
-        <w:rFonts w:asciiTheme="majorHAnsi" w:cstheme="majorBidi" w:eastAsiaTheme="majorEastAsia" w:hAnsiTheme="majorHAnsi"/>
+        <w:rFonts w:asciiTheme="majorHAnsi" w:cstheme="majorBidi" w:hAnsiTheme="majorHAnsi" w:eastAsia="黑体"/>
         <w:b/>
         <w:bCs/>
       </w:rPr>
     </w:tblStylePr>
     <w:tblStylePr w:type="lastCol">
       <w:rPr>
-        <w:rFonts w:asciiTheme="majorHAnsi" w:cstheme="majorBidi" w:eastAsiaTheme="majorEastAsia" w:hAnsiTheme="majorHAnsi"/>
+        <w:rFonts w:asciiTheme="majorHAnsi" w:cstheme="majorBidi" w:hAnsiTheme="majorHAnsi" w:eastAsia="黑体"/>
         <w:b/>
         <w:bCs/>
       </w:rPr>
@@ -5315,7 +5527,7 @@
         <w:spacing w:after="0" w:before="0" w:line="240" w:lineRule="auto"/>
       </w:pPr>
       <w:rPr>
-        <w:rFonts w:asciiTheme="majorHAnsi" w:cstheme="majorBidi" w:eastAsiaTheme="majorEastAsia" w:hAnsiTheme="majorHAnsi"/>
+        <w:rFonts w:asciiTheme="majorHAnsi" w:cstheme="majorBidi" w:hAnsiTheme="majorHAnsi" w:eastAsia="黑体"/>
         <w:b/>
         <w:bCs/>
       </w:rPr>
@@ -5336,7 +5548,7 @@
         <w:spacing w:after="0" w:before="0" w:line="240" w:lineRule="auto"/>
       </w:pPr>
       <w:rPr>
-        <w:rFonts w:asciiTheme="majorHAnsi" w:cstheme="majorBidi" w:eastAsiaTheme="majorEastAsia" w:hAnsiTheme="majorHAnsi"/>
+        <w:rFonts w:asciiTheme="majorHAnsi" w:cstheme="majorBidi" w:hAnsiTheme="majorHAnsi" w:eastAsia="黑体"/>
         <w:b/>
         <w:bCs/>
       </w:rPr>
@@ -5354,14 +5566,14 @@
     </w:tblStylePr>
     <w:tblStylePr w:type="firstCol">
       <w:rPr>
-        <w:rFonts w:asciiTheme="majorHAnsi" w:cstheme="majorBidi" w:eastAsiaTheme="majorEastAsia" w:hAnsiTheme="majorHAnsi"/>
+        <w:rFonts w:asciiTheme="majorHAnsi" w:cstheme="majorBidi" w:hAnsiTheme="majorHAnsi" w:eastAsia="黑体"/>
         <w:b/>
         <w:bCs/>
       </w:rPr>
     </w:tblStylePr>
     <w:tblStylePr w:type="lastCol">
       <w:rPr>
-        <w:rFonts w:asciiTheme="majorHAnsi" w:cstheme="majorBidi" w:eastAsiaTheme="majorEastAsia" w:hAnsiTheme="majorHAnsi"/>
+        <w:rFonts w:asciiTheme="majorHAnsi" w:cstheme="majorBidi" w:hAnsiTheme="majorHAnsi" w:eastAsia="黑体"/>
         <w:b/>
         <w:bCs/>
       </w:rPr>
@@ -5444,6 +5656,7 @@
         <w:spacing w:after="0" w:before="0" w:line="240" w:lineRule="auto"/>
       </w:pPr>
       <w:rPr>
+        <w:rFonts w:eastAsia="黑体"/>
         <w:b/>
         <w:bCs/>
         <w:color w:themeColor="background1" w:val="FFFFFF"/>
@@ -5466,6 +5679,7 @@
         <w:spacing w:after="0" w:before="0" w:line="240" w:lineRule="auto"/>
       </w:pPr>
       <w:rPr>
+        <w:rFonts w:eastAsia="黑体"/>
         <w:b/>
         <w:bCs/>
       </w:rPr>
@@ -5483,12 +5697,14 @@
     </w:tblStylePr>
     <w:tblStylePr w:type="firstCol">
       <w:rPr>
+        <w:rFonts w:eastAsia="黑体"/>
         <w:b/>
         <w:bCs/>
       </w:rPr>
     </w:tblStylePr>
     <w:tblStylePr w:type="lastCol">
       <w:rPr>
+        <w:rFonts w:eastAsia="黑体"/>
         <w:b/>
         <w:bCs/>
       </w:rPr>
@@ -5550,6 +5766,7 @@
         <w:spacing w:after="0" w:before="0" w:line="240" w:lineRule="auto"/>
       </w:pPr>
       <w:rPr>
+        <w:rFonts w:eastAsia="黑体"/>
         <w:b/>
         <w:bCs/>
         <w:color w:themeColor="background1" w:val="FFFFFF"/>
@@ -5572,6 +5789,7 @@
         <w:spacing w:after="0" w:before="0" w:line="240" w:lineRule="auto"/>
       </w:pPr>
       <w:rPr>
+        <w:rFonts w:eastAsia="黑体"/>
         <w:b/>
         <w:bCs/>
       </w:rPr>
@@ -5589,12 +5807,14 @@
     </w:tblStylePr>
     <w:tblStylePr w:type="firstCol">
       <w:rPr>
+        <w:rFonts w:eastAsia="黑体"/>
         <w:b/>
         <w:bCs/>
       </w:rPr>
     </w:tblStylePr>
     <w:tblStylePr w:type="lastCol">
       <w:rPr>
+        <w:rFonts w:eastAsia="黑体"/>
         <w:b/>
         <w:bCs/>
       </w:rPr>
@@ -5656,6 +5876,7 @@
         <w:spacing w:after="0" w:before="0" w:line="240" w:lineRule="auto"/>
       </w:pPr>
       <w:rPr>
+        <w:rFonts w:eastAsia="黑体"/>
         <w:b/>
         <w:bCs/>
         <w:color w:themeColor="background1" w:val="FFFFFF"/>
@@ -5678,6 +5899,7 @@
         <w:spacing w:after="0" w:before="0" w:line="240" w:lineRule="auto"/>
       </w:pPr>
       <w:rPr>
+        <w:rFonts w:eastAsia="黑体"/>
         <w:b/>
         <w:bCs/>
       </w:rPr>
@@ -5695,12 +5917,14 @@
     </w:tblStylePr>
     <w:tblStylePr w:type="firstCol">
       <w:rPr>
+        <w:rFonts w:eastAsia="黑体"/>
         <w:b/>
         <w:bCs/>
       </w:rPr>
     </w:tblStylePr>
     <w:tblStylePr w:type="lastCol">
       <w:rPr>
+        <w:rFonts w:eastAsia="黑体"/>
         <w:b/>
         <w:bCs/>
       </w:rPr>
@@ -5762,6 +5986,7 @@
         <w:spacing w:after="0" w:before="0" w:line="240" w:lineRule="auto"/>
       </w:pPr>
       <w:rPr>
+        <w:rFonts w:eastAsia="黑体"/>
         <w:b/>
         <w:bCs/>
         <w:color w:themeColor="background1" w:val="FFFFFF"/>
@@ -5784,6 +6009,7 @@
         <w:spacing w:after="0" w:before="0" w:line="240" w:lineRule="auto"/>
       </w:pPr>
       <w:rPr>
+        <w:rFonts w:eastAsia="黑体"/>
         <w:b/>
         <w:bCs/>
       </w:rPr>
@@ -5801,12 +6027,14 @@
     </w:tblStylePr>
     <w:tblStylePr w:type="firstCol">
       <w:rPr>
+        <w:rFonts w:eastAsia="黑体"/>
         <w:b/>
         <w:bCs/>
       </w:rPr>
     </w:tblStylePr>
     <w:tblStylePr w:type="lastCol">
       <w:rPr>
+        <w:rFonts w:eastAsia="黑体"/>
         <w:b/>
         <w:bCs/>
       </w:rPr>
@@ -5868,6 +6096,7 @@
         <w:spacing w:after="0" w:before="0" w:line="240" w:lineRule="auto"/>
       </w:pPr>
       <w:rPr>
+        <w:rFonts w:eastAsia="黑体"/>
         <w:b/>
         <w:bCs/>
         <w:color w:themeColor="background1" w:val="FFFFFF"/>
@@ -5890,6 +6119,7 @@
         <w:spacing w:after="0" w:before="0" w:line="240" w:lineRule="auto"/>
       </w:pPr>
       <w:rPr>
+        <w:rFonts w:eastAsia="黑体"/>
         <w:b/>
         <w:bCs/>
       </w:rPr>
@@ -5907,12 +6137,14 @@
     </w:tblStylePr>
     <w:tblStylePr w:type="firstCol">
       <w:rPr>
+        <w:rFonts w:eastAsia="黑体"/>
         <w:b/>
         <w:bCs/>
       </w:rPr>
     </w:tblStylePr>
     <w:tblStylePr w:type="lastCol">
       <w:rPr>
+        <w:rFonts w:eastAsia="黑体"/>
         <w:b/>
         <w:bCs/>
       </w:rPr>
@@ -5974,6 +6206,7 @@
         <w:spacing w:after="0" w:before="0" w:line="240" w:lineRule="auto"/>
       </w:pPr>
       <w:rPr>
+        <w:rFonts w:eastAsia="黑体"/>
         <w:b/>
         <w:bCs/>
         <w:color w:themeColor="background1" w:val="FFFFFF"/>
@@ -5996,6 +6229,7 @@
         <w:spacing w:after="0" w:before="0" w:line="240" w:lineRule="auto"/>
       </w:pPr>
       <w:rPr>
+        <w:rFonts w:eastAsia="黑体"/>
         <w:b/>
         <w:bCs/>
       </w:rPr>
@@ -6013,12 +6247,14 @@
     </w:tblStylePr>
     <w:tblStylePr w:type="firstCol">
       <w:rPr>
+        <w:rFonts w:eastAsia="黑体"/>
         <w:b/>
         <w:bCs/>
       </w:rPr>
     </w:tblStylePr>
     <w:tblStylePr w:type="lastCol">
       <w:rPr>
+        <w:rFonts w:eastAsia="黑体"/>
         <w:b/>
         <w:bCs/>
       </w:rPr>
@@ -6080,6 +6316,7 @@
         <w:spacing w:after="0" w:before="0" w:line="240" w:lineRule="auto"/>
       </w:pPr>
       <w:rPr>
+        <w:rFonts w:eastAsia="黑体"/>
         <w:b/>
         <w:bCs/>
         <w:color w:themeColor="background1" w:val="FFFFFF"/>
@@ -6102,6 +6339,7 @@
         <w:spacing w:after="0" w:before="0" w:line="240" w:lineRule="auto"/>
       </w:pPr>
       <w:rPr>
+        <w:rFonts w:eastAsia="黑体"/>
         <w:b/>
         <w:bCs/>
       </w:rPr>
@@ -6119,12 +6357,14 @@
     </w:tblStylePr>
     <w:tblStylePr w:type="firstCol">
       <w:rPr>
+        <w:rFonts w:eastAsia="黑体"/>
         <w:b/>
         <w:bCs/>
       </w:rPr>
     </w:tblStylePr>
     <w:tblStylePr w:type="lastCol">
       <w:rPr>
+        <w:rFonts w:eastAsia="黑体"/>
         <w:b/>
         <w:bCs/>
       </w:rPr>
@@ -6183,6 +6423,7 @@
         <w:spacing w:after="0" w:before="0" w:line="240" w:lineRule="auto"/>
       </w:pPr>
       <w:rPr>
+        <w:rFonts w:eastAsia="黑体"/>
         <w:b/>
         <w:bCs/>
         <w:color w:themeColor="background1" w:val="FFFFFF"/>
@@ -6205,6 +6446,7 @@
         <w:spacing w:after="0" w:before="0" w:line="240" w:lineRule="auto"/>
       </w:pPr>
       <w:rPr>
+        <w:rFonts w:eastAsia="黑体"/>
         <w:color w:val="auto"/>
       </w:rPr>
       <w:tblPr/>
@@ -6222,6 +6464,7 @@
     </w:tblStylePr>
     <w:tblStylePr w:type="firstCol">
       <w:rPr>
+        <w:rFonts w:eastAsia="黑体"/>
         <w:b/>
         <w:bCs/>
         <w:color w:themeColor="background1" w:val="FFFFFF"/>
@@ -6241,6 +6484,7 @@
     </w:tblStylePr>
     <w:tblStylePr w:type="lastCol">
       <w:rPr>
+        <w:rFonts w:eastAsia="黑体"/>
         <w:b/>
         <w:bCs/>
         <w:color w:themeColor="background1" w:val="FFFFFF"/>
@@ -6289,6 +6533,7 @@
     </w:tblStylePr>
     <w:tblStylePr w:type="nwCell">
       <w:rPr>
+        <w:rFonts w:eastAsia="黑体"/>
         <w:color w:themeColor="background1" w:val="FFFFFF"/>
       </w:rPr>
       <w:tblPr/>
@@ -6332,6 +6577,7 @@
         <w:spacing w:after="0" w:before="0" w:line="240" w:lineRule="auto"/>
       </w:pPr>
       <w:rPr>
+        <w:rFonts w:eastAsia="黑体"/>
         <w:b/>
         <w:bCs/>
         <w:color w:themeColor="background1" w:val="FFFFFF"/>
@@ -6354,6 +6600,7 @@
         <w:spacing w:after="0" w:before="0" w:line="240" w:lineRule="auto"/>
       </w:pPr>
       <w:rPr>
+        <w:rFonts w:eastAsia="黑体"/>
         <w:color w:val="auto"/>
       </w:rPr>
       <w:tblPr/>
@@ -6371,6 +6618,7 @@
     </w:tblStylePr>
     <w:tblStylePr w:type="firstCol">
       <w:rPr>
+        <w:rFonts w:eastAsia="黑体"/>
         <w:b/>
         <w:bCs/>
         <w:color w:themeColor="background1" w:val="FFFFFF"/>
@@ -6390,6 +6638,7 @@
     </w:tblStylePr>
     <w:tblStylePr w:type="lastCol">
       <w:rPr>
+        <w:rFonts w:eastAsia="黑体"/>
         <w:b/>
         <w:bCs/>
         <w:color w:themeColor="background1" w:val="FFFFFF"/>
@@ -6438,6 +6687,7 @@
     </w:tblStylePr>
     <w:tblStylePr w:type="nwCell">
       <w:rPr>
+        <w:rFonts w:eastAsia="黑体"/>
         <w:color w:themeColor="background1" w:val="FFFFFF"/>
       </w:rPr>
       <w:tblPr/>
@@ -6481,6 +6731,7 @@
         <w:spacing w:after="0" w:before="0" w:line="240" w:lineRule="auto"/>
       </w:pPr>
       <w:rPr>
+        <w:rFonts w:eastAsia="黑体"/>
         <w:b/>
         <w:bCs/>
         <w:color w:themeColor="background1" w:val="FFFFFF"/>
@@ -6503,6 +6754,7 @@
         <w:spacing w:after="0" w:before="0" w:line="240" w:lineRule="auto"/>
       </w:pPr>
       <w:rPr>
+        <w:rFonts w:eastAsia="黑体"/>
         <w:color w:val="auto"/>
       </w:rPr>
       <w:tblPr/>
@@ -6520,6 +6772,7 @@
     </w:tblStylePr>
     <w:tblStylePr w:type="firstCol">
       <w:rPr>
+        <w:rFonts w:eastAsia="黑体"/>
         <w:b/>
         <w:bCs/>
         <w:color w:themeColor="background1" w:val="FFFFFF"/>
@@ -6539,6 +6792,7 @@
     </w:tblStylePr>
     <w:tblStylePr w:type="lastCol">
       <w:rPr>
+        <w:rFonts w:eastAsia="黑体"/>
         <w:b/>
         <w:bCs/>
         <w:color w:themeColor="background1" w:val="FFFFFF"/>
@@ -6587,6 +6841,7 @@
     </w:tblStylePr>
     <w:tblStylePr w:type="nwCell">
       <w:rPr>
+        <w:rFonts w:eastAsia="黑体"/>
         <w:color w:themeColor="background1" w:val="FFFFFF"/>
       </w:rPr>
       <w:tblPr/>
@@ -6630,6 +6885,7 @@
         <w:spacing w:after="0" w:before="0" w:line="240" w:lineRule="auto"/>
       </w:pPr>
       <w:rPr>
+        <w:rFonts w:eastAsia="黑体"/>
         <w:b/>
         <w:bCs/>
         <w:color w:themeColor="background1" w:val="FFFFFF"/>
@@ -6652,6 +6908,7 @@
         <w:spacing w:after="0" w:before="0" w:line="240" w:lineRule="auto"/>
       </w:pPr>
       <w:rPr>
+        <w:rFonts w:eastAsia="黑体"/>
         <w:color w:val="auto"/>
       </w:rPr>
       <w:tblPr/>
@@ -6669,6 +6926,7 @@
     </w:tblStylePr>
     <w:tblStylePr w:type="firstCol">
       <w:rPr>
+        <w:rFonts w:eastAsia="黑体"/>
         <w:b/>
         <w:bCs/>
         <w:color w:themeColor="background1" w:val="FFFFFF"/>
@@ -6688,6 +6946,7 @@
     </w:tblStylePr>
     <w:tblStylePr w:type="lastCol">
       <w:rPr>
+        <w:rFonts w:eastAsia="黑体"/>
         <w:b/>
         <w:bCs/>
         <w:color w:themeColor="background1" w:val="FFFFFF"/>
@@ -6736,6 +6995,7 @@
     </w:tblStylePr>
     <w:tblStylePr w:type="nwCell">
       <w:rPr>
+        <w:rFonts w:eastAsia="黑体"/>
         <w:color w:themeColor="background1" w:val="FFFFFF"/>
       </w:rPr>
       <w:tblPr/>
@@ -6779,6 +7039,7 @@
         <w:spacing w:after="0" w:before="0" w:line="240" w:lineRule="auto"/>
       </w:pPr>
       <w:rPr>
+        <w:rFonts w:eastAsia="黑体"/>
         <w:b/>
         <w:bCs/>
         <w:color w:themeColor="background1" w:val="FFFFFF"/>
@@ -6801,6 +7062,7 @@
         <w:spacing w:after="0" w:before="0" w:line="240" w:lineRule="auto"/>
       </w:pPr>
       <w:rPr>
+        <w:rFonts w:eastAsia="黑体"/>
         <w:color w:val="auto"/>
       </w:rPr>
       <w:tblPr/>
@@ -6818,6 +7080,7 @@
     </w:tblStylePr>
     <w:tblStylePr w:type="firstCol">
       <w:rPr>
+        <w:rFonts w:eastAsia="黑体"/>
         <w:b/>
         <w:bCs/>
         <w:color w:themeColor="background1" w:val="FFFFFF"/>
@@ -6837,6 +7100,7 @@
     </w:tblStylePr>
     <w:tblStylePr w:type="lastCol">
       <w:rPr>
+        <w:rFonts w:eastAsia="黑体"/>
         <w:b/>
         <w:bCs/>
         <w:color w:themeColor="background1" w:val="FFFFFF"/>
@@ -6885,6 +7149,7 @@
     </w:tblStylePr>
     <w:tblStylePr w:type="nwCell">
       <w:rPr>
+        <w:rFonts w:eastAsia="黑体"/>
         <w:color w:themeColor="background1" w:val="FFFFFF"/>
       </w:rPr>
       <w:tblPr/>
@@ -6928,6 +7193,7 @@
         <w:spacing w:after="0" w:before="0" w:line="240" w:lineRule="auto"/>
       </w:pPr>
       <w:rPr>
+        <w:rFonts w:eastAsia="黑体"/>
         <w:b/>
         <w:bCs/>
         <w:color w:themeColor="background1" w:val="FFFFFF"/>
@@ -6950,6 +7216,7 @@
         <w:spacing w:after="0" w:before="0" w:line="240" w:lineRule="auto"/>
       </w:pPr>
       <w:rPr>
+        <w:rFonts w:eastAsia="黑体"/>
         <w:color w:val="auto"/>
       </w:rPr>
       <w:tblPr/>
@@ -6967,6 +7234,7 @@
     </w:tblStylePr>
     <w:tblStylePr w:type="firstCol">
       <w:rPr>
+        <w:rFonts w:eastAsia="黑体"/>
         <w:b/>
         <w:bCs/>
         <w:color w:themeColor="background1" w:val="FFFFFF"/>
@@ -6986,6 +7254,7 @@
     </w:tblStylePr>
     <w:tblStylePr w:type="lastCol">
       <w:rPr>
+        <w:rFonts w:eastAsia="黑体"/>
         <w:b/>
         <w:bCs/>
         <w:color w:themeColor="background1" w:val="FFFFFF"/>
@@ -7034,6 +7303,7 @@
     </w:tblStylePr>
     <w:tblStylePr w:type="nwCell">
       <w:rPr>
+        <w:rFonts w:eastAsia="黑体"/>
         <w:color w:themeColor="background1" w:val="FFFFFF"/>
       </w:rPr>
       <w:tblPr/>
@@ -7077,6 +7347,7 @@
         <w:spacing w:after="0" w:before="0" w:line="240" w:lineRule="auto"/>
       </w:pPr>
       <w:rPr>
+        <w:rFonts w:eastAsia="黑体"/>
         <w:b/>
         <w:bCs/>
         <w:color w:themeColor="background1" w:val="FFFFFF"/>
@@ -7099,6 +7370,7 @@
         <w:spacing w:after="0" w:before="0" w:line="240" w:lineRule="auto"/>
       </w:pPr>
       <w:rPr>
+        <w:rFonts w:eastAsia="黑体"/>
         <w:color w:val="auto"/>
       </w:rPr>
       <w:tblPr/>
@@ -7116,6 +7388,7 @@
     </w:tblStylePr>
     <w:tblStylePr w:type="firstCol">
       <w:rPr>
+        <w:rFonts w:eastAsia="黑体"/>
         <w:b/>
         <w:bCs/>
         <w:color w:themeColor="background1" w:val="FFFFFF"/>
@@ -7135,6 +7408,7 @@
     </w:tblStylePr>
     <w:tblStylePr w:type="lastCol">
       <w:rPr>
+        <w:rFonts w:eastAsia="黑体"/>
         <w:b/>
         <w:bCs/>
         <w:color w:themeColor="background1" w:val="FFFFFF"/>
@@ -7183,6 +7457,7 @@
     </w:tblStylePr>
     <w:tblStylePr w:type="nwCell">
       <w:rPr>
+        <w:rFonts w:eastAsia="黑体"/>
         <w:color w:themeColor="background1" w:val="FFFFFF"/>
       </w:rPr>
       <w:tblPr/>
@@ -7207,6 +7482,7 @@
       <w:spacing w:after="0" w:line="240" w:lineRule="auto"/>
     </w:pPr>
     <w:rPr>
+      <w:rFonts w:eastAsia="黑体"/>
       <w:color w:themeColor="text1" w:val="000000"/>
     </w:rPr>
     <w:tblPr>
@@ -7226,7 +7502,7 @@
     </w:tblPr>
     <w:tblStylePr w:type="firstRow">
       <w:rPr>
-        <w:rFonts w:asciiTheme="majorHAnsi" w:cstheme="majorBidi" w:eastAsiaTheme="majorEastAsia" w:hAnsiTheme="majorHAnsi"/>
+        <w:rFonts w:asciiTheme="majorHAnsi" w:cstheme="majorBidi" w:hAnsiTheme="majorHAnsi" w:eastAsia="黑体"/>
       </w:rPr>
       <w:tblPr/>
       <w:tcPr>
@@ -7238,6 +7514,7 @@
     </w:tblStylePr>
     <w:tblStylePr w:type="lastRow">
       <w:rPr>
+        <w:rFonts w:eastAsia="黑体"/>
         <w:b/>
         <w:bCs/>
         <w:color w:themeColor="text2" w:val="1F497D"/>
@@ -7252,12 +7529,14 @@
     </w:tblStylePr>
     <w:tblStylePr w:type="firstCol">
       <w:rPr>
+        <w:rFonts w:eastAsia="黑体"/>
         <w:b/>
         <w:bCs/>
       </w:rPr>
     </w:tblStylePr>
     <w:tblStylePr w:type="lastCol">
       <w:rPr>
+        <w:rFonts w:eastAsia="黑体"/>
         <w:b/>
         <w:bCs/>
       </w:rPr>
@@ -7291,6 +7570,7 @@
       <w:spacing w:after="0" w:line="240" w:lineRule="auto"/>
     </w:pPr>
     <w:rPr>
+      <w:rFonts w:eastAsia="黑体"/>
       <w:color w:themeColor="text1" w:val="000000"/>
     </w:rPr>
     <w:tblPr>
@@ -7310,7 +7590,7 @@
     </w:tblPr>
     <w:tblStylePr w:type="firstRow">
       <w:rPr>
-        <w:rFonts w:asciiTheme="majorHAnsi" w:cstheme="majorBidi" w:eastAsiaTheme="majorEastAsia" w:hAnsiTheme="majorHAnsi"/>
+        <w:rFonts w:asciiTheme="majorHAnsi" w:cstheme="majorBidi" w:hAnsiTheme="majorHAnsi" w:eastAsia="黑体"/>
       </w:rPr>
       <w:tblPr/>
       <w:tcPr>
@@ -7322,6 +7602,7 @@
     </w:tblStylePr>
     <w:tblStylePr w:type="lastRow">
       <w:rPr>
+        <w:rFonts w:eastAsia="黑体"/>
         <w:b/>
         <w:bCs/>
         <w:color w:themeColor="text2" w:val="1F497D"/>
@@ -7336,12 +7617,14 @@
     </w:tblStylePr>
     <w:tblStylePr w:type="firstCol">
       <w:rPr>
+        <w:rFonts w:eastAsia="黑体"/>
         <w:b/>
         <w:bCs/>
       </w:rPr>
     </w:tblStylePr>
     <w:tblStylePr w:type="lastCol">
       <w:rPr>
+        <w:rFonts w:eastAsia="黑体"/>
         <w:b/>
         <w:bCs/>
       </w:rPr>
@@ -7375,6 +7658,7 @@
       <w:spacing w:after="0" w:line="240" w:lineRule="auto"/>
     </w:pPr>
     <w:rPr>
+      <w:rFonts w:eastAsia="黑体"/>
       <w:color w:themeColor="text1" w:val="000000"/>
     </w:rPr>
     <w:tblPr>
@@ -7394,7 +7678,7 @@
     </w:tblPr>
     <w:tblStylePr w:type="firstRow">
       <w:rPr>
-        <w:rFonts w:asciiTheme="majorHAnsi" w:cstheme="majorBidi" w:eastAsiaTheme="majorEastAsia" w:hAnsiTheme="majorHAnsi"/>
+        <w:rFonts w:asciiTheme="majorHAnsi" w:cstheme="majorBidi" w:hAnsiTheme="majorHAnsi" w:eastAsia="黑体"/>
       </w:rPr>
       <w:tblPr/>
       <w:tcPr>
@@ -7406,6 +7690,7 @@
     </w:tblStylePr>
     <w:tblStylePr w:type="lastRow">
       <w:rPr>
+        <w:rFonts w:eastAsia="黑体"/>
         <w:b/>
         <w:bCs/>
         <w:color w:themeColor="text2" w:val="1F497D"/>
@@ -7420,12 +7705,14 @@
     </w:tblStylePr>
     <w:tblStylePr w:type="firstCol">
       <w:rPr>
+        <w:rFonts w:eastAsia="黑体"/>
         <w:b/>
         <w:bCs/>
       </w:rPr>
     </w:tblStylePr>
     <w:tblStylePr w:type="lastCol">
       <w:rPr>
+        <w:rFonts w:eastAsia="黑体"/>
         <w:b/>
         <w:bCs/>
       </w:rPr>
@@ -7459,6 +7746,7 @@
       <w:spacing w:after="0" w:line="240" w:lineRule="auto"/>
     </w:pPr>
     <w:rPr>
+      <w:rFonts w:eastAsia="黑体"/>
       <w:color w:themeColor="text1" w:val="000000"/>
     </w:rPr>
     <w:tblPr>
@@ -7478,7 +7766,7 @@
     </w:tblPr>
     <w:tblStylePr w:type="firstRow">
       <w:rPr>
-        <w:rFonts w:asciiTheme="majorHAnsi" w:cstheme="majorBidi" w:eastAsiaTheme="majorEastAsia" w:hAnsiTheme="majorHAnsi"/>
+        <w:rFonts w:asciiTheme="majorHAnsi" w:cstheme="majorBidi" w:hAnsiTheme="majorHAnsi" w:eastAsia="黑体"/>
       </w:rPr>
       <w:tblPr/>
       <w:tcPr>
@@ -7490,6 +7778,7 @@
     </w:tblStylePr>
     <w:tblStylePr w:type="lastRow">
       <w:rPr>
+        <w:rFonts w:eastAsia="黑体"/>
         <w:b/>
         <w:bCs/>
         <w:color w:themeColor="text2" w:val="1F497D"/>
@@ -7504,12 +7793,14 @@
     </w:tblStylePr>
     <w:tblStylePr w:type="firstCol">
       <w:rPr>
+        <w:rFonts w:eastAsia="黑体"/>
         <w:b/>
         <w:bCs/>
       </w:rPr>
     </w:tblStylePr>
     <w:tblStylePr w:type="lastCol">
       <w:rPr>
+        <w:rFonts w:eastAsia="黑体"/>
         <w:b/>
         <w:bCs/>
       </w:rPr>
@@ -7543,6 +7834,7 @@
       <w:spacing w:after="0" w:line="240" w:lineRule="auto"/>
     </w:pPr>
     <w:rPr>
+      <w:rFonts w:eastAsia="黑体"/>
       <w:color w:themeColor="text1" w:val="000000"/>
     </w:rPr>
     <w:tblPr>
@@ -7562,7 +7854,7 @@
     </w:tblPr>
     <w:tblStylePr w:type="firstRow">
       <w:rPr>
-        <w:rFonts w:asciiTheme="majorHAnsi" w:cstheme="majorBidi" w:eastAsiaTheme="majorEastAsia" w:hAnsiTheme="majorHAnsi"/>
+        <w:rFonts w:asciiTheme="majorHAnsi" w:cstheme="majorBidi" w:hAnsiTheme="majorHAnsi" w:eastAsia="黑体"/>
       </w:rPr>
       <w:tblPr/>
       <w:tcPr>
@@ -7574,6 +7866,7 @@
     </w:tblStylePr>
     <w:tblStylePr w:type="lastRow">
       <w:rPr>
+        <w:rFonts w:eastAsia="黑体"/>
         <w:b/>
         <w:bCs/>
         <w:color w:themeColor="text2" w:val="1F497D"/>
@@ -7588,12 +7881,14 @@
     </w:tblStylePr>
     <w:tblStylePr w:type="firstCol">
       <w:rPr>
+        <w:rFonts w:eastAsia="黑体"/>
         <w:b/>
         <w:bCs/>
       </w:rPr>
     </w:tblStylePr>
     <w:tblStylePr w:type="lastCol">
       <w:rPr>
+        <w:rFonts w:eastAsia="黑体"/>
         <w:b/>
         <w:bCs/>
       </w:rPr>
@@ -7627,6 +7922,7 @@
       <w:spacing w:after="0" w:line="240" w:lineRule="auto"/>
     </w:pPr>
     <w:rPr>
+      <w:rFonts w:eastAsia="黑体"/>
       <w:color w:themeColor="text1" w:val="000000"/>
     </w:rPr>
     <w:tblPr>
@@ -7646,7 +7942,7 @@
     </w:tblPr>
     <w:tblStylePr w:type="firstRow">
       <w:rPr>
-        <w:rFonts w:asciiTheme="majorHAnsi" w:cstheme="majorBidi" w:eastAsiaTheme="majorEastAsia" w:hAnsiTheme="majorHAnsi"/>
+        <w:rFonts w:asciiTheme="majorHAnsi" w:cstheme="majorBidi" w:hAnsiTheme="majorHAnsi" w:eastAsia="黑体"/>
       </w:rPr>
       <w:tblPr/>
       <w:tcPr>
@@ -7658,6 +7954,7 @@
     </w:tblStylePr>
     <w:tblStylePr w:type="lastRow">
       <w:rPr>
+        <w:rFonts w:eastAsia="黑体"/>
         <w:b/>
         <w:bCs/>
         <w:color w:themeColor="text2" w:val="1F497D"/>
@@ -7672,12 +7969,14 @@
     </w:tblStylePr>
     <w:tblStylePr w:type="firstCol">
       <w:rPr>
+        <w:rFonts w:eastAsia="黑体"/>
         <w:b/>
         <w:bCs/>
       </w:rPr>
     </w:tblStylePr>
     <w:tblStylePr w:type="lastCol">
       <w:rPr>
+        <w:rFonts w:eastAsia="黑体"/>
         <w:b/>
         <w:bCs/>
       </w:rPr>
@@ -7711,6 +8010,7 @@
       <w:spacing w:after="0" w:line="240" w:lineRule="auto"/>
     </w:pPr>
     <w:rPr>
+      <w:rFonts w:eastAsia="黑体"/>
       <w:color w:themeColor="text1" w:val="000000"/>
     </w:rPr>
     <w:tblPr>
@@ -7730,7 +8030,7 @@
     </w:tblPr>
     <w:tblStylePr w:type="firstRow">
       <w:rPr>
-        <w:rFonts w:asciiTheme="majorHAnsi" w:cstheme="majorBidi" w:eastAsiaTheme="majorEastAsia" w:hAnsiTheme="majorHAnsi"/>
+        <w:rFonts w:asciiTheme="majorHAnsi" w:cstheme="majorBidi" w:hAnsiTheme="majorHAnsi" w:eastAsia="黑体"/>
       </w:rPr>
       <w:tblPr/>
       <w:tcPr>
@@ -7742,6 +8042,7 @@
     </w:tblStylePr>
     <w:tblStylePr w:type="lastRow">
       <w:rPr>
+        <w:rFonts w:eastAsia="黑体"/>
         <w:b/>
         <w:bCs/>
         <w:color w:themeColor="text2" w:val="1F497D"/>
@@ -7756,12 +8057,14 @@
     </w:tblStylePr>
     <w:tblStylePr w:type="firstCol">
       <w:rPr>
+        <w:rFonts w:eastAsia="黑体"/>
         <w:b/>
         <w:bCs/>
       </w:rPr>
     </w:tblStylePr>
     <w:tblStylePr w:type="lastCol">
       <w:rPr>
+        <w:rFonts w:eastAsia="黑体"/>
         <w:b/>
         <w:bCs/>
       </w:rPr>
@@ -7795,7 +8098,7 @@
       <w:spacing w:after="0" w:line="240" w:lineRule="auto"/>
     </w:pPr>
     <w:rPr>
-      <w:rFonts w:asciiTheme="majorHAnsi" w:cstheme="majorBidi" w:eastAsiaTheme="majorEastAsia" w:hAnsiTheme="majorHAnsi"/>
+      <w:rFonts w:asciiTheme="majorHAnsi" w:cstheme="majorBidi" w:hAnsiTheme="majorHAnsi" w:eastAsia="黑体"/>
       <w:color w:themeColor="text1" w:val="000000"/>
     </w:rPr>
     <w:tblPr>
@@ -7817,6 +8120,7 @@
     </w:tblPr>
     <w:tblStylePr w:type="firstRow">
       <w:rPr>
+        <w:rFonts w:eastAsia="黑体"/>
         <w:sz w:val="24"/>
         <w:szCs w:val="24"/>
       </w:rPr>
@@ -7923,7 +8227,7 @@
       <w:spacing w:after="0" w:line="240" w:lineRule="auto"/>
     </w:pPr>
     <w:rPr>
-      <w:rFonts w:asciiTheme="majorHAnsi" w:cstheme="majorBidi" w:eastAsiaTheme="majorEastAsia" w:hAnsiTheme="majorHAnsi"/>
+      <w:rFonts w:asciiTheme="majorHAnsi" w:cstheme="majorBidi" w:hAnsiTheme="majorHAnsi" w:eastAsia="黑体"/>
       <w:color w:themeColor="text1" w:val="000000"/>
     </w:rPr>
     <w:tblPr>
@@ -7945,6 +8249,7 @@
     </w:tblPr>
     <w:tblStylePr w:type="firstRow">
       <w:rPr>
+        <w:rFonts w:eastAsia="黑体"/>
         <w:sz w:val="24"/>
         <w:szCs w:val="24"/>
       </w:rPr>
@@ -8051,7 +8356,7 @@
       <w:spacing w:after="0" w:line="240" w:lineRule="auto"/>
     </w:pPr>
     <w:rPr>
-      <w:rFonts w:asciiTheme="majorHAnsi" w:cstheme="majorBidi" w:eastAsiaTheme="majorEastAsia" w:hAnsiTheme="majorHAnsi"/>
+      <w:rFonts w:asciiTheme="majorHAnsi" w:cstheme="majorBidi" w:hAnsiTheme="majorHAnsi" w:eastAsia="黑体"/>
       <w:color w:themeColor="text1" w:val="000000"/>
     </w:rPr>
     <w:tblPr>
@@ -8073,6 +8378,7 @@
     </w:tblPr>
     <w:tblStylePr w:type="firstRow">
       <w:rPr>
+        <w:rFonts w:eastAsia="黑体"/>
         <w:sz w:val="24"/>
         <w:szCs w:val="24"/>
       </w:rPr>
@@ -8179,7 +8485,7 @@
       <w:spacing w:after="0" w:line="240" w:lineRule="auto"/>
     </w:pPr>
     <w:rPr>
-      <w:rFonts w:asciiTheme="majorHAnsi" w:cstheme="majorBidi" w:eastAsiaTheme="majorEastAsia" w:hAnsiTheme="majorHAnsi"/>
+      <w:rFonts w:asciiTheme="majorHAnsi" w:cstheme="majorBidi" w:hAnsiTheme="majorHAnsi" w:eastAsia="黑体"/>
       <w:color w:themeColor="text1" w:val="000000"/>
     </w:rPr>
     <w:tblPr>
@@ -8201,6 +8507,7 @@
     </w:tblPr>
     <w:tblStylePr w:type="firstRow">
       <w:rPr>
+        <w:rFonts w:eastAsia="黑体"/>
         <w:sz w:val="24"/>
         <w:szCs w:val="24"/>
       </w:rPr>
@@ -8307,7 +8614,7 @@
       <w:spacing w:after="0" w:line="240" w:lineRule="auto"/>
     </w:pPr>
     <w:rPr>
-      <w:rFonts w:asciiTheme="majorHAnsi" w:cstheme="majorBidi" w:eastAsiaTheme="majorEastAsia" w:hAnsiTheme="majorHAnsi"/>
+      <w:rFonts w:asciiTheme="majorHAnsi" w:cstheme="majorBidi" w:hAnsiTheme="majorHAnsi" w:eastAsia="黑体"/>
       <w:color w:themeColor="text1" w:val="000000"/>
     </w:rPr>
     <w:tblPr>
@@ -8329,6 +8636,7 @@
     </w:tblPr>
     <w:tblStylePr w:type="firstRow">
       <w:rPr>
+        <w:rFonts w:eastAsia="黑体"/>
         <w:sz w:val="24"/>
         <w:szCs w:val="24"/>
       </w:rPr>
@@ -8435,7 +8743,7 @@
       <w:spacing w:after="0" w:line="240" w:lineRule="auto"/>
     </w:pPr>
     <w:rPr>
-      <w:rFonts w:asciiTheme="majorHAnsi" w:cstheme="majorBidi" w:eastAsiaTheme="majorEastAsia" w:hAnsiTheme="majorHAnsi"/>
+      <w:rFonts w:asciiTheme="majorHAnsi" w:cstheme="majorBidi" w:hAnsiTheme="majorHAnsi" w:eastAsia="黑体"/>
       <w:color w:themeColor="text1" w:val="000000"/>
     </w:rPr>
     <w:tblPr>
@@ -8457,6 +8765,7 @@
     </w:tblPr>
     <w:tblStylePr w:type="firstRow">
       <w:rPr>
+        <w:rFonts w:eastAsia="黑体"/>
         <w:sz w:val="24"/>
         <w:szCs w:val="24"/>
       </w:rPr>
@@ -8563,7 +8872,7 @@
       <w:spacing w:after="0" w:line="240" w:lineRule="auto"/>
     </w:pPr>
     <w:rPr>
-      <w:rFonts w:asciiTheme="majorHAnsi" w:cstheme="majorBidi" w:eastAsiaTheme="majorEastAsia" w:hAnsiTheme="majorHAnsi"/>
+      <w:rFonts w:asciiTheme="majorHAnsi" w:cstheme="majorBidi" w:hAnsiTheme="majorHAnsi" w:eastAsia="黑体"/>
       <w:color w:themeColor="text1" w:val="000000"/>
     </w:rPr>
     <w:tblPr>
@@ -8585,6 +8894,7 @@
     </w:tblPr>
     <w:tblStylePr w:type="firstRow">
       <w:rPr>
+        <w:rFonts w:eastAsia="黑体"/>
         <w:sz w:val="24"/>
         <w:szCs w:val="24"/>
       </w:rPr>
@@ -8714,12 +9024,14 @@
     </w:tcPr>
     <w:tblStylePr w:type="firstRow">
       <w:rPr>
+        <w:rFonts w:eastAsia="黑体"/>
         <w:b/>
         <w:bCs/>
       </w:rPr>
     </w:tblStylePr>
     <w:tblStylePr w:type="lastRow">
       <w:rPr>
+        <w:rFonts w:eastAsia="黑体"/>
         <w:b/>
         <w:bCs/>
       </w:rPr>
@@ -8732,12 +9044,14 @@
     </w:tblStylePr>
     <w:tblStylePr w:type="firstCol">
       <w:rPr>
+        <w:rFonts w:eastAsia="黑体"/>
         <w:b/>
         <w:bCs/>
       </w:rPr>
     </w:tblStylePr>
     <w:tblStylePr w:type="lastCol">
       <w:rPr>
+        <w:rFonts w:eastAsia="黑体"/>
         <w:b/>
         <w:bCs/>
       </w:rPr>
@@ -8787,12 +9101,14 @@
     </w:tcPr>
     <w:tblStylePr w:type="firstRow">
       <w:rPr>
+        <w:rFonts w:eastAsia="黑体"/>
         <w:b/>
         <w:bCs/>
       </w:rPr>
     </w:tblStylePr>
     <w:tblStylePr w:type="lastRow">
       <w:rPr>
+        <w:rFonts w:eastAsia="黑体"/>
         <w:b/>
         <w:bCs/>
       </w:rPr>
@@ -8805,12 +9121,14 @@
     </w:tblStylePr>
     <w:tblStylePr w:type="firstCol">
       <w:rPr>
+        <w:rFonts w:eastAsia="黑体"/>
         <w:b/>
         <w:bCs/>
       </w:rPr>
     </w:tblStylePr>
     <w:tblStylePr w:type="lastCol">
       <w:rPr>
+        <w:rFonts w:eastAsia="黑体"/>
         <w:b/>
         <w:bCs/>
       </w:rPr>
@@ -8860,12 +9178,14 @@
     </w:tcPr>
     <w:tblStylePr w:type="firstRow">
       <w:rPr>
+        <w:rFonts w:eastAsia="黑体"/>
         <w:b/>
         <w:bCs/>
       </w:rPr>
     </w:tblStylePr>
     <w:tblStylePr w:type="lastRow">
       <w:rPr>
+        <w:rFonts w:eastAsia="黑体"/>
         <w:b/>
         <w:bCs/>
       </w:rPr>
@@ -8878,12 +9198,14 @@
     </w:tblStylePr>
     <w:tblStylePr w:type="firstCol">
       <w:rPr>
+        <w:rFonts w:eastAsia="黑体"/>
         <w:b/>
         <w:bCs/>
       </w:rPr>
     </w:tblStylePr>
     <w:tblStylePr w:type="lastCol">
       <w:rPr>
+        <w:rFonts w:eastAsia="黑体"/>
         <w:b/>
         <w:bCs/>
       </w:rPr>
@@ -8933,12 +9255,14 @@
     </w:tcPr>
     <w:tblStylePr w:type="firstRow">
       <w:rPr>
+        <w:rFonts w:eastAsia="黑体"/>
         <w:b/>
         <w:bCs/>
       </w:rPr>
     </w:tblStylePr>
     <w:tblStylePr w:type="lastRow">
       <w:rPr>
+        <w:rFonts w:eastAsia="黑体"/>
         <w:b/>
         <w:bCs/>
       </w:rPr>
@@ -8951,12 +9275,14 @@
     </w:tblStylePr>
     <w:tblStylePr w:type="firstCol">
       <w:rPr>
+        <w:rFonts w:eastAsia="黑体"/>
         <w:b/>
         <w:bCs/>
       </w:rPr>
     </w:tblStylePr>
     <w:tblStylePr w:type="lastCol">
       <w:rPr>
+        <w:rFonts w:eastAsia="黑体"/>
         <w:b/>
         <w:bCs/>
       </w:rPr>
@@ -9006,12 +9332,14 @@
     </w:tcPr>
     <w:tblStylePr w:type="firstRow">
       <w:rPr>
+        <w:rFonts w:eastAsia="黑体"/>
         <w:b/>
         <w:bCs/>
       </w:rPr>
     </w:tblStylePr>
     <w:tblStylePr w:type="lastRow">
       <w:rPr>
+        <w:rFonts w:eastAsia="黑体"/>
         <w:b/>
         <w:bCs/>
       </w:rPr>
@@ -9024,12 +9352,14 @@
     </w:tblStylePr>
     <w:tblStylePr w:type="firstCol">
       <w:rPr>
+        <w:rFonts w:eastAsia="黑体"/>
         <w:b/>
         <w:bCs/>
       </w:rPr>
     </w:tblStylePr>
     <w:tblStylePr w:type="lastCol">
       <w:rPr>
+        <w:rFonts w:eastAsia="黑体"/>
         <w:b/>
         <w:bCs/>
       </w:rPr>
@@ -9079,12 +9409,14 @@
     </w:tcPr>
     <w:tblStylePr w:type="firstRow">
       <w:rPr>
+        <w:rFonts w:eastAsia="黑体"/>
         <w:b/>
         <w:bCs/>
       </w:rPr>
     </w:tblStylePr>
     <w:tblStylePr w:type="lastRow">
       <w:rPr>
+        <w:rFonts w:eastAsia="黑体"/>
         <w:b/>
         <w:bCs/>
       </w:rPr>
@@ -9097,12 +9429,14 @@
     </w:tblStylePr>
     <w:tblStylePr w:type="firstCol">
       <w:rPr>
+        <w:rFonts w:eastAsia="黑体"/>
         <w:b/>
         <w:bCs/>
       </w:rPr>
     </w:tblStylePr>
     <w:tblStylePr w:type="lastCol">
       <w:rPr>
+        <w:rFonts w:eastAsia="黑体"/>
         <w:b/>
         <w:bCs/>
       </w:rPr>
@@ -9152,12 +9486,14 @@
     </w:tcPr>
     <w:tblStylePr w:type="firstRow">
       <w:rPr>
+        <w:rFonts w:eastAsia="黑体"/>
         <w:b/>
         <w:bCs/>
       </w:rPr>
     </w:tblStylePr>
     <w:tblStylePr w:type="lastRow">
       <w:rPr>
+        <w:rFonts w:eastAsia="黑体"/>
         <w:b/>
         <w:bCs/>
       </w:rPr>
@@ -9170,12 +9506,14 @@
     </w:tblStylePr>
     <w:tblStylePr w:type="firstCol">
       <w:rPr>
+        <w:rFonts w:eastAsia="黑体"/>
         <w:b/>
         <w:bCs/>
       </w:rPr>
     </w:tblStylePr>
     <w:tblStylePr w:type="lastCol">
       <w:rPr>
+        <w:rFonts w:eastAsia="黑体"/>
         <w:b/>
         <w:bCs/>
       </w:rPr>
@@ -9202,7 +9540,7 @@
       <w:spacing w:after="0" w:line="240" w:lineRule="auto"/>
     </w:pPr>
     <w:rPr>
-      <w:rFonts w:asciiTheme="majorHAnsi" w:cstheme="majorBidi" w:eastAsiaTheme="majorEastAsia" w:hAnsiTheme="majorHAnsi"/>
+      <w:rFonts w:asciiTheme="majorHAnsi" w:cstheme="majorBidi" w:hAnsiTheme="majorHAnsi" w:eastAsia="黑体"/>
       <w:color w:themeColor="text1" w:val="000000"/>
     </w:rPr>
     <w:tblPr>
@@ -9229,6 +9567,7 @@
     </w:tcPr>
     <w:tblStylePr w:type="firstRow">
       <w:rPr>
+        <w:rFonts w:eastAsia="黑体"/>
         <w:b/>
         <w:bCs/>
         <w:color w:themeColor="text1" w:val="000000"/>
@@ -9240,6 +9579,7 @@
     </w:tblStylePr>
     <w:tblStylePr w:type="lastRow">
       <w:rPr>
+        <w:rFonts w:eastAsia="黑体"/>
         <w:b/>
         <w:bCs/>
         <w:color w:themeColor="text1" w:val="000000"/>
@@ -9259,6 +9599,7 @@
     </w:tblStylePr>
     <w:tblStylePr w:type="firstCol">
       <w:rPr>
+        <w:rFonts w:eastAsia="黑体"/>
         <w:b/>
         <w:bCs/>
         <w:color w:themeColor="text1" w:val="000000"/>
@@ -9278,6 +9619,7 @@
     </w:tblStylePr>
     <w:tblStylePr w:type="lastCol">
       <w:rPr>
+        <w:rFonts w:eastAsia="黑体"/>
         <w:b w:val="0"/>
         <w:bCs w:val="0"/>
         <w:color w:themeColor="text1" w:val="000000"/>
@@ -9327,7 +9669,7 @@
       <w:spacing w:after="0" w:line="240" w:lineRule="auto"/>
     </w:pPr>
     <w:rPr>
-      <w:rFonts w:asciiTheme="majorHAnsi" w:cstheme="majorBidi" w:eastAsiaTheme="majorEastAsia" w:hAnsiTheme="majorHAnsi"/>
+      <w:rFonts w:asciiTheme="majorHAnsi" w:cstheme="majorBidi" w:hAnsiTheme="majorHAnsi" w:eastAsia="黑体"/>
       <w:color w:themeColor="text1" w:val="000000"/>
     </w:rPr>
     <w:tblPr>
@@ -9354,6 +9696,7 @@
     </w:tcPr>
     <w:tblStylePr w:type="firstRow">
       <w:rPr>
+        <w:rFonts w:eastAsia="黑体"/>
         <w:b/>
         <w:bCs/>
         <w:color w:themeColor="text1" w:val="000000"/>
@@ -9365,6 +9708,7 @@
     </w:tblStylePr>
     <w:tblStylePr w:type="lastRow">
       <w:rPr>
+        <w:rFonts w:eastAsia="黑体"/>
         <w:b/>
         <w:bCs/>
         <w:color w:themeColor="text1" w:val="000000"/>
@@ -9384,6 +9728,7 @@
     </w:tblStylePr>
     <w:tblStylePr w:type="firstCol">
       <w:rPr>
+        <w:rFonts w:eastAsia="黑体"/>
         <w:b/>
         <w:bCs/>
         <w:color w:themeColor="text1" w:val="000000"/>
@@ -9403,6 +9748,7 @@
     </w:tblStylePr>
     <w:tblStylePr w:type="lastCol">
       <w:rPr>
+        <w:rFonts w:eastAsia="黑体"/>
         <w:b w:val="0"/>
         <w:bCs w:val="0"/>
         <w:color w:themeColor="text1" w:val="000000"/>
@@ -9452,7 +9798,7 @@
       <w:spacing w:after="0" w:line="240" w:lineRule="auto"/>
     </w:pPr>
     <w:rPr>
-      <w:rFonts w:asciiTheme="majorHAnsi" w:cstheme="majorBidi" w:eastAsiaTheme="majorEastAsia" w:hAnsiTheme="majorHAnsi"/>
+      <w:rFonts w:asciiTheme="majorHAnsi" w:cstheme="majorBidi" w:hAnsiTheme="majorHAnsi" w:eastAsia="黑体"/>
       <w:color w:themeColor="text1" w:val="000000"/>
     </w:rPr>
     <w:tblPr>
@@ -9479,6 +9825,7 @@
     </w:tcPr>
     <w:tblStylePr w:type="firstRow">
       <w:rPr>
+        <w:rFonts w:eastAsia="黑体"/>
         <w:b/>
         <w:bCs/>
         <w:color w:themeColor="text1" w:val="000000"/>
@@ -9490,6 +9837,7 @@
     </w:tblStylePr>
     <w:tblStylePr w:type="lastRow">
       <w:rPr>
+        <w:rFonts w:eastAsia="黑体"/>
         <w:b/>
         <w:bCs/>
         <w:color w:themeColor="text1" w:val="000000"/>
@@ -9509,6 +9857,7 @@
     </w:tblStylePr>
     <w:tblStylePr w:type="firstCol">
       <w:rPr>
+        <w:rFonts w:eastAsia="黑体"/>
         <w:b/>
         <w:bCs/>
         <w:color w:themeColor="text1" w:val="000000"/>
@@ -9528,6 +9877,7 @@
     </w:tblStylePr>
     <w:tblStylePr w:type="lastCol">
       <w:rPr>
+        <w:rFonts w:eastAsia="黑体"/>
         <w:b w:val="0"/>
         <w:bCs w:val="0"/>
         <w:color w:themeColor="text1" w:val="000000"/>
@@ -9577,7 +9927,7 @@
       <w:spacing w:after="0" w:line="240" w:lineRule="auto"/>
     </w:pPr>
     <w:rPr>
-      <w:rFonts w:asciiTheme="majorHAnsi" w:cstheme="majorBidi" w:eastAsiaTheme="majorEastAsia" w:hAnsiTheme="majorHAnsi"/>
+      <w:rFonts w:asciiTheme="majorHAnsi" w:cstheme="majorBidi" w:hAnsiTheme="majorHAnsi" w:eastAsia="黑体"/>
       <w:color w:themeColor="text1" w:val="000000"/>
     </w:rPr>
     <w:tblPr>
@@ -9604,6 +9954,7 @@
     </w:tcPr>
     <w:tblStylePr w:type="firstRow">
       <w:rPr>
+        <w:rFonts w:eastAsia="黑体"/>
         <w:b/>
         <w:bCs/>
         <w:color w:themeColor="text1" w:val="000000"/>
@@ -9615,6 +9966,7 @@
     </w:tblStylePr>
     <w:tblStylePr w:type="lastRow">
       <w:rPr>
+        <w:rFonts w:eastAsia="黑体"/>
         <w:b/>
         <w:bCs/>
         <w:color w:themeColor="text1" w:val="000000"/>
@@ -9634,6 +9986,7 @@
     </w:tblStylePr>
     <w:tblStylePr w:type="firstCol">
       <w:rPr>
+        <w:rFonts w:eastAsia="黑体"/>
         <w:b/>
         <w:bCs/>
         <w:color w:themeColor="text1" w:val="000000"/>
@@ -9653,6 +10006,7 @@
     </w:tblStylePr>
     <w:tblStylePr w:type="lastCol">
       <w:rPr>
+        <w:rFonts w:eastAsia="黑体"/>
         <w:b w:val="0"/>
         <w:bCs w:val="0"/>
         <w:color w:themeColor="text1" w:val="000000"/>
@@ -9702,7 +10056,7 @@
       <w:spacing w:after="0" w:line="240" w:lineRule="auto"/>
     </w:pPr>
     <w:rPr>
-      <w:rFonts w:asciiTheme="majorHAnsi" w:cstheme="majorBidi" w:eastAsiaTheme="majorEastAsia" w:hAnsiTheme="majorHAnsi"/>
+      <w:rFonts w:asciiTheme="majorHAnsi" w:cstheme="majorBidi" w:hAnsiTheme="majorHAnsi" w:eastAsia="黑体"/>
       <w:color w:themeColor="text1" w:val="000000"/>
     </w:rPr>
     <w:tblPr>
@@ -9729,6 +10083,7 @@
     </w:tcPr>
     <w:tblStylePr w:type="firstRow">
       <w:rPr>
+        <w:rFonts w:eastAsia="黑体"/>
         <w:b/>
         <w:bCs/>
         <w:color w:themeColor="text1" w:val="000000"/>
@@ -9740,6 +10095,7 @@
     </w:tblStylePr>
     <w:tblStylePr w:type="lastRow">
       <w:rPr>
+        <w:rFonts w:eastAsia="黑体"/>
         <w:b/>
         <w:bCs/>
         <w:color w:themeColor="text1" w:val="000000"/>
@@ -9759,6 +10115,7 @@
     </w:tblStylePr>
     <w:tblStylePr w:type="firstCol">
       <w:rPr>
+        <w:rFonts w:eastAsia="黑体"/>
         <w:b/>
         <w:bCs/>
         <w:color w:themeColor="text1" w:val="000000"/>
@@ -9778,6 +10135,7 @@
     </w:tblStylePr>
     <w:tblStylePr w:type="lastCol">
       <w:rPr>
+        <w:rFonts w:eastAsia="黑体"/>
         <w:b w:val="0"/>
         <w:bCs w:val="0"/>
         <w:color w:themeColor="text1" w:val="000000"/>
@@ -9827,7 +10185,7 @@
       <w:spacing w:after="0" w:line="240" w:lineRule="auto"/>
     </w:pPr>
     <w:rPr>
-      <w:rFonts w:asciiTheme="majorHAnsi" w:cstheme="majorBidi" w:eastAsiaTheme="majorEastAsia" w:hAnsiTheme="majorHAnsi"/>
+      <w:rFonts w:asciiTheme="majorHAnsi" w:cstheme="majorBidi" w:hAnsiTheme="majorHAnsi" w:eastAsia="黑体"/>
       <w:color w:themeColor="text1" w:val="000000"/>
     </w:rPr>
     <w:tblPr>
@@ -9854,6 +10212,7 @@
     </w:tcPr>
     <w:tblStylePr w:type="firstRow">
       <w:rPr>
+        <w:rFonts w:eastAsia="黑体"/>
         <w:b/>
         <w:bCs/>
         <w:color w:themeColor="text1" w:val="000000"/>
@@ -9865,6 +10224,7 @@
     </w:tblStylePr>
     <w:tblStylePr w:type="lastRow">
       <w:rPr>
+        <w:rFonts w:eastAsia="黑体"/>
         <w:b/>
         <w:bCs/>
         <w:color w:themeColor="text1" w:val="000000"/>
@@ -9884,6 +10244,7 @@
     </w:tblStylePr>
     <w:tblStylePr w:type="firstCol">
       <w:rPr>
+        <w:rFonts w:eastAsia="黑体"/>
         <w:b/>
         <w:bCs/>
         <w:color w:themeColor="text1" w:val="000000"/>
@@ -9903,6 +10264,7 @@
     </w:tblStylePr>
     <w:tblStylePr w:type="lastCol">
       <w:rPr>
+        <w:rFonts w:eastAsia="黑体"/>
         <w:b w:val="0"/>
         <w:bCs w:val="0"/>
         <w:color w:themeColor="text1" w:val="000000"/>
@@ -9952,7 +10314,7 @@
       <w:spacing w:after="0" w:line="240" w:lineRule="auto"/>
     </w:pPr>
     <w:rPr>
-      <w:rFonts w:asciiTheme="majorHAnsi" w:cstheme="majorBidi" w:eastAsiaTheme="majorEastAsia" w:hAnsiTheme="majorHAnsi"/>
+      <w:rFonts w:asciiTheme="majorHAnsi" w:cstheme="majorBidi" w:hAnsiTheme="majorHAnsi" w:eastAsia="黑体"/>
       <w:color w:themeColor="text1" w:val="000000"/>
     </w:rPr>
     <w:tblPr>
@@ -9979,6 +10341,7 @@
     </w:tcPr>
     <w:tblStylePr w:type="firstRow">
       <w:rPr>
+        <w:rFonts w:eastAsia="黑体"/>
         <w:b/>
         <w:bCs/>
         <w:color w:themeColor="text1" w:val="000000"/>
@@ -9990,6 +10353,7 @@
     </w:tblStylePr>
     <w:tblStylePr w:type="lastRow">
       <w:rPr>
+        <w:rFonts w:eastAsia="黑体"/>
         <w:b/>
         <w:bCs/>
         <w:color w:themeColor="text1" w:val="000000"/>
@@ -10009,6 +10373,7 @@
     </w:tblStylePr>
     <w:tblStylePr w:type="firstCol">
       <w:rPr>
+        <w:rFonts w:eastAsia="黑体"/>
         <w:b/>
         <w:bCs/>
         <w:color w:themeColor="text1" w:val="000000"/>
@@ -10028,6 +10393,7 @@
     </w:tblStylePr>
     <w:tblStylePr w:type="lastCol">
       <w:rPr>
+        <w:rFonts w:eastAsia="黑体"/>
         <w:b w:val="0"/>
         <w:bCs w:val="0"/>
         <w:color w:themeColor="text1" w:val="000000"/>
@@ -10100,6 +10466,7 @@
     </w:tcPr>
     <w:tblStylePr w:type="firstRow">
       <w:rPr>
+        <w:rFonts w:eastAsia="黑体"/>
         <w:b/>
         <w:bCs/>
         <w:i w:val="0"/>
@@ -10121,6 +10488,7 @@
     </w:tblStylePr>
     <w:tblStylePr w:type="lastRow">
       <w:rPr>
+        <w:rFonts w:eastAsia="黑体"/>
         <w:b/>
         <w:bCs/>
         <w:i w:val="0"/>
@@ -10142,6 +10510,7 @@
     </w:tblStylePr>
     <w:tblStylePr w:type="firstCol">
       <w:rPr>
+        <w:rFonts w:eastAsia="黑体"/>
         <w:b/>
         <w:bCs/>
         <w:i w:val="0"/>
@@ -10161,6 +10530,7 @@
     </w:tblStylePr>
     <w:tblStylePr w:type="lastCol">
       <w:rPr>
+        <w:rFonts w:eastAsia="黑体"/>
         <w:b/>
         <w:bCs/>
         <w:i w:val="0"/>
@@ -10241,6 +10611,7 @@
     </w:tcPr>
     <w:tblStylePr w:type="firstRow">
       <w:rPr>
+        <w:rFonts w:eastAsia="黑体"/>
         <w:b/>
         <w:bCs/>
         <w:i w:val="0"/>
@@ -10262,6 +10633,7 @@
     </w:tblStylePr>
     <w:tblStylePr w:type="lastRow">
       <w:rPr>
+        <w:rFonts w:eastAsia="黑体"/>
         <w:b/>
         <w:bCs/>
         <w:i w:val="0"/>
@@ -10283,6 +10655,7 @@
     </w:tblStylePr>
     <w:tblStylePr w:type="firstCol">
       <w:rPr>
+        <w:rFonts w:eastAsia="黑体"/>
         <w:b/>
         <w:bCs/>
         <w:i w:val="0"/>
@@ -10302,6 +10675,7 @@
     </w:tblStylePr>
     <w:tblStylePr w:type="lastCol">
       <w:rPr>
+        <w:rFonts w:eastAsia="黑体"/>
         <w:b/>
         <w:bCs/>
         <w:i w:val="0"/>
@@ -10382,6 +10756,7 @@
     </w:tcPr>
     <w:tblStylePr w:type="firstRow">
       <w:rPr>
+        <w:rFonts w:eastAsia="黑体"/>
         <w:b/>
         <w:bCs/>
         <w:i w:val="0"/>
@@ -10403,6 +10778,7 @@
     </w:tblStylePr>
     <w:tblStylePr w:type="lastRow">
       <w:rPr>
+        <w:rFonts w:eastAsia="黑体"/>
         <w:b/>
         <w:bCs/>
         <w:i w:val="0"/>
@@ -10424,6 +10800,7 @@
     </w:tblStylePr>
     <w:tblStylePr w:type="firstCol">
       <w:rPr>
+        <w:rFonts w:eastAsia="黑体"/>
         <w:b/>
         <w:bCs/>
         <w:i w:val="0"/>
@@ -10443,6 +10820,7 @@
     </w:tblStylePr>
     <w:tblStylePr w:type="lastCol">
       <w:rPr>
+        <w:rFonts w:eastAsia="黑体"/>
         <w:b/>
         <w:bCs/>
         <w:i w:val="0"/>
@@ -10523,6 +10901,7 @@
     </w:tcPr>
     <w:tblStylePr w:type="firstRow">
       <w:rPr>
+        <w:rFonts w:eastAsia="黑体"/>
         <w:b/>
         <w:bCs/>
         <w:i w:val="0"/>
@@ -10544,6 +10923,7 @@
     </w:tblStylePr>
     <w:tblStylePr w:type="lastRow">
       <w:rPr>
+        <w:rFonts w:eastAsia="黑体"/>
         <w:b/>
         <w:bCs/>
         <w:i w:val="0"/>
@@ -10565,6 +10945,7 @@
     </w:tblStylePr>
     <w:tblStylePr w:type="firstCol">
       <w:rPr>
+        <w:rFonts w:eastAsia="黑体"/>
         <w:b/>
         <w:bCs/>
         <w:i w:val="0"/>
@@ -10584,6 +10965,7 @@
     </w:tblStylePr>
     <w:tblStylePr w:type="lastCol">
       <w:rPr>
+        <w:rFonts w:eastAsia="黑体"/>
         <w:b/>
         <w:bCs/>
         <w:i w:val="0"/>
@@ -10664,6 +11046,7 @@
     </w:tcPr>
     <w:tblStylePr w:type="firstRow">
       <w:rPr>
+        <w:rFonts w:eastAsia="黑体"/>
         <w:b/>
         <w:bCs/>
         <w:i w:val="0"/>
@@ -10685,6 +11068,7 @@
     </w:tblStylePr>
     <w:tblStylePr w:type="lastRow">
       <w:rPr>
+        <w:rFonts w:eastAsia="黑体"/>
         <w:b/>
         <w:bCs/>
         <w:i w:val="0"/>
@@ -10706,6 +11090,7 @@
     </w:tblStylePr>
     <w:tblStylePr w:type="firstCol">
       <w:rPr>
+        <w:rFonts w:eastAsia="黑体"/>
         <w:b/>
         <w:bCs/>
         <w:i w:val="0"/>
@@ -10725,6 +11110,7 @@
     </w:tblStylePr>
     <w:tblStylePr w:type="lastCol">
       <w:rPr>
+        <w:rFonts w:eastAsia="黑体"/>
         <w:b/>
         <w:bCs/>
         <w:i w:val="0"/>
@@ -10805,6 +11191,7 @@
     </w:tcPr>
     <w:tblStylePr w:type="firstRow">
       <w:rPr>
+        <w:rFonts w:eastAsia="黑体"/>
         <w:b/>
         <w:bCs/>
         <w:i w:val="0"/>
@@ -10826,6 +11213,7 @@
     </w:tblStylePr>
     <w:tblStylePr w:type="lastRow">
       <w:rPr>
+        <w:rFonts w:eastAsia="黑体"/>
         <w:b/>
         <w:bCs/>
         <w:i w:val="0"/>
@@ -10847,6 +11235,7 @@
     </w:tblStylePr>
     <w:tblStylePr w:type="firstCol">
       <w:rPr>
+        <w:rFonts w:eastAsia="黑体"/>
         <w:b/>
         <w:bCs/>
         <w:i w:val="0"/>
@@ -10866,6 +11255,7 @@
     </w:tblStylePr>
     <w:tblStylePr w:type="lastCol">
       <w:rPr>
+        <w:rFonts w:eastAsia="黑体"/>
         <w:b/>
         <w:bCs/>
         <w:i w:val="0"/>
@@ -10946,6 +11336,7 @@
     </w:tcPr>
     <w:tblStylePr w:type="firstRow">
       <w:rPr>
+        <w:rFonts w:eastAsia="黑体"/>
         <w:b/>
         <w:bCs/>
         <w:i w:val="0"/>
@@ -10967,6 +11358,7 @@
     </w:tblStylePr>
     <w:tblStylePr w:type="lastRow">
       <w:rPr>
+        <w:rFonts w:eastAsia="黑体"/>
         <w:b/>
         <w:bCs/>
         <w:i w:val="0"/>
@@ -10988,6 +11380,7 @@
     </w:tblStylePr>
     <w:tblStylePr w:type="firstCol">
       <w:rPr>
+        <w:rFonts w:eastAsia="黑体"/>
         <w:b/>
         <w:bCs/>
         <w:i w:val="0"/>
@@ -11007,6 +11400,7 @@
     </w:tblStylePr>
     <w:tblStylePr w:type="lastCol">
       <w:rPr>
+        <w:rFonts w:eastAsia="黑体"/>
         <w:b/>
         <w:bCs/>
         <w:i w:val="0"/>
@@ -11064,6 +11458,7 @@
       <w:spacing w:after="0" w:line="240" w:lineRule="auto"/>
     </w:pPr>
     <w:rPr>
+      <w:rFonts w:eastAsia="黑体"/>
       <w:color w:themeColor="background1" w:val="FFFFFF"/>
     </w:rPr>
     <w:tblPr>
@@ -11082,6 +11477,7 @@
     </w:tcPr>
     <w:tblStylePr w:type="firstRow">
       <w:rPr>
+        <w:rFonts w:eastAsia="黑体"/>
         <w:b/>
         <w:bCs/>
       </w:rPr>
@@ -11178,6 +11574,7 @@
       <w:spacing w:after="0" w:line="240" w:lineRule="auto"/>
     </w:pPr>
     <w:rPr>
+      <w:rFonts w:eastAsia="黑体"/>
       <w:color w:themeColor="background1" w:val="FFFFFF"/>
     </w:rPr>
     <w:tblPr>
@@ -11196,6 +11593,7 @@
     </w:tcPr>
     <w:tblStylePr w:type="firstRow">
       <w:rPr>
+        <w:rFonts w:eastAsia="黑体"/>
         <w:b/>
         <w:bCs/>
       </w:rPr>
@@ -11292,6 +11690,7 @@
       <w:spacing w:after="0" w:line="240" w:lineRule="auto"/>
     </w:pPr>
     <w:rPr>
+      <w:rFonts w:eastAsia="黑体"/>
       <w:color w:themeColor="background1" w:val="FFFFFF"/>
     </w:rPr>
     <w:tblPr>
@@ -11310,6 +11709,7 @@
     </w:tcPr>
     <w:tblStylePr w:type="firstRow">
       <w:rPr>
+        <w:rFonts w:eastAsia="黑体"/>
         <w:b/>
         <w:bCs/>
       </w:rPr>
@@ -11406,6 +11806,7 @@
       <w:spacing w:after="0" w:line="240" w:lineRule="auto"/>
     </w:pPr>
     <w:rPr>
+      <w:rFonts w:eastAsia="黑体"/>
       <w:color w:themeColor="background1" w:val="FFFFFF"/>
     </w:rPr>
     <w:tblPr>
@@ -11424,6 +11825,7 @@
     </w:tcPr>
     <w:tblStylePr w:type="firstRow">
       <w:rPr>
+        <w:rFonts w:eastAsia="黑体"/>
         <w:b/>
         <w:bCs/>
       </w:rPr>
@@ -11520,6 +11922,7 @@
       <w:spacing w:after="0" w:line="240" w:lineRule="auto"/>
     </w:pPr>
     <w:rPr>
+      <w:rFonts w:eastAsia="黑体"/>
       <w:color w:themeColor="background1" w:val="FFFFFF"/>
     </w:rPr>
     <w:tblPr>
@@ -11538,6 +11941,7 @@
     </w:tcPr>
     <w:tblStylePr w:type="firstRow">
       <w:rPr>
+        <w:rFonts w:eastAsia="黑体"/>
         <w:b/>
         <w:bCs/>
       </w:rPr>
@@ -11634,6 +12038,7 @@
       <w:spacing w:after="0" w:line="240" w:lineRule="auto"/>
     </w:pPr>
     <w:rPr>
+      <w:rFonts w:eastAsia="黑体"/>
       <w:color w:themeColor="background1" w:val="FFFFFF"/>
     </w:rPr>
     <w:tblPr>
@@ -11652,6 +12057,7 @@
     </w:tcPr>
     <w:tblStylePr w:type="firstRow">
       <w:rPr>
+        <w:rFonts w:eastAsia="黑体"/>
         <w:b/>
         <w:bCs/>
       </w:rPr>
@@ -11748,6 +12154,7 @@
       <w:spacing w:after="0" w:line="240" w:lineRule="auto"/>
     </w:pPr>
     <w:rPr>
+      <w:rFonts w:eastAsia="黑体"/>
       <w:color w:themeColor="background1" w:val="FFFFFF"/>
     </w:rPr>
     <w:tblPr>
@@ -11766,6 +12173,7 @@
     </w:tcPr>
     <w:tblStylePr w:type="firstRow">
       <w:rPr>
+        <w:rFonts w:eastAsia="黑体"/>
         <w:b/>
         <w:bCs/>
       </w:rPr>
@@ -11862,6 +12270,7 @@
       <w:spacing w:after="0" w:line="240" w:lineRule="auto"/>
     </w:pPr>
     <w:rPr>
+      <w:rFonts w:eastAsia="黑体"/>
       <w:color w:themeColor="text1" w:val="000000"/>
     </w:rPr>
     <w:tblPr>
@@ -11888,6 +12297,7 @@
     </w:tcPr>
     <w:tblStylePr w:type="firstRow">
       <w:rPr>
+        <w:rFonts w:eastAsia="黑体"/>
         <w:b/>
         <w:bCs/>
       </w:rPr>
@@ -11906,6 +12316,7 @@
     </w:tblStylePr>
     <w:tblStylePr w:type="lastRow">
       <w:rPr>
+        <w:rFonts w:eastAsia="黑体"/>
         <w:b/>
         <w:bCs/>
         <w:color w:themeColor="background1" w:val="FFFFFF"/>
@@ -11920,6 +12331,7 @@
     </w:tblStylePr>
     <w:tblStylePr w:type="firstCol">
       <w:rPr>
+        <w:rFonts w:eastAsia="黑体"/>
         <w:color w:themeColor="background1" w:val="FFFFFF"/>
       </w:rPr>
       <w:tblPr/>
@@ -11937,6 +12349,7 @@
     </w:tblStylePr>
     <w:tblStylePr w:type="lastCol">
       <w:rPr>
+        <w:rFonts w:eastAsia="黑体"/>
         <w:color w:themeColor="background1" w:val="FFFFFF"/>
       </w:rPr>
       <w:tblPr/>
@@ -11966,11 +12379,13 @@
     </w:tblStylePr>
     <w:tblStylePr w:type="neCell">
       <w:rPr>
+        <w:rFonts w:eastAsia="黑体"/>
         <w:color w:themeColor="text1" w:val="000000"/>
       </w:rPr>
     </w:tblStylePr>
     <w:tblStylePr w:type="nwCell">
       <w:rPr>
+        <w:rFonts w:eastAsia="黑体"/>
         <w:color w:themeColor="text1" w:val="000000"/>
       </w:rPr>
     </w:tblStylePr>
@@ -11984,6 +12399,7 @@
       <w:spacing w:after="0" w:line="240" w:lineRule="auto"/>
     </w:pPr>
     <w:rPr>
+      <w:rFonts w:eastAsia="黑体"/>
       <w:color w:themeColor="text1" w:val="000000"/>
     </w:rPr>
     <w:tblPr>
@@ -12010,6 +12426,7 @@
     </w:tcPr>
     <w:tblStylePr w:type="firstRow">
       <w:rPr>
+        <w:rFonts w:eastAsia="黑体"/>
         <w:b/>
         <w:bCs/>
       </w:rPr>
@@ -12028,6 +12445,7 @@
     </w:tblStylePr>
     <w:tblStylePr w:type="lastRow">
       <w:rPr>
+        <w:rFonts w:eastAsia="黑体"/>
         <w:b/>
         <w:bCs/>
         <w:color w:themeColor="background1" w:val="FFFFFF"/>
@@ -12042,6 +12460,7 @@
     </w:tblStylePr>
     <w:tblStylePr w:type="firstCol">
       <w:rPr>
+        <w:rFonts w:eastAsia="黑体"/>
         <w:color w:themeColor="background1" w:val="FFFFFF"/>
       </w:rPr>
       <w:tblPr/>
@@ -12059,6 +12478,7 @@
     </w:tblStylePr>
     <w:tblStylePr w:type="lastCol">
       <w:rPr>
+        <w:rFonts w:eastAsia="黑体"/>
         <w:color w:themeColor="background1" w:val="FFFFFF"/>
       </w:rPr>
       <w:tblPr/>
@@ -12088,11 +12508,13 @@
     </w:tblStylePr>
     <w:tblStylePr w:type="neCell">
       <w:rPr>
+        <w:rFonts w:eastAsia="黑体"/>
         <w:color w:themeColor="text1" w:val="000000"/>
       </w:rPr>
     </w:tblStylePr>
     <w:tblStylePr w:type="nwCell">
       <w:rPr>
+        <w:rFonts w:eastAsia="黑体"/>
         <w:color w:themeColor="text1" w:val="000000"/>
       </w:rPr>
     </w:tblStylePr>
@@ -12106,6 +12528,7 @@
       <w:spacing w:after="0" w:line="240" w:lineRule="auto"/>
     </w:pPr>
     <w:rPr>
+      <w:rFonts w:eastAsia="黑体"/>
       <w:color w:themeColor="text1" w:val="000000"/>
     </w:rPr>
     <w:tblPr>
@@ -12132,6 +12555,7 @@
     </w:tcPr>
     <w:tblStylePr w:type="firstRow">
       <w:rPr>
+        <w:rFonts w:eastAsia="黑体"/>
         <w:b/>
         <w:bCs/>
       </w:rPr>
@@ -12150,6 +12574,7 @@
     </w:tblStylePr>
     <w:tblStylePr w:type="lastRow">
       <w:rPr>
+        <w:rFonts w:eastAsia="黑体"/>
         <w:b/>
         <w:bCs/>
         <w:color w:themeColor="background1" w:val="FFFFFF"/>
@@ -12164,6 +12589,7 @@
     </w:tblStylePr>
     <w:tblStylePr w:type="firstCol">
       <w:rPr>
+        <w:rFonts w:eastAsia="黑体"/>
         <w:color w:themeColor="background1" w:val="FFFFFF"/>
       </w:rPr>
       <w:tblPr/>
@@ -12181,6 +12607,7 @@
     </w:tblStylePr>
     <w:tblStylePr w:type="lastCol">
       <w:rPr>
+        <w:rFonts w:eastAsia="黑体"/>
         <w:color w:themeColor="background1" w:val="FFFFFF"/>
       </w:rPr>
       <w:tblPr/>
@@ -12210,11 +12637,13 @@
     </w:tblStylePr>
     <w:tblStylePr w:type="neCell">
       <w:rPr>
+        <w:rFonts w:eastAsia="黑体"/>
         <w:color w:themeColor="text1" w:val="000000"/>
       </w:rPr>
     </w:tblStylePr>
     <w:tblStylePr w:type="nwCell">
       <w:rPr>
+        <w:rFonts w:eastAsia="黑体"/>
         <w:color w:themeColor="text1" w:val="000000"/>
       </w:rPr>
     </w:tblStylePr>
@@ -12228,6 +12657,7 @@
       <w:spacing w:after="0" w:line="240" w:lineRule="auto"/>
     </w:pPr>
     <w:rPr>
+      <w:rFonts w:eastAsia="黑体"/>
       <w:color w:themeColor="text1" w:val="000000"/>
     </w:rPr>
     <w:tblPr>
@@ -12254,6 +12684,7 @@
     </w:tcPr>
     <w:tblStylePr w:type="firstRow">
       <w:rPr>
+        <w:rFonts w:eastAsia="黑体"/>
         <w:b/>
         <w:bCs/>
       </w:rPr>
@@ -12272,6 +12703,7 @@
     </w:tblStylePr>
     <w:tblStylePr w:type="lastRow">
       <w:rPr>
+        <w:rFonts w:eastAsia="黑体"/>
         <w:b/>
         <w:bCs/>
         <w:color w:themeColor="background1" w:val="FFFFFF"/>
@@ -12286,6 +12718,7 @@
     </w:tblStylePr>
     <w:tblStylePr w:type="firstCol">
       <w:rPr>
+        <w:rFonts w:eastAsia="黑体"/>
         <w:color w:themeColor="background1" w:val="FFFFFF"/>
       </w:rPr>
       <w:tblPr/>
@@ -12303,6 +12736,7 @@
     </w:tblStylePr>
     <w:tblStylePr w:type="lastCol">
       <w:rPr>
+        <w:rFonts w:eastAsia="黑体"/>
         <w:color w:themeColor="background1" w:val="FFFFFF"/>
       </w:rPr>
       <w:tblPr/>
@@ -12340,6 +12774,7 @@
       <w:spacing w:after="0" w:line="240" w:lineRule="auto"/>
     </w:pPr>
     <w:rPr>
+      <w:rFonts w:eastAsia="黑体"/>
       <w:color w:themeColor="text1" w:val="000000"/>
     </w:rPr>
     <w:tblPr>
@@ -12366,6 +12801,7 @@
     </w:tcPr>
     <w:tblStylePr w:type="firstRow">
       <w:rPr>
+        <w:rFonts w:eastAsia="黑体"/>
         <w:b/>
         <w:bCs/>
       </w:rPr>
@@ -12384,6 +12820,7 @@
     </w:tblStylePr>
     <w:tblStylePr w:type="lastRow">
       <w:rPr>
+        <w:rFonts w:eastAsia="黑体"/>
         <w:b/>
         <w:bCs/>
         <w:color w:themeColor="background1" w:val="FFFFFF"/>
@@ -12398,6 +12835,7 @@
     </w:tblStylePr>
     <w:tblStylePr w:type="firstCol">
       <w:rPr>
+        <w:rFonts w:eastAsia="黑体"/>
         <w:color w:themeColor="background1" w:val="FFFFFF"/>
       </w:rPr>
       <w:tblPr/>
@@ -12415,6 +12853,7 @@
     </w:tblStylePr>
     <w:tblStylePr w:type="lastCol">
       <w:rPr>
+        <w:rFonts w:eastAsia="黑体"/>
         <w:color w:themeColor="background1" w:val="FFFFFF"/>
       </w:rPr>
       <w:tblPr/>
@@ -12444,11 +12883,13 @@
     </w:tblStylePr>
     <w:tblStylePr w:type="neCell">
       <w:rPr>
+        <w:rFonts w:eastAsia="黑体"/>
         <w:color w:themeColor="text1" w:val="000000"/>
       </w:rPr>
     </w:tblStylePr>
     <w:tblStylePr w:type="nwCell">
       <w:rPr>
+        <w:rFonts w:eastAsia="黑体"/>
         <w:color w:themeColor="text1" w:val="000000"/>
       </w:rPr>
     </w:tblStylePr>
@@ -12462,6 +12903,7 @@
       <w:spacing w:after="0" w:line="240" w:lineRule="auto"/>
     </w:pPr>
     <w:rPr>
+      <w:rFonts w:eastAsia="黑体"/>
       <w:color w:themeColor="text1" w:val="000000"/>
     </w:rPr>
     <w:tblPr>
@@ -12488,6 +12930,7 @@
     </w:tcPr>
     <w:tblStylePr w:type="firstRow">
       <w:rPr>
+        <w:rFonts w:eastAsia="黑体"/>
         <w:b/>
         <w:bCs/>
       </w:rPr>
@@ -12506,6 +12949,7 @@
     </w:tblStylePr>
     <w:tblStylePr w:type="lastRow">
       <w:rPr>
+        <w:rFonts w:eastAsia="黑体"/>
         <w:b/>
         <w:bCs/>
         <w:color w:themeColor="background1" w:val="FFFFFF"/>
@@ -12520,6 +12964,7 @@
     </w:tblStylePr>
     <w:tblStylePr w:type="firstCol">
       <w:rPr>
+        <w:rFonts w:eastAsia="黑体"/>
         <w:color w:themeColor="background1" w:val="FFFFFF"/>
       </w:rPr>
       <w:tblPr/>
@@ -12537,6 +12982,7 @@
     </w:tblStylePr>
     <w:tblStylePr w:type="lastCol">
       <w:rPr>
+        <w:rFonts w:eastAsia="黑体"/>
         <w:color w:themeColor="background1" w:val="FFFFFF"/>
       </w:rPr>
       <w:tblPr/>
@@ -12566,11 +13012,13 @@
     </w:tblStylePr>
     <w:tblStylePr w:type="neCell">
       <w:rPr>
+        <w:rFonts w:eastAsia="黑体"/>
         <w:color w:themeColor="text1" w:val="000000"/>
       </w:rPr>
     </w:tblStylePr>
     <w:tblStylePr w:type="nwCell">
       <w:rPr>
+        <w:rFonts w:eastAsia="黑体"/>
         <w:color w:themeColor="text1" w:val="000000"/>
       </w:rPr>
     </w:tblStylePr>
@@ -12584,6 +13032,7 @@
       <w:spacing w:after="0" w:line="240" w:lineRule="auto"/>
     </w:pPr>
     <w:rPr>
+      <w:rFonts w:eastAsia="黑体"/>
       <w:color w:themeColor="text1" w:val="000000"/>
     </w:rPr>
     <w:tblPr>
@@ -12610,6 +13059,7 @@
     </w:tcPr>
     <w:tblStylePr w:type="firstRow">
       <w:rPr>
+        <w:rFonts w:eastAsia="黑体"/>
         <w:b/>
         <w:bCs/>
       </w:rPr>
@@ -12628,6 +13078,7 @@
     </w:tblStylePr>
     <w:tblStylePr w:type="lastRow">
       <w:rPr>
+        <w:rFonts w:eastAsia="黑体"/>
         <w:b/>
         <w:bCs/>
         <w:color w:themeColor="background1" w:val="FFFFFF"/>
@@ -12642,6 +13093,7 @@
     </w:tblStylePr>
     <w:tblStylePr w:type="firstCol">
       <w:rPr>
+        <w:rFonts w:eastAsia="黑体"/>
         <w:color w:themeColor="background1" w:val="FFFFFF"/>
       </w:rPr>
       <w:tblPr/>
@@ -12659,6 +13111,7 @@
     </w:tblStylePr>
     <w:tblStylePr w:type="lastCol">
       <w:rPr>
+        <w:rFonts w:eastAsia="黑体"/>
         <w:color w:themeColor="background1" w:val="FFFFFF"/>
       </w:rPr>
       <w:tblPr/>
@@ -12688,11 +13141,13 @@
     </w:tblStylePr>
     <w:tblStylePr w:type="neCell">
       <w:rPr>
+        <w:rFonts w:eastAsia="黑体"/>
         <w:color w:themeColor="text1" w:val="000000"/>
       </w:rPr>
     </w:tblStylePr>
     <w:tblStylePr w:type="nwCell">
       <w:rPr>
+        <w:rFonts w:eastAsia="黑体"/>
         <w:color w:themeColor="text1" w:val="000000"/>
       </w:rPr>
     </w:tblStylePr>
@@ -12706,6 +13161,7 @@
       <w:spacing w:after="0" w:line="240" w:lineRule="auto"/>
     </w:pPr>
     <w:rPr>
+      <w:rFonts w:eastAsia="黑体"/>
       <w:color w:themeColor="text1" w:val="000000"/>
     </w:rPr>
     <w:tblPr>
@@ -12724,6 +13180,7 @@
     </w:tcPr>
     <w:tblStylePr w:type="firstRow">
       <w:rPr>
+        <w:rFonts w:eastAsia="黑体"/>
         <w:b/>
         <w:bCs/>
         <w:color w:themeColor="background1" w:val="FFFFFF"/>
@@ -12738,6 +13195,7 @@
     </w:tblStylePr>
     <w:tblStylePr w:type="lastRow">
       <w:rPr>
+        <w:rFonts w:eastAsia="黑体"/>
         <w:b/>
         <w:bCs/>
         <w:color w:themeColor="accent2" w:themeShade="CC" w:val="9E3A38"/>
@@ -12752,12 +13210,14 @@
     </w:tblStylePr>
     <w:tblStylePr w:type="firstCol">
       <w:rPr>
+        <w:rFonts w:eastAsia="黑体"/>
         <w:b/>
         <w:bCs/>
       </w:rPr>
     </w:tblStylePr>
     <w:tblStylePr w:type="lastCol">
       <w:rPr>
+        <w:rFonts w:eastAsia="黑体"/>
         <w:b/>
         <w:bCs/>
       </w:rPr>
@@ -12792,6 +13252,7 @@
       <w:spacing w:after="0" w:line="240" w:lineRule="auto"/>
     </w:pPr>
     <w:rPr>
+      <w:rFonts w:eastAsia="黑体"/>
       <w:color w:themeColor="text1" w:val="000000"/>
     </w:rPr>
     <w:tblPr>
@@ -12810,6 +13271,7 @@
     </w:tcPr>
     <w:tblStylePr w:type="firstRow">
       <w:rPr>
+        <w:rFonts w:eastAsia="黑体"/>
         <w:b/>
         <w:bCs/>
         <w:color w:themeColor="background1" w:val="FFFFFF"/>
@@ -12824,6 +13286,7 @@
     </w:tblStylePr>
     <w:tblStylePr w:type="lastRow">
       <w:rPr>
+        <w:rFonts w:eastAsia="黑体"/>
         <w:b/>
         <w:bCs/>
         <w:color w:themeColor="accent2" w:themeShade="CC" w:val="9E3A38"/>
@@ -12838,12 +13301,14 @@
     </w:tblStylePr>
     <w:tblStylePr w:type="firstCol">
       <w:rPr>
+        <w:rFonts w:eastAsia="黑体"/>
         <w:b/>
         <w:bCs/>
       </w:rPr>
     </w:tblStylePr>
     <w:tblStylePr w:type="lastCol">
       <w:rPr>
+        <w:rFonts w:eastAsia="黑体"/>
         <w:b/>
         <w:bCs/>
       </w:rPr>
@@ -12878,6 +13343,7 @@
       <w:spacing w:after="0" w:line="240" w:lineRule="auto"/>
     </w:pPr>
     <w:rPr>
+      <w:rFonts w:eastAsia="黑体"/>
       <w:color w:themeColor="text1" w:val="000000"/>
     </w:rPr>
     <w:tblPr>
@@ -12896,6 +13362,7 @@
     </w:tcPr>
     <w:tblStylePr w:type="firstRow">
       <w:rPr>
+        <w:rFonts w:eastAsia="黑体"/>
         <w:b/>
         <w:bCs/>
         <w:color w:themeColor="background1" w:val="FFFFFF"/>
@@ -12910,6 +13377,7 @@
     </w:tblStylePr>
     <w:tblStylePr w:type="lastRow">
       <w:rPr>
+        <w:rFonts w:eastAsia="黑体"/>
         <w:b/>
         <w:bCs/>
         <w:color w:themeColor="accent2" w:themeShade="CC" w:val="9E3A38"/>
@@ -12924,12 +13392,14 @@
     </w:tblStylePr>
     <w:tblStylePr w:type="firstCol">
       <w:rPr>
+        <w:rFonts w:eastAsia="黑体"/>
         <w:b/>
         <w:bCs/>
       </w:rPr>
     </w:tblStylePr>
     <w:tblStylePr w:type="lastCol">
       <w:rPr>
+        <w:rFonts w:eastAsia="黑体"/>
         <w:b/>
         <w:bCs/>
       </w:rPr>
@@ -12964,6 +13434,7 @@
       <w:spacing w:after="0" w:line="240" w:lineRule="auto"/>
     </w:pPr>
     <w:rPr>
+      <w:rFonts w:eastAsia="黑体"/>
       <w:color w:themeColor="text1" w:val="000000"/>
     </w:rPr>
     <w:tblPr>
@@ -12982,6 +13453,7 @@
     </w:tcPr>
     <w:tblStylePr w:type="firstRow">
       <w:rPr>
+        <w:rFonts w:eastAsia="黑体"/>
         <w:b/>
         <w:bCs/>
         <w:color w:themeColor="background1" w:val="FFFFFF"/>
@@ -12996,6 +13468,7 @@
     </w:tblStylePr>
     <w:tblStylePr w:type="lastRow">
       <w:rPr>
+        <w:rFonts w:eastAsia="黑体"/>
         <w:b/>
         <w:bCs/>
         <w:color w:themeColor="accent4" w:themeShade="CC" w:val="664E82"/>
@@ -13010,12 +13483,14 @@
     </w:tblStylePr>
     <w:tblStylePr w:type="firstCol">
       <w:rPr>
+        <w:rFonts w:eastAsia="黑体"/>
         <w:b/>
         <w:bCs/>
       </w:rPr>
     </w:tblStylePr>
     <w:tblStylePr w:type="lastCol">
       <w:rPr>
+        <w:rFonts w:eastAsia="黑体"/>
         <w:b/>
         <w:bCs/>
       </w:rPr>
@@ -13050,6 +13525,7 @@
       <w:spacing w:after="0" w:line="240" w:lineRule="auto"/>
     </w:pPr>
     <w:rPr>
+      <w:rFonts w:eastAsia="黑体"/>
       <w:color w:themeColor="text1" w:val="000000"/>
     </w:rPr>
     <w:tblPr>
@@ -13068,6 +13544,7 @@
     </w:tcPr>
     <w:tblStylePr w:type="firstRow">
       <w:rPr>
+        <w:rFonts w:eastAsia="黑体"/>
         <w:b/>
         <w:bCs/>
         <w:color w:themeColor="background1" w:val="FFFFFF"/>
@@ -13082,6 +13559,7 @@
     </w:tblStylePr>
     <w:tblStylePr w:type="lastRow">
       <w:rPr>
+        <w:rFonts w:eastAsia="黑体"/>
         <w:b/>
         <w:bCs/>
         <w:color w:themeColor="accent3" w:themeShade="CC" w:val="7E9C40"/>
@@ -13096,12 +13574,14 @@
     </w:tblStylePr>
     <w:tblStylePr w:type="firstCol">
       <w:rPr>
+        <w:rFonts w:eastAsia="黑体"/>
         <w:b/>
         <w:bCs/>
       </w:rPr>
     </w:tblStylePr>
     <w:tblStylePr w:type="lastCol">
       <w:rPr>
+        <w:rFonts w:eastAsia="黑体"/>
         <w:b/>
         <w:bCs/>
       </w:rPr>
@@ -13136,6 +13616,7 @@
       <w:spacing w:after="0" w:line="240" w:lineRule="auto"/>
     </w:pPr>
     <w:rPr>
+      <w:rFonts w:eastAsia="黑体"/>
       <w:color w:themeColor="text1" w:val="000000"/>
     </w:rPr>
     <w:tblPr>
@@ -13154,6 +13635,7 @@
     </w:tcPr>
     <w:tblStylePr w:type="firstRow">
       <w:rPr>
+        <w:rFonts w:eastAsia="黑体"/>
         <w:b/>
         <w:bCs/>
         <w:color w:themeColor="background1" w:val="FFFFFF"/>
@@ -13168,6 +13650,7 @@
     </w:tblStylePr>
     <w:tblStylePr w:type="lastRow">
       <w:rPr>
+        <w:rFonts w:eastAsia="黑体"/>
         <w:b/>
         <w:bCs/>
         <w:color w:themeColor="accent6" w:themeShade="CC" w:val="F2730A"/>
@@ -13182,12 +13665,14 @@
     </w:tblStylePr>
     <w:tblStylePr w:type="firstCol">
       <w:rPr>
+        <w:rFonts w:eastAsia="黑体"/>
         <w:b/>
         <w:bCs/>
       </w:rPr>
     </w:tblStylePr>
     <w:tblStylePr w:type="lastCol">
       <w:rPr>
+        <w:rFonts w:eastAsia="黑体"/>
         <w:b/>
         <w:bCs/>
       </w:rPr>
@@ -13222,6 +13707,7 @@
       <w:spacing w:after="0" w:line="240" w:lineRule="auto"/>
     </w:pPr>
     <w:rPr>
+      <w:rFonts w:eastAsia="黑体"/>
       <w:color w:themeColor="text1" w:val="000000"/>
     </w:rPr>
     <w:tblPr>
@@ -13240,6 +13726,7 @@
     </w:tcPr>
     <w:tblStylePr w:type="firstRow">
       <w:rPr>
+        <w:rFonts w:eastAsia="黑体"/>
         <w:b/>
         <w:bCs/>
         <w:color w:themeColor="background1" w:val="FFFFFF"/>
@@ -13254,6 +13741,7 @@
     </w:tblStylePr>
     <w:tblStylePr w:type="lastRow">
       <w:rPr>
+        <w:rFonts w:eastAsia="黑体"/>
         <w:b/>
         <w:bCs/>
         <w:color w:themeColor="accent5" w:themeShade="CC" w:val="348DA5"/>
@@ -13268,12 +13756,14 @@
     </w:tblStylePr>
     <w:tblStylePr w:type="firstCol">
       <w:rPr>
+        <w:rFonts w:eastAsia="黑体"/>
         <w:b/>
         <w:bCs/>
       </w:rPr>
     </w:tblStylePr>
     <w:tblStylePr w:type="lastCol">
       <w:rPr>
+        <w:rFonts w:eastAsia="黑体"/>
         <w:b/>
         <w:bCs/>
       </w:rPr>
@@ -13308,6 +13798,7 @@
       <w:spacing w:after="0" w:line="240" w:lineRule="auto"/>
     </w:pPr>
     <w:rPr>
+      <w:rFonts w:eastAsia="黑体"/>
       <w:color w:themeColor="text1" w:val="000000"/>
     </w:rPr>
     <w:tblPr>
@@ -13329,6 +13820,7 @@
     </w:tcPr>
     <w:tblStylePr w:type="firstRow">
       <w:rPr>
+        <w:rFonts w:eastAsia="黑体"/>
         <w:b/>
         <w:bCs/>
       </w:rPr>
@@ -13339,6 +13831,7 @@
     </w:tblStylePr>
     <w:tblStylePr w:type="lastRow">
       <w:rPr>
+        <w:rFonts w:eastAsia="黑体"/>
         <w:b/>
         <w:bCs/>
         <w:color w:themeColor="text1" w:val="000000"/>
@@ -13350,6 +13843,7 @@
     </w:tblStylePr>
     <w:tblStylePr w:type="firstCol">
       <w:rPr>
+        <w:rFonts w:eastAsia="黑体"/>
         <w:color w:themeColor="background1" w:val="FFFFFF"/>
       </w:rPr>
       <w:tblPr/>
@@ -13359,6 +13853,7 @@
     </w:tblStylePr>
     <w:tblStylePr w:type="lastCol">
       <w:rPr>
+        <w:rFonts w:eastAsia="黑体"/>
         <w:color w:themeColor="background1" w:val="FFFFFF"/>
       </w:rPr>
       <w:tblPr/>
@@ -13388,6 +13883,7 @@
       <w:spacing w:after="0" w:line="240" w:lineRule="auto"/>
     </w:pPr>
     <w:rPr>
+      <w:rFonts w:eastAsia="黑体"/>
       <w:color w:themeColor="text1" w:val="000000"/>
     </w:rPr>
     <w:tblPr>
@@ -13409,6 +13905,7 @@
     </w:tcPr>
     <w:tblStylePr w:type="firstRow">
       <w:rPr>
+        <w:rFonts w:eastAsia="黑体"/>
         <w:b/>
         <w:bCs/>
       </w:rPr>
@@ -13419,6 +13916,7 @@
     </w:tblStylePr>
     <w:tblStylePr w:type="lastRow">
       <w:rPr>
+        <w:rFonts w:eastAsia="黑体"/>
         <w:b/>
         <w:bCs/>
         <w:color w:themeColor="text1" w:val="000000"/>
@@ -13430,6 +13928,7 @@
     </w:tblStylePr>
     <w:tblStylePr w:type="firstCol">
       <w:rPr>
+        <w:rFonts w:eastAsia="黑体"/>
         <w:color w:themeColor="background1" w:val="FFFFFF"/>
       </w:rPr>
       <w:tblPr/>
@@ -13439,6 +13938,7 @@
     </w:tblStylePr>
     <w:tblStylePr w:type="lastCol">
       <w:rPr>
+        <w:rFonts w:eastAsia="黑体"/>
         <w:color w:themeColor="background1" w:val="FFFFFF"/>
       </w:rPr>
       <w:tblPr/>
@@ -13468,6 +13968,7 @@
       <w:spacing w:after="0" w:line="240" w:lineRule="auto"/>
     </w:pPr>
     <w:rPr>
+      <w:rFonts w:eastAsia="黑体"/>
       <w:color w:themeColor="text1" w:val="000000"/>
     </w:rPr>
     <w:tblPr>
@@ -13489,6 +13990,7 @@
     </w:tcPr>
     <w:tblStylePr w:type="firstRow">
       <w:rPr>
+        <w:rFonts w:eastAsia="黑体"/>
         <w:b/>
         <w:bCs/>
       </w:rPr>
@@ -13499,6 +14001,7 @@
     </w:tblStylePr>
     <w:tblStylePr w:type="lastRow">
       <w:rPr>
+        <w:rFonts w:eastAsia="黑体"/>
         <w:b/>
         <w:bCs/>
         <w:color w:themeColor="text1" w:val="000000"/>
@@ -13510,6 +14013,7 @@
     </w:tblStylePr>
     <w:tblStylePr w:type="firstCol">
       <w:rPr>
+        <w:rFonts w:eastAsia="黑体"/>
         <w:color w:themeColor="background1" w:val="FFFFFF"/>
       </w:rPr>
       <w:tblPr/>
@@ -13519,6 +14023,7 @@
     </w:tblStylePr>
     <w:tblStylePr w:type="lastCol">
       <w:rPr>
+        <w:rFonts w:eastAsia="黑体"/>
         <w:color w:themeColor="background1" w:val="FFFFFF"/>
       </w:rPr>
       <w:tblPr/>
@@ -13548,6 +14053,7 @@
       <w:spacing w:after="0" w:line="240" w:lineRule="auto"/>
     </w:pPr>
     <w:rPr>
+      <w:rFonts w:eastAsia="黑体"/>
       <w:color w:themeColor="text1" w:val="000000"/>
     </w:rPr>
     <w:tblPr>
@@ -13569,6 +14075,7 @@
     </w:tcPr>
     <w:tblStylePr w:type="firstRow">
       <w:rPr>
+        <w:rFonts w:eastAsia="黑体"/>
         <w:b/>
         <w:bCs/>
       </w:rPr>
@@ -13579,6 +14086,7 @@
     </w:tblStylePr>
     <w:tblStylePr w:type="lastRow">
       <w:rPr>
+        <w:rFonts w:eastAsia="黑体"/>
         <w:b/>
         <w:bCs/>
         <w:color w:themeColor="text1" w:val="000000"/>
@@ -13590,6 +14098,7 @@
     </w:tblStylePr>
     <w:tblStylePr w:type="firstCol">
       <w:rPr>
+        <w:rFonts w:eastAsia="黑体"/>
         <w:color w:themeColor="background1" w:val="FFFFFF"/>
       </w:rPr>
       <w:tblPr/>
@@ -13599,6 +14108,7 @@
     </w:tblStylePr>
     <w:tblStylePr w:type="lastCol">
       <w:rPr>
+        <w:rFonts w:eastAsia="黑体"/>
         <w:color w:themeColor="background1" w:val="FFFFFF"/>
       </w:rPr>
       <w:tblPr/>
@@ -13628,6 +14138,7 @@
       <w:spacing w:after="0" w:line="240" w:lineRule="auto"/>
     </w:pPr>
     <w:rPr>
+      <w:rFonts w:eastAsia="黑体"/>
       <w:color w:themeColor="text1" w:val="000000"/>
     </w:rPr>
     <w:tblPr>
@@ -13649,6 +14160,7 @@
     </w:tcPr>
     <w:tblStylePr w:type="firstRow">
       <w:rPr>
+        <w:rFonts w:eastAsia="黑体"/>
         <w:b/>
         <w:bCs/>
       </w:rPr>
@@ -13659,6 +14171,7 @@
     </w:tblStylePr>
     <w:tblStylePr w:type="lastRow">
       <w:rPr>
+        <w:rFonts w:eastAsia="黑体"/>
         <w:b/>
         <w:bCs/>
         <w:color w:themeColor="text1" w:val="000000"/>
@@ -13670,6 +14183,7 @@
     </w:tblStylePr>
     <w:tblStylePr w:type="firstCol">
       <w:rPr>
+        <w:rFonts w:eastAsia="黑体"/>
         <w:color w:themeColor="background1" w:val="FFFFFF"/>
       </w:rPr>
       <w:tblPr/>
@@ -13679,6 +14193,7 @@
     </w:tblStylePr>
     <w:tblStylePr w:type="lastCol">
       <w:rPr>
+        <w:rFonts w:eastAsia="黑体"/>
         <w:color w:themeColor="background1" w:val="FFFFFF"/>
       </w:rPr>
       <w:tblPr/>
@@ -13708,6 +14223,7 @@
       <w:spacing w:after="0" w:line="240" w:lineRule="auto"/>
     </w:pPr>
     <w:rPr>
+      <w:rFonts w:eastAsia="黑体"/>
       <w:color w:themeColor="text1" w:val="000000"/>
     </w:rPr>
     <w:tblPr>
@@ -13729,6 +14245,7 @@
     </w:tcPr>
     <w:tblStylePr w:type="firstRow">
       <w:rPr>
+        <w:rFonts w:eastAsia="黑体"/>
         <w:b/>
         <w:bCs/>
       </w:rPr>
@@ -13739,6 +14256,7 @@
     </w:tblStylePr>
     <w:tblStylePr w:type="lastRow">
       <w:rPr>
+        <w:rFonts w:eastAsia="黑体"/>
         <w:b/>
         <w:bCs/>
         <w:color w:themeColor="text1" w:val="000000"/>
@@ -13750,6 +14268,7 @@
     </w:tblStylePr>
     <w:tblStylePr w:type="firstCol">
       <w:rPr>
+        <w:rFonts w:eastAsia="黑体"/>
         <w:color w:themeColor="background1" w:val="FFFFFF"/>
       </w:rPr>
       <w:tblPr/>
@@ -13759,6 +14278,7 @@
     </w:tblStylePr>
     <w:tblStylePr w:type="lastCol">
       <w:rPr>
+        <w:rFonts w:eastAsia="黑体"/>
         <w:color w:themeColor="background1" w:val="FFFFFF"/>
       </w:rPr>
       <w:tblPr/>
@@ -13788,6 +14308,7 @@
       <w:spacing w:after="0" w:line="240" w:lineRule="auto"/>
     </w:pPr>
     <w:rPr>
+      <w:rFonts w:eastAsia="黑体"/>
       <w:color w:themeColor="text1" w:val="000000"/>
     </w:rPr>
     <w:tblPr>
@@ -13809,6 +14330,7 @@
     </w:tcPr>
     <w:tblStylePr w:type="firstRow">
       <w:rPr>
+        <w:rFonts w:eastAsia="黑体"/>
         <w:b/>
         <w:bCs/>
       </w:rPr>
@@ -13819,6 +14341,7 @@
     </w:tblStylePr>
     <w:tblStylePr w:type="lastRow">
       <w:rPr>
+        <w:rFonts w:eastAsia="黑体"/>
         <w:b/>
         <w:bCs/>
         <w:color w:themeColor="text1" w:val="000000"/>
@@ -13830,6 +14353,7 @@
     </w:tblStylePr>
     <w:tblStylePr w:type="firstCol">
       <w:rPr>
+        <w:rFonts w:eastAsia="黑体"/>
         <w:color w:themeColor="background1" w:val="FFFFFF"/>
       </w:rPr>
       <w:tblPr/>
@@ -13839,6 +14363,7 @@
     </w:tblStylePr>
     <w:tblStylePr w:type="lastCol">
       <w:rPr>
+        <w:rFonts w:eastAsia="黑体"/>
         <w:color w:themeColor="background1" w:val="FFFFFF"/>
       </w:rPr>
       <w:tblPr/>
@@ -13871,6 +14396,7 @@
     <w:name w:val="KeywordTok"/>
     <w:basedOn w:val="VerbatimChar"/>
     <w:rPr>
+      <w:rFonts w:eastAsia="黑体"/>
       <w:b/>
       <w:color w:val="007020"/>
     </w:rPr>
@@ -13879,6 +14405,7 @@
     <w:name w:val="DataTypeTok"/>
     <w:basedOn w:val="VerbatimChar"/>
     <w:rPr>
+      <w:rFonts w:eastAsia="黑体"/>
       <w:color w:val="902000"/>
     </w:rPr>
   </w:style>
@@ -13886,6 +14413,7 @@
     <w:name w:val="DecValTok"/>
     <w:basedOn w:val="VerbatimChar"/>
     <w:rPr>
+      <w:rFonts w:eastAsia="黑体"/>
       <w:color w:val="40a070"/>
     </w:rPr>
   </w:style>
@@ -13893,6 +14421,7 @@
     <w:name w:val="BaseNTok"/>
     <w:basedOn w:val="VerbatimChar"/>
     <w:rPr>
+      <w:rFonts w:eastAsia="黑体"/>
       <w:color w:val="40a070"/>
     </w:rPr>
   </w:style>
@@ -13900,6 +14429,7 @@
     <w:name w:val="FloatTok"/>
     <w:basedOn w:val="VerbatimChar"/>
     <w:rPr>
+      <w:rFonts w:eastAsia="黑体"/>
       <w:color w:val="40a070"/>
     </w:rPr>
   </w:style>
@@ -13907,6 +14437,7 @@
     <w:name w:val="ConstantTok"/>
     <w:basedOn w:val="VerbatimChar"/>
     <w:rPr>
+      <w:rFonts w:eastAsia="黑体"/>
       <w:color w:val="880000"/>
     </w:rPr>
   </w:style>
@@ -13914,6 +14445,7 @@
     <w:name w:val="CharTok"/>
     <w:basedOn w:val="VerbatimChar"/>
     <w:rPr>
+      <w:rFonts w:eastAsia="黑体"/>
       <w:color w:val="4070a0"/>
     </w:rPr>
   </w:style>
@@ -13921,6 +14453,7 @@
     <w:name w:val="SpecialCharTok"/>
     <w:basedOn w:val="VerbatimChar"/>
     <w:rPr>
+      <w:rFonts w:eastAsia="黑体"/>
       <w:color w:val="4070a0"/>
     </w:rPr>
   </w:style>
@@ -13928,6 +14461,7 @@
     <w:name w:val="StringTok"/>
     <w:basedOn w:val="VerbatimChar"/>
     <w:rPr>
+      <w:rFonts w:eastAsia="黑体"/>
       <w:color w:val="4070a0"/>
     </w:rPr>
   </w:style>
@@ -13935,6 +14469,7 @@
     <w:name w:val="VerbatimStringTok"/>
     <w:basedOn w:val="VerbatimChar"/>
     <w:rPr>
+      <w:rFonts w:eastAsia="黑体"/>
       <w:color w:val="4070a0"/>
     </w:rPr>
   </w:style>
@@ -13942,6 +14477,7 @@
     <w:name w:val="SpecialStringTok"/>
     <w:basedOn w:val="VerbatimChar"/>
     <w:rPr>
+      <w:rFonts w:eastAsia="黑体"/>
       <w:color w:val="bb6688"/>
     </w:rPr>
   </w:style>
@@ -13949,6 +14485,7 @@
     <w:name w:val="ImportTok"/>
     <w:basedOn w:val="VerbatimChar"/>
     <w:rPr>
+      <w:rFonts w:eastAsia="黑体"/>
       <w:b/>
       <w:color w:val="008000"/>
     </w:rPr>
@@ -13957,6 +14494,7 @@
     <w:name w:val="CommentTok"/>
     <w:basedOn w:val="VerbatimChar"/>
     <w:rPr>
+      <w:rFonts w:eastAsia="黑体"/>
       <w:i/>
       <w:color w:val="60a0b0"/>
     </w:rPr>
@@ -13965,6 +14503,7 @@
     <w:name w:val="DocumentationTok"/>
     <w:basedOn w:val="VerbatimChar"/>
     <w:rPr>
+      <w:rFonts w:eastAsia="黑体"/>
       <w:i/>
       <w:color w:val="ba2121"/>
     </w:rPr>
@@ -13973,6 +14512,7 @@
     <w:name w:val="AnnotationTok"/>
     <w:basedOn w:val="VerbatimChar"/>
     <w:rPr>
+      <w:rFonts w:eastAsia="黑体"/>
       <w:b/>
       <w:i/>
       <w:color w:val="60a0b0"/>
@@ -13982,6 +14522,7 @@
     <w:name w:val="CommentVarTok"/>
     <w:basedOn w:val="VerbatimChar"/>
     <w:rPr>
+      <w:rFonts w:eastAsia="黑体"/>
       <w:b/>
       <w:i/>
       <w:color w:val="60a0b0"/>
@@ -13991,6 +14532,7 @@
     <w:name w:val="OtherTok"/>
     <w:basedOn w:val="VerbatimChar"/>
     <w:rPr>
+      <w:rFonts w:eastAsia="黑体"/>
       <w:color w:val="007020"/>
     </w:rPr>
   </w:style>
@@ -13998,6 +14540,7 @@
     <w:name w:val="FunctionTok"/>
     <w:basedOn w:val="VerbatimChar"/>
     <w:rPr>
+      <w:rFonts w:eastAsia="黑体"/>
       <w:color w:val="06287e"/>
     </w:rPr>
   </w:style>
@@ -14005,6 +14548,7 @@
     <w:name w:val="VariableTok"/>
     <w:basedOn w:val="VerbatimChar"/>
     <w:rPr>
+      <w:rFonts w:eastAsia="黑体"/>
       <w:color w:val="19177c"/>
     </w:rPr>
   </w:style>
@@ -14012,6 +14556,7 @@
     <w:name w:val="ControlFlowTok"/>
     <w:basedOn w:val="VerbatimChar"/>
     <w:rPr>
+      <w:rFonts w:eastAsia="黑体"/>
       <w:b/>
       <w:color w:val="007020"/>
     </w:rPr>
@@ -14020,6 +14565,7 @@
     <w:name w:val="OperatorTok"/>
     <w:basedOn w:val="VerbatimChar"/>
     <w:rPr>
+      <w:rFonts w:eastAsia="黑体"/>
       <w:color w:val="666666"/>
     </w:rPr>
   </w:style>
@@ -14027,18 +14573,22 @@
     <w:name w:val="BuiltInTok"/>
     <w:basedOn w:val="VerbatimChar"/>
     <w:rPr>
+      <w:rFonts w:eastAsia="黑体"/>
       <w:color w:val="008000"/>
     </w:rPr>
   </w:style>
   <w:style w:type="character" w:customStyle="1" w:styleId="ExtensionTok">
     <w:name w:val="ExtensionTok"/>
     <w:basedOn w:val="VerbatimChar"/>
-    <w:rPr/>
+    <w:rPr>
+      <w:rFonts w:eastAsia="黑体"/>
+    </w:rPr>
   </w:style>
   <w:style w:type="character" w:customStyle="1" w:styleId="PreprocessorTok">
     <w:name w:val="PreprocessorTok"/>
     <w:basedOn w:val="VerbatimChar"/>
     <w:rPr>
+      <w:rFonts w:eastAsia="黑体"/>
       <w:color w:val="bc7a00"/>
     </w:rPr>
   </w:style>
@@ -14046,18 +14596,22 @@
     <w:name w:val="AttributeTok"/>
     <w:basedOn w:val="VerbatimChar"/>
     <w:rPr>
+      <w:rFonts w:eastAsia="黑体"/>
       <w:color w:val="7d9029"/>
     </w:rPr>
   </w:style>
   <w:style w:type="character" w:customStyle="1" w:styleId="RegionMarkerTok">
     <w:name w:val="RegionMarkerTok"/>
     <w:basedOn w:val="VerbatimChar"/>
-    <w:rPr/>
+    <w:rPr>
+      <w:rFonts w:eastAsia="黑体"/>
+    </w:rPr>
   </w:style>
   <w:style w:type="character" w:customStyle="1" w:styleId="InformationTok">
     <w:name w:val="InformationTok"/>
     <w:basedOn w:val="VerbatimChar"/>
     <w:rPr>
+      <w:rFonts w:eastAsia="黑体"/>
       <w:b/>
       <w:i/>
       <w:color w:val="60a0b0"/>
@@ -14067,6 +14621,7 @@
     <w:name w:val="WarningTok"/>
     <w:basedOn w:val="VerbatimChar"/>
     <w:rPr>
+      <w:rFonts w:eastAsia="黑体"/>
       <w:b/>
       <w:i/>
       <w:color w:val="60a0b0"/>
@@ -14076,6 +14631,7 @@
     <w:name w:val="AlertTok"/>
     <w:basedOn w:val="VerbatimChar"/>
     <w:rPr>
+      <w:rFonts w:eastAsia="黑体"/>
       <w:b/>
       <w:color w:val="ff0000"/>
     </w:rPr>
@@ -14084,6 +14640,7 @@
     <w:name w:val="ErrorTok"/>
     <w:basedOn w:val="VerbatimChar"/>
     <w:rPr>
+      <w:rFonts w:eastAsia="黑体"/>
       <w:b/>
       <w:color w:val="ff0000"/>
     </w:rPr>
@@ -14091,7 +14648,9 @@
   <w:style w:type="character" w:customStyle="1" w:styleId="NormalTok">
     <w:name w:val="NormalTok"/>
     <w:basedOn w:val="VerbatimChar"/>
-    <w:rPr/>
+    <w:rPr>
+      <w:rFonts w:eastAsia="黑体"/>
+    </w:rPr>
   </w:style>
 </w:styles>
 </file>
@@ -14140,12 +14699,12 @@
     <a:fontScheme name="Office">
       <a:majorFont>
         <a:latin typeface="Calibri"/>
-        <a:ea typeface=""/>
+        <a:ea typeface="黑体"/>
         <a:cs typeface=""/>
         <a:font script="Jpan" typeface="ＭＳ ゴシック"/>
         <a:font script="Hang" typeface="맑은 고딕"/>
-        <a:font script="Hans" typeface="宋体"/>
-        <a:font script="Hant" typeface="新細明體"/>
+        <a:font script="Hans" typeface="黑体"/>
+        <a:font script="Hant" typeface="黑体"/>
         <a:font script="Arab" typeface="Times New Roman"/>
         <a:font script="Hebr" typeface="Times New Roman"/>
         <a:font script="Thai" typeface="Angsana New"/>
@@ -14175,12 +14734,12 @@
       </a:majorFont>
       <a:minorFont>
         <a:latin typeface="Cambria"/>
-        <a:ea typeface=""/>
+        <a:ea typeface="黑体"/>
         <a:cs typeface=""/>
         <a:font script="Jpan" typeface="ＭＳ 明朝"/>
         <a:font script="Hang" typeface="맑은 고딕"/>
-        <a:font script="Hans" typeface="宋体"/>
-        <a:font script="Hant" typeface="新細明體"/>
+        <a:font script="Hans" typeface="黑体"/>
+        <a:font script="Hant" typeface="黑体"/>
         <a:font script="Arab" typeface="Arial"/>
         <a:font script="Hebr" typeface="Arial"/>
         <a:font script="Thai" typeface="Cordia New"/>

--- a/10-保护电路/02-过流保护/保险丝保护电路/保险丝保护电路.docx
+++ b/10-保护电路/02-过流保护/保险丝保护电路/保险丝保护电路.docx
@@ -1628,7 +1628,7 @@
           <w:color w:val="555555"/>
           <w:sz w:val="21"/>
         </w:rPr>
-        <w:t>材料收集者：杜文杰，WX手机：19519196569，QQ:3478827729</w:t>
+        <w:t>材料收集者：杜文杰，微信/手机：19519196569，QQ:3478827729</w:t>
       </w:r>
     </w:p>
     <w:sectPr>
